--- a/public/JuarezMonroy Arturo CV.docx
+++ b/public/JuarezMonroy Arturo CV.docx
@@ -21,7 +21,7 @@
           <w:szCs w:val="18"/>
         </w:rPr>
         <w:drawing>
-          <wp:anchor distT="0" distB="0" distL="114300" distR="114300" simplePos="0" relativeHeight="251659264" behindDoc="0" locked="0" layoutInCell="1" allowOverlap="1" wp14:anchorId="03048CA8" wp14:editId="4CF3E74E">
+          <wp:anchor distT="0" distB="0" distL="114300" distR="114300" simplePos="0" relativeHeight="251659264" behindDoc="0" locked="0" layoutInCell="1" allowOverlap="1" wp14:anchorId="03048CA8" wp14:editId="123E56BA">
             <wp:simplePos x="0" y="0"/>
             <wp:positionH relativeFrom="column">
               <wp:posOffset>4114867</wp:posOffset>
@@ -70,7 +70,7 @@
                   <pic:spPr bwMode="auto">
                     <a:xfrm>
                       <a:off x="0" y="0"/>
-                      <a:ext cx="619870" cy="708861"/>
+                      <a:ext cx="619125" cy="708009"/>
                     </a:xfrm>
                     <a:prstGeom prst="ellipse">
                       <a:avLst/>
@@ -184,14 +184,6 @@
           <w:szCs w:val="24"/>
         </w:rPr>
       </w:pPr>
-      <w:r>
-        <w:rPr>
-          <w:color w:val="4F4F4F"/>
-          <w:sz w:val="16"/>
-          <w:szCs w:val="24"/>
-        </w:rPr>
-        <w:t xml:space="preserve">Sitio web: </w:t>
-      </w:r>
       <w:proofErr w:type="spellStart"/>
       <w:r>
         <w:rPr>
@@ -206,10 +198,22 @@
         <w:t>arturojuarezmonroy.vercel.app</w:t>
       </w:r>
       <w:proofErr w:type="spellEnd"/>
+      <w:r>
+        <w:rPr>
+          <w:b/>
+          <w:bCs/>
+          <w:i/>
+          <w:iCs/>
+          <w:color w:val="1B8A0C"/>
+          <w:sz w:val="16"/>
+          <w:szCs w:val="24"/>
+        </w:rPr>
+        <w:t xml:space="preserve"> </w:t>
+      </w:r>
     </w:p>
     <w:p>
       <w:pPr>
-        <w:pStyle w:val="Opskrif1"/>
+        <w:pStyle w:val="Ttulo1"/>
         <w:pBdr>
           <w:bottom w:val="single" w:sz="8" w:space="1" w:color="D9E2F3"/>
         </w:pBdr>
@@ -289,7 +293,7 @@
     <w:p/>
     <w:p>
       <w:pPr>
-        <w:pStyle w:val="Opskrif1"/>
+        <w:pStyle w:val="Ttulo1"/>
         <w:pBdr>
           <w:bottom w:val="single" w:sz="8" w:space="1" w:color="D9E2F3"/>
         </w:pBdr>
@@ -306,63 +310,196 @@
       </w:r>
     </w:p>
     <w:p>
+      <w:pPr>
+        <w:rPr>
+          <w:bCs/>
+        </w:rPr>
+      </w:pPr>
       <w:r>
         <w:rPr>
           <w:b/>
         </w:rPr>
-        <w:t xml:space="preserve">Frontend principal: </w:t>
-      </w:r>
-      <w:r>
-        <w:t xml:space="preserve">JavaScript, </w:t>
+        <w:t>Frontend:</w:t>
+      </w:r>
+      <w:r>
+        <w:rPr>
+          <w:bCs/>
+        </w:rPr>
+        <w:t xml:space="preserve"> JavaScript, </w:t>
       </w:r>
       <w:proofErr w:type="spellStart"/>
       <w:r>
+        <w:rPr>
+          <w:bCs/>
+        </w:rPr>
         <w:t>TypeScript</w:t>
       </w:r>
       <w:proofErr w:type="spellEnd"/>
       <w:r>
+        <w:rPr>
+          <w:bCs/>
+        </w:rPr>
         <w:t xml:space="preserve">, </w:t>
       </w:r>
       <w:proofErr w:type="spellStart"/>
       <w:r>
+        <w:rPr>
+          <w:bCs/>
+        </w:rPr>
         <w:t>React</w:t>
       </w:r>
       <w:proofErr w:type="spellEnd"/>
       <w:r>
-        <w:t xml:space="preserve">, Next.js, Angular, HTML, </w:t>
-      </w:r>
-      <w:r>
-        <w:t xml:space="preserve">HTML5, </w:t>
+        <w:rPr>
+          <w:bCs/>
+        </w:rPr>
+        <w:t xml:space="preserve">, Next.js, Angular, HTML5, </w:t>
       </w:r>
       <w:proofErr w:type="spellStart"/>
       <w:r>
+        <w:rPr>
+          <w:bCs/>
+        </w:rPr>
         <w:t>Canvas</w:t>
       </w:r>
       <w:proofErr w:type="spellEnd"/>
       <w:r>
+        <w:rPr>
+          <w:bCs/>
+        </w:rPr>
+        <w:t xml:space="preserve">, CSS, </w:t>
+      </w:r>
+      <w:proofErr w:type="spellStart"/>
+      <w:r>
+        <w:rPr>
+          <w:bCs/>
+        </w:rPr>
+        <w:t>Tailwind</w:t>
+      </w:r>
+      <w:proofErr w:type="spellEnd"/>
+      <w:r>
+        <w:rPr>
+          <w:bCs/>
+        </w:rPr>
+        <w:t xml:space="preserve"> CSS, Astro, </w:t>
+      </w:r>
+      <w:r>
+        <w:rPr>
+          <w:bCs/>
+        </w:rPr>
+        <w:t>Vite</w:t>
+      </w:r>
+      <w:r>
+        <w:rPr>
+          <w:bCs/>
+        </w:rPr>
         <w:t xml:space="preserve">, </w:t>
       </w:r>
-      <w:r>
-        <w:t xml:space="preserve">CSS, </w:t>
-      </w:r>
       <w:proofErr w:type="spellStart"/>
       <w:r>
-        <w:t>Tailwind</w:t>
+        <w:rPr>
+          <w:bCs/>
+        </w:rPr>
+        <w:t>React</w:t>
       </w:r>
       <w:proofErr w:type="spellEnd"/>
       <w:r>
-        <w:t xml:space="preserve"> CSS, Astro, Git, REST </w:t>
+        <w:rPr>
+          <w:bCs/>
+        </w:rPr>
+        <w:t xml:space="preserve"> Native, Three.js, A-Frame, Responsive </w:t>
       </w:r>
       <w:proofErr w:type="spellStart"/>
       <w:r>
+        <w:rPr>
+          <w:bCs/>
+        </w:rPr>
+        <w:t>Design</w:t>
+      </w:r>
+      <w:proofErr w:type="spellEnd"/>
+      <w:r>
+        <w:rPr>
+          <w:bCs/>
+        </w:rPr>
+        <w:t>, componentes reutilizables (</w:t>
+      </w:r>
+      <w:proofErr w:type="spellStart"/>
+      <w:r>
+        <w:rPr>
+          <w:bCs/>
+        </w:rPr>
+        <w:t>React</w:t>
+      </w:r>
+      <w:proofErr w:type="spellEnd"/>
+      <w:r>
+        <w:rPr>
+          <w:bCs/>
+        </w:rPr>
+        <w:t xml:space="preserve">, Angular y Web </w:t>
+      </w:r>
+      <w:proofErr w:type="spellStart"/>
+      <w:r>
+        <w:rPr>
+          <w:bCs/>
+        </w:rPr>
+        <w:t>Components</w:t>
+      </w:r>
+      <w:proofErr w:type="spellEnd"/>
+      <w:r>
+        <w:rPr>
+          <w:bCs/>
+        </w:rPr>
+        <w:t xml:space="preserve">), consumo e integración de </w:t>
+      </w:r>
+      <w:proofErr w:type="spellStart"/>
+      <w:r>
+        <w:rPr>
+          <w:bCs/>
+        </w:rPr>
         <w:t>APIs</w:t>
       </w:r>
       <w:proofErr w:type="spellEnd"/>
       <w:r>
+        <w:rPr>
+          <w:bCs/>
+        </w:rPr>
+        <w:t xml:space="preserve"> REST, manejo de estado en </w:t>
+      </w:r>
+      <w:proofErr w:type="spellStart"/>
+      <w:r>
+        <w:rPr>
+          <w:bCs/>
+        </w:rPr>
+        <w:t>React</w:t>
+      </w:r>
+      <w:proofErr w:type="spellEnd"/>
+      <w:r>
+        <w:rPr>
+          <w:bCs/>
+        </w:rPr>
+        <w:t xml:space="preserve"> y desarrollo de </w:t>
+      </w:r>
+      <w:proofErr w:type="spellStart"/>
+      <w:r>
+        <w:rPr>
+          <w:bCs/>
+        </w:rPr>
+        <w:t>PWAs</w:t>
+      </w:r>
+      <w:proofErr w:type="spellEnd"/>
+      <w:r>
+        <w:rPr>
+          <w:bCs/>
+        </w:rPr>
         <w:t>.</w:t>
       </w:r>
     </w:p>
     <w:p>
+      <w:pPr>
+        <w:rPr>
+          <w:bCs/>
+        </w:rPr>
+      </w:pPr>
       <w:proofErr w:type="spellStart"/>
       <w:r>
         <w:rPr>
@@ -375,121 +512,248 @@
         <w:rPr>
           <w:b/>
         </w:rPr>
-        <w:t xml:space="preserve"> y datos: </w:t>
-      </w:r>
-      <w:r>
-        <w:t xml:space="preserve">Node.js, Java, Spring Boot, </w:t>
+        <w:t xml:space="preserve"> y datos:</w:t>
+      </w:r>
+      <w:r>
+        <w:rPr>
+          <w:bCs/>
+        </w:rPr>
+        <w:t xml:space="preserve"> Node.js, Java, Spring Boot, </w:t>
       </w:r>
       <w:proofErr w:type="spellStart"/>
       <w:r>
+        <w:rPr>
+          <w:bCs/>
+        </w:rPr>
         <w:t>Hibernate</w:t>
       </w:r>
       <w:proofErr w:type="spellEnd"/>
       <w:r>
+        <w:rPr>
+          <w:bCs/>
+        </w:rPr>
         <w:t xml:space="preserve">, HQL, </w:t>
       </w:r>
       <w:proofErr w:type="spellStart"/>
       <w:r>
+        <w:rPr>
+          <w:bCs/>
+        </w:rPr>
         <w:t>Criteria</w:t>
       </w:r>
       <w:proofErr w:type="spellEnd"/>
       <w:r>
-        <w:t xml:space="preserve"> API, SQL, Oracle, PostgreSQL, MySQL, SQL Server, SQLite, MongoDB, Prisma ORM, PL/SQL, Laravel, PHP.</w:t>
-      </w:r>
-      <w:r>
-        <w:t xml:space="preserve"> </w:t>
+        <w:rPr>
+          <w:bCs/>
+        </w:rPr>
+        <w:t xml:space="preserve"> API, SQL, PL/SQL, Oracle, PostgreSQL, MySQL, SQL Server, SQLite, MongoDB, Prisma ORM, Laravel, PHP, desarrollo de </w:t>
+      </w:r>
+      <w:proofErr w:type="spellStart"/>
+      <w:r>
+        <w:rPr>
+          <w:bCs/>
+        </w:rPr>
+        <w:t>APIs</w:t>
+      </w:r>
+      <w:proofErr w:type="spellEnd"/>
+      <w:r>
+        <w:rPr>
+          <w:bCs/>
+        </w:rPr>
+        <w:t xml:space="preserve"> REST, implementación de reglas de negocio, integración con bases de datos y persistencia mediante ORM y consultas nativas.</w:t>
       </w:r>
     </w:p>
     <w:p>
+      <w:pPr>
+        <w:rPr>
+          <w:bCs/>
+        </w:rPr>
+      </w:pPr>
       <w:r>
         <w:rPr>
           <w:b/>
         </w:rPr>
-        <w:t xml:space="preserve">Herramientas y complementos: </w:t>
-      </w:r>
-      <w:r>
-        <w:t xml:space="preserve">GitHub, Scrum, JSON, </w:t>
+        <w:t>Herramientas y metodologías:</w:t>
+      </w:r>
+      <w:r>
+        <w:rPr>
+          <w:bCs/>
+        </w:rPr>
+        <w:t xml:space="preserve"> Git, GitHub, Git Flow, </w:t>
       </w:r>
       <w:proofErr w:type="spellStart"/>
       <w:r>
+        <w:rPr>
+          <w:bCs/>
+        </w:rPr>
+        <w:t>Merge</w:t>
+      </w:r>
+      <w:proofErr w:type="spellEnd"/>
+      <w:r>
+        <w:rPr>
+          <w:bCs/>
+        </w:rPr>
+        <w:t xml:space="preserve"> </w:t>
+      </w:r>
+      <w:proofErr w:type="spellStart"/>
+      <w:r>
+        <w:rPr>
+          <w:bCs/>
+        </w:rPr>
+        <w:t>Requests</w:t>
+      </w:r>
+      <w:proofErr w:type="spellEnd"/>
+      <w:r>
+        <w:rPr>
+          <w:bCs/>
+        </w:rPr>
+        <w:t xml:space="preserve">, Scrum/Agile, JSON, </w:t>
+      </w:r>
+      <w:proofErr w:type="spellStart"/>
+      <w:r>
+        <w:rPr>
+          <w:bCs/>
+        </w:rPr>
         <w:t>Firebase</w:t>
       </w:r>
       <w:proofErr w:type="spellEnd"/>
       <w:r>
+        <w:rPr>
+          <w:bCs/>
+        </w:rPr>
         <w:t>/</w:t>
       </w:r>
       <w:proofErr w:type="spellStart"/>
       <w:r>
+        <w:rPr>
+          <w:bCs/>
+        </w:rPr>
         <w:t>Firestore</w:t>
       </w:r>
       <w:proofErr w:type="spellEnd"/>
       <w:r>
-        <w:t xml:space="preserve">, WordPress, Python, Excel, Power BI, MySQL </w:t>
+        <w:rPr>
+          <w:bCs/>
+        </w:rPr>
+        <w:t xml:space="preserve">, WordPress, </w:t>
+      </w:r>
+      <w:r>
+        <w:rPr>
+          <w:bCs/>
+        </w:rPr>
+        <w:t>Postman</w:t>
+      </w:r>
+      <w:r>
+        <w:rPr>
+          <w:bCs/>
+        </w:rPr>
+        <w:t xml:space="preserve">, </w:t>
+      </w:r>
+      <w:r>
+        <w:rPr>
+          <w:bCs/>
+        </w:rPr>
+        <w:t xml:space="preserve">Python, Excel, Power BI, MySQL </w:t>
       </w:r>
       <w:proofErr w:type="spellStart"/>
       <w:r>
+        <w:rPr>
+          <w:bCs/>
+        </w:rPr>
         <w:t>Workbench</w:t>
       </w:r>
       <w:proofErr w:type="spellEnd"/>
       <w:r>
+        <w:rPr>
+          <w:bCs/>
+        </w:rPr>
         <w:t xml:space="preserve">, </w:t>
       </w:r>
+      <w:r>
+        <w:rPr>
+          <w:bCs/>
+        </w:rPr>
+        <w:t>Jira</w:t>
+      </w:r>
+      <w:r>
+        <w:rPr>
+          <w:bCs/>
+        </w:rPr>
+        <w:t xml:space="preserve">, </w:t>
+      </w:r>
+      <w:r>
+        <w:rPr>
+          <w:bCs/>
+        </w:rPr>
+        <w:t xml:space="preserve">TensorFlow.js, </w:t>
+      </w:r>
       <w:proofErr w:type="spellStart"/>
       <w:r>
-        <w:t>React</w:t>
+        <w:rPr>
+          <w:bCs/>
+        </w:rPr>
+        <w:t>MobileNet</w:t>
       </w:r>
       <w:proofErr w:type="spellEnd"/>
       <w:r>
-        <w:t xml:space="preserve"> Native, Three.js, A-Frame, TensorFlow.js, </w:t>
+        <w:rPr>
+          <w:bCs/>
+        </w:rPr>
+        <w:t xml:space="preserve">, Ollama, GeoJSON, </w:t>
       </w:r>
       <w:proofErr w:type="spellStart"/>
       <w:r>
-        <w:t>MobileNet</w:t>
+        <w:rPr>
+          <w:bCs/>
+        </w:rPr>
+        <w:t>OpenStreetMap</w:t>
       </w:r>
       <w:proofErr w:type="spellEnd"/>
       <w:r>
-        <w:t xml:space="preserve">, Ollama, GeoJSON, </w:t>
+        <w:rPr>
+          <w:bCs/>
+        </w:rPr>
+        <w:t xml:space="preserve">, </w:t>
       </w:r>
       <w:proofErr w:type="spellStart"/>
       <w:r>
-        <w:t>OpenStreetMap</w:t>
+        <w:rPr>
+          <w:bCs/>
+        </w:rPr>
+        <w:t>Overpass</w:t>
       </w:r>
       <w:proofErr w:type="spellEnd"/>
       <w:r>
-        <w:t xml:space="preserve">, </w:t>
+        <w:rPr>
+          <w:bCs/>
+        </w:rPr>
+        <w:t xml:space="preserve"> API, CI/CD (</w:t>
       </w:r>
       <w:proofErr w:type="spellStart"/>
       <w:r>
-        <w:t>Overpass</w:t>
+        <w:rPr>
+          <w:bCs/>
+        </w:rPr>
+        <w:t>Vercel</w:t>
       </w:r>
       <w:proofErr w:type="spellEnd"/>
       <w:r>
-        <w:t xml:space="preserve"> API, PWA, </w:t>
-      </w:r>
-      <w:r>
-        <w:t>CI/CD (</w:t>
-      </w:r>
-      <w:proofErr w:type="spellStart"/>
-      <w:r>
-        <w:t>Vercel</w:t>
-      </w:r>
-      <w:proofErr w:type="spellEnd"/>
-      <w:r>
-        <w:t xml:space="preserve">), </w:t>
-      </w:r>
-      <w:r>
-        <w:t>Web Speech API.</w:t>
-      </w:r>
-      <w:r>
-        <w:t xml:space="preserve"> </w:t>
+        <w:rPr>
+          <w:bCs/>
+        </w:rPr>
+        <w:t>), Web Speech API.</w:t>
       </w:r>
     </w:p>
     <w:p>
       <w:r>
         <w:rPr>
           <w:b/>
-        </w:rPr>
-        <w:t xml:space="preserve">Idiomas: </w:t>
+          <w:bCs/>
+        </w:rPr>
+        <w:t>Idiomas:</w:t>
+      </w:r>
+      <w:r>
+        <w:t xml:space="preserve"> </w:t>
       </w:r>
       <w:proofErr w:type="gramStart"/>
       <w:r>
@@ -497,22 +761,13 @@
       </w:r>
       <w:proofErr w:type="gramEnd"/>
       <w:r>
-        <w:t xml:space="preserve"> nativo; inglés </w:t>
-      </w:r>
-      <w:r>
-        <w:t>B1</w:t>
-      </w:r>
-      <w:r>
-        <w:t>.</w:t>
-      </w:r>
-      <w:r>
-        <w:t xml:space="preserve"> </w:t>
+        <w:t xml:space="preserve"> (nativo) e inglés (B1).</w:t>
       </w:r>
     </w:p>
     <w:p/>
     <w:p>
       <w:pPr>
-        <w:pStyle w:val="Opskrif1"/>
+        <w:pStyle w:val="Ttulo1"/>
         <w:pBdr>
           <w:bottom w:val="single" w:sz="8" w:space="1" w:color="D9E2F3"/>
         </w:pBdr>
@@ -525,184 +780,183 @@
           <w:rFonts w:ascii="Calibri" w:hAnsi="Calibri"/>
           <w:color w:val="1B8A0C"/>
         </w:rPr>
-        <w:t>FRONTEND HIGHLIGHTS</w:t>
+        <w:t>EXPERIENCIA PROFESIONAL</w:t>
       </w:r>
     </w:p>
     <w:p>
       <w:pPr>
-        <w:pStyle w:val="Lyskolpunt"/>
-        <w:ind w:left="288" w:hanging="202"/>
-      </w:pPr>
-      <w:r>
-        <w:t xml:space="preserve">Desarrollo con </w:t>
-      </w:r>
-      <w:proofErr w:type="spellStart"/>
-      <w:r>
-        <w:t>React</w:t>
-      </w:r>
-      <w:proofErr w:type="spellEnd"/>
-      <w:r>
-        <w:t xml:space="preserve">, JavaScript moderno y </w:t>
-      </w:r>
-      <w:proofErr w:type="spellStart"/>
-      <w:r>
-        <w:t>TypeScript</w:t>
-      </w:r>
-      <w:proofErr w:type="spellEnd"/>
-      <w:r>
-        <w:t>.</w:t>
+        <w:keepNext/>
+        <w:spacing w:before="40" w:after="0"/>
+      </w:pPr>
+      <w:r>
+        <w:rPr>
+          <w:b/>
+        </w:rPr>
+        <w:t xml:space="preserve">Analista Desarrollador | </w:t>
+      </w:r>
+      <w:proofErr w:type="gramStart"/>
+      <w:r>
+        <w:rPr>
+          <w:b/>
+        </w:rPr>
+        <w:t>Abril</w:t>
+      </w:r>
+      <w:proofErr w:type="gramEnd"/>
+      <w:r>
+        <w:rPr>
+          <w:b/>
+        </w:rPr>
+        <w:t xml:space="preserve"> 2026 - </w:t>
+      </w:r>
+      <w:proofErr w:type="gramStart"/>
+      <w:r>
+        <w:rPr>
+          <w:b/>
+        </w:rPr>
+        <w:t>Junio</w:t>
+      </w:r>
+      <w:proofErr w:type="gramEnd"/>
+      <w:r>
+        <w:rPr>
+          <w:b/>
+        </w:rPr>
+        <w:t xml:space="preserve"> 2026</w:t>
       </w:r>
     </w:p>
     <w:p>
       <w:pPr>
-        <w:pStyle w:val="Lyskolpunt"/>
-        <w:ind w:left="288" w:hanging="202"/>
-      </w:pPr>
-      <w:r>
-        <w:t>Desarrollo con Angular en PWA y sistema de reservaciones.</w:t>
+        <w:keepNext/>
+        <w:spacing w:after="10"/>
+        <w:rPr>
+          <w:color w:val="1B8A0C"/>
+        </w:rPr>
+      </w:pPr>
+      <w:r>
+        <w:rPr>
+          <w:i/>
+          <w:color w:val="1B8A0C"/>
+        </w:rPr>
+        <w:t>INBURSA Grupo Financiero | Pachuca de Soto, Hidalgo</w:t>
       </w:r>
     </w:p>
     <w:p>
       <w:pPr>
-        <w:pStyle w:val="Lyskolpunt"/>
+        <w:pStyle w:val="Listaconvietas"/>
         <w:ind w:left="288" w:hanging="202"/>
       </w:pPr>
       <w:r>
-        <w:t xml:space="preserve">Desarrollo con Next.js para aplicaciones web e integración de </w:t>
+        <w:t xml:space="preserve">Desarrollé y di soporte a la lógica </w:t>
       </w:r>
       <w:proofErr w:type="spellStart"/>
       <w:r>
-        <w:t>APIs</w:t>
+        <w:t>backend</w:t>
       </w:r>
       <w:proofErr w:type="spellEnd"/>
       <w:r>
-        <w:t xml:space="preserve"> propias.</w:t>
+        <w:t xml:space="preserve"> en Java para el sector financiero. Estructuré el código usando una arquitectura por capas (APP → Business Logic → DAO) y empleé </w:t>
+      </w:r>
+      <w:r>
+        <w:rPr>
+          <w:rFonts w:ascii="Segoe UI Symbol" w:hAnsi="Segoe UI Symbol" w:cs="Segoe UI Symbol"/>
+        </w:rPr>
+        <w:t>⁠</w:t>
+      </w:r>
+      <w:proofErr w:type="spellStart"/>
+      <w:r>
+        <w:t>Hibernate</w:t>
+      </w:r>
+      <w:proofErr w:type="spellEnd"/>
+      <w:r>
+        <w:t xml:space="preserve"> para facilitar la conexi</w:t>
+      </w:r>
+      <w:r>
+        <w:rPr>
+          <w:rFonts w:cs="Calibri"/>
+        </w:rPr>
+        <w:t>ó</w:t>
+      </w:r>
+      <w:r>
+        <w:t>n con la base de datos.</w:t>
       </w:r>
     </w:p>
     <w:p>
       <w:pPr>
-        <w:pStyle w:val="Lyskolpunt"/>
+        <w:pStyle w:val="Listaconvietas"/>
         <w:ind w:left="288" w:hanging="202"/>
       </w:pPr>
       <w:r>
-        <w:t xml:space="preserve">Consumo de </w:t>
+        <w:t xml:space="preserve">Implementé y analicé operaciones de persistencia con </w:t>
       </w:r>
       <w:proofErr w:type="spellStart"/>
       <w:r>
-        <w:t>APIs</w:t>
+        <w:t>Hibernate</w:t>
       </w:r>
       <w:proofErr w:type="spellEnd"/>
       <w:r>
-        <w:t xml:space="preserve"> REST y manejo de estado en interfaces </w:t>
+        <w:t xml:space="preserve">, HQL y </w:t>
       </w:r>
       <w:proofErr w:type="spellStart"/>
       <w:r>
-        <w:t>React</w:t>
+        <w:t>Criteria</w:t>
       </w:r>
       <w:proofErr w:type="spellEnd"/>
       <w:r>
-        <w:t>.</w:t>
+        <w:t xml:space="preserve"> API sobre Oracle.</w:t>
       </w:r>
     </w:p>
     <w:p>
       <w:pPr>
-        <w:pStyle w:val="Lyskolpunt"/>
+        <w:pStyle w:val="Listaconvietas"/>
         <w:ind w:left="288" w:hanging="202"/>
       </w:pPr>
       <w:r>
-        <w:t xml:space="preserve">Responsive </w:t>
-      </w:r>
-      <w:proofErr w:type="spellStart"/>
-      <w:r>
-        <w:t>Design</w:t>
-      </w:r>
-      <w:proofErr w:type="spellEnd"/>
-      <w:r>
-        <w:t xml:space="preserve"> con HTML, CSS y </w:t>
-      </w:r>
-      <w:proofErr w:type="spellStart"/>
-      <w:r>
-        <w:t>Tailwind</w:t>
-      </w:r>
-      <w:proofErr w:type="spellEnd"/>
-      <w:r>
-        <w:t xml:space="preserve"> CSS.</w:t>
+        <w:t>Participé en el análisis de calidad de código con Sonar</w:t>
+      </w:r>
+      <w:r>
+        <w:t>.</w:t>
       </w:r>
     </w:p>
     <w:p>
       <w:pPr>
-        <w:pStyle w:val="Lyskolpunt"/>
+        <w:pStyle w:val="Listaconvietas"/>
         <w:ind w:left="288" w:hanging="202"/>
       </w:pPr>
       <w:r>
-        <w:t>Componentes reutilizables (</w:t>
-      </w:r>
-      <w:proofErr w:type="spellStart"/>
-      <w:r>
-        <w:t>React</w:t>
-      </w:r>
-      <w:proofErr w:type="spellEnd"/>
-      <w:r>
-        <w:t xml:space="preserve">/Angular/Web </w:t>
-      </w:r>
-      <w:proofErr w:type="spellStart"/>
-      <w:r>
-        <w:t>Components</w:t>
-      </w:r>
-      <w:proofErr w:type="spellEnd"/>
-      <w:r>
-        <w:t xml:space="preserve">), control de versiones con Git (Git Flow, </w:t>
-      </w:r>
-      <w:proofErr w:type="spellStart"/>
-      <w:r>
-        <w:t>Merge</w:t>
-      </w:r>
-      <w:proofErr w:type="spellEnd"/>
-      <w:r>
-        <w:t xml:space="preserve"> </w:t>
-      </w:r>
-      <w:proofErr w:type="spellStart"/>
-      <w:r>
-        <w:t>Requests</w:t>
-      </w:r>
-      <w:proofErr w:type="spellEnd"/>
-      <w:r>
-        <w:t>), y colaboración bajo Scrum/Agile.</w:t>
+        <w:t xml:space="preserve">Implementación de logica de negocio y manejo de DTO y VO. </w:t>
       </w:r>
     </w:p>
     <w:p>
       <w:pPr>
-        <w:pStyle w:val="Opskrif1"/>
-        <w:pBdr>
-          <w:bottom w:val="single" w:sz="8" w:space="1" w:color="D9E2F3"/>
-        </w:pBdr>
-        <w:rPr>
-          <w:color w:val="1B8A0C"/>
-        </w:rPr>
-      </w:pPr>
-      <w:r>
-        <w:rPr>
-          <w:rFonts w:ascii="Calibri" w:hAnsi="Calibri"/>
-          <w:color w:val="1B8A0C"/>
-        </w:rPr>
-        <w:t>BACKEND HIGHLIGHTS</w:t>
+        <w:pStyle w:val="Listaconvietas"/>
+        <w:ind w:left="288" w:hanging="202"/>
+      </w:pPr>
+      <w:r>
+        <w:t xml:space="preserve">Desarrollo de interfaces utilizando </w:t>
+      </w:r>
+      <w:proofErr w:type="spellStart"/>
+      <w:r>
+        <w:t>ExtJS</w:t>
+      </w:r>
+      <w:proofErr w:type="spellEnd"/>
+      <w:r>
+        <w:t xml:space="preserve">, así como validaciones en el </w:t>
+      </w:r>
+      <w:proofErr w:type="spellStart"/>
+      <w:r>
+        <w:t>frontend</w:t>
+      </w:r>
+      <w:proofErr w:type="spellEnd"/>
+      <w:r>
+        <w:t>.</w:t>
       </w:r>
     </w:p>
     <w:p>
       <w:pPr>
-        <w:pStyle w:val="Lyskolpunt"/>
+        <w:pStyle w:val="Listaconvietas"/>
         <w:ind w:left="288" w:hanging="202"/>
       </w:pPr>
       <w:r>
-        <w:t xml:space="preserve">Construcción de REST </w:t>
-      </w:r>
-      <w:proofErr w:type="spellStart"/>
-      <w:r>
-        <w:t>APIs</w:t>
-      </w:r>
-      <w:proofErr w:type="spellEnd"/>
-      <w:r>
-        <w:t xml:space="preserve"> con Spring Boot</w:t>
+        <w:t>Colaboré en servicios REST con Spring Boot, consultas PL/SQL, documentación técnica</w:t>
       </w:r>
       <w:r>
         <w:t>.</w:t>
@@ -710,119 +964,168 @@
     </w:p>
     <w:p>
       <w:pPr>
-        <w:pStyle w:val="Lyskolpunt"/>
+        <w:pStyle w:val="Listaconvietas"/>
         <w:ind w:left="288" w:hanging="202"/>
       </w:pPr>
       <w:r>
-        <w:t xml:space="preserve">Desarrollo </w:t>
-      </w:r>
-      <w:proofErr w:type="spellStart"/>
-      <w:r>
-        <w:t>backend</w:t>
-      </w:r>
-      <w:proofErr w:type="spellEnd"/>
-      <w:r>
-        <w:t xml:space="preserve"> con Node.js, construyendo </w:t>
-      </w:r>
-      <w:proofErr w:type="spellStart"/>
-      <w:r>
-        <w:t>APIs</w:t>
-      </w:r>
-      <w:proofErr w:type="spellEnd"/>
-      <w:r>
-        <w:t xml:space="preserve"> REST e integrando bases de datos PostgreSQL.</w:t>
+        <w:t>Participación en equipos Scrum.</w:t>
       </w:r>
     </w:p>
     <w:p>
       <w:pPr>
-        <w:pStyle w:val="Lyskolpunt"/>
-        <w:ind w:left="288" w:hanging="202"/>
-      </w:pPr>
-      <w:r>
-        <w:t xml:space="preserve">Implementación de </w:t>
-      </w:r>
-      <w:r>
-        <w:t>reglas de negocio con Java/Spring Boot</w:t>
-      </w:r>
-      <w:r>
-        <w:t>.</w:t>
+        <w:keepNext/>
+        <w:spacing w:before="40" w:after="0"/>
+      </w:pPr>
+      <w:r>
+        <w:rPr>
+          <w:b/>
+        </w:rPr>
+        <w:t xml:space="preserve">Desarrollador Full Stack </w:t>
+      </w:r>
+      <w:proofErr w:type="spellStart"/>
+      <w:r>
+        <w:rPr>
+          <w:b/>
+        </w:rPr>
+        <w:t>React</w:t>
+      </w:r>
+      <w:proofErr w:type="spellEnd"/>
+      <w:r>
+        <w:rPr>
+          <w:b/>
+        </w:rPr>
+        <w:t xml:space="preserve"> | </w:t>
+      </w:r>
+      <w:r>
+        <w:rPr>
+          <w:b/>
+        </w:rPr>
+        <w:t>Julio</w:t>
+      </w:r>
+      <w:r>
+        <w:rPr>
+          <w:b/>
+        </w:rPr>
+        <w:t xml:space="preserve"> 2025 - </w:t>
+      </w:r>
+      <w:proofErr w:type="gramStart"/>
+      <w:r>
+        <w:rPr>
+          <w:b/>
+        </w:rPr>
+        <w:t>Febrero</w:t>
+      </w:r>
+      <w:proofErr w:type="gramEnd"/>
+      <w:r>
+        <w:rPr>
+          <w:b/>
+        </w:rPr>
+        <w:t xml:space="preserve"> 2026</w:t>
       </w:r>
     </w:p>
     <w:p>
       <w:pPr>
-        <w:pStyle w:val="Lyskolpunt"/>
-        <w:ind w:left="288" w:hanging="202"/>
-      </w:pPr>
-      <w:r>
-        <w:t>Manejo de persistencia combinando ORM (</w:t>
+        <w:keepNext/>
+        <w:spacing w:after="10"/>
+        <w:rPr>
+          <w:color w:val="1B8A0C"/>
+        </w:rPr>
+      </w:pPr>
+      <w:r>
+        <w:rPr>
+          <w:i/>
+          <w:color w:val="1B8A0C"/>
+        </w:rPr>
+        <w:t xml:space="preserve">Independent </w:t>
       </w:r>
       <w:proofErr w:type="spellStart"/>
       <w:r>
-        <w:t>Hibernate</w:t>
+        <w:rPr>
+          <w:i/>
+          <w:color w:val="1B8A0C"/>
+        </w:rPr>
+        <w:t>Developer</w:t>
       </w:r>
       <w:proofErr w:type="spellEnd"/>
       <w:r>
-        <w:t>/</w:t>
-      </w:r>
-      <w:proofErr w:type="spellStart"/>
-      <w:r>
-        <w:t>Criteria</w:t>
-      </w:r>
-      <w:proofErr w:type="spellEnd"/>
-      <w:r>
-        <w:t xml:space="preserve"> API) con consultas nativas PL/SQL</w:t>
-      </w:r>
-      <w:r>
-        <w:t>.</w:t>
+        <w:rPr>
+          <w:i/>
+          <w:color w:val="1B8A0C"/>
+        </w:rPr>
+        <w:t xml:space="preserve"> | Pachuca de Soto, Hidalgo</w:t>
       </w:r>
     </w:p>
     <w:p>
       <w:pPr>
-        <w:pStyle w:val="Lyskolpunt"/>
+        <w:pStyle w:val="Listaconvietas"/>
         <w:ind w:left="288" w:hanging="202"/>
       </w:pPr>
       <w:r>
-        <w:t>Desarrollo de plataformas con PHP nativo</w:t>
-      </w:r>
-      <w:r>
-        <w:t xml:space="preserve"> y Laravel</w:t>
-      </w:r>
-      <w:r>
-        <w:t xml:space="preserve"> + MySQL, aplicando lógica de negocio, filtros dinámicos</w:t>
-      </w:r>
-      <w:r>
-        <w:t>.</w:t>
+        <w:t xml:space="preserve">Desarrollo de aplicaciones web modernas utilizando JavaScript, </w:t>
+      </w:r>
+      <w:proofErr w:type="spellStart"/>
+      <w:r>
+        <w:t>TypeScript</w:t>
+      </w:r>
+      <w:proofErr w:type="spellEnd"/>
+      <w:r>
+        <w:t xml:space="preserve">, </w:t>
+      </w:r>
+      <w:proofErr w:type="spellStart"/>
+      <w:r>
+        <w:t>React</w:t>
+      </w:r>
+      <w:proofErr w:type="spellEnd"/>
+      <w:r>
+        <w:t>, Angular y Node.js</w:t>
       </w:r>
     </w:p>
     <w:p>
       <w:pPr>
-        <w:pStyle w:val="Lyskolpunt"/>
-        <w:numPr>
-          <w:ilvl w:val="0"/>
-          <w:numId w:val="0"/>
-        </w:numPr>
-      </w:pPr>
+        <w:pStyle w:val="Listaconvietas"/>
+        <w:ind w:left="288" w:hanging="202"/>
+      </w:pPr>
+      <w:r>
+        <w:t>Diseño e implementación de interfaces responsivas enfocadas en experiencia de usuario.</w:t>
+      </w:r>
     </w:p>
     <w:p>
       <w:pPr>
-        <w:pStyle w:val="Opskrif1"/>
-        <w:pBdr>
-          <w:bottom w:val="single" w:sz="8" w:space="1" w:color="D9E2F3"/>
-        </w:pBdr>
-        <w:rPr>
-          <w:color w:val="1B8A0C"/>
-        </w:rPr>
-      </w:pPr>
-      <w:r>
-        <w:rPr>
-          <w:rFonts w:ascii="Calibri" w:hAnsi="Calibri"/>
-          <w:color w:val="1B8A0C"/>
-        </w:rPr>
-        <w:t>EXPERIENCIA PROFESIONAL</w:t>
+        <w:pStyle w:val="Listaconvietas"/>
+        <w:ind w:left="288" w:hanging="202"/>
+      </w:pPr>
+      <w:r>
+        <w:t xml:space="preserve">Consumo e integración de </w:t>
+      </w:r>
+      <w:proofErr w:type="spellStart"/>
+      <w:r>
+        <w:t>APIs</w:t>
+      </w:r>
+      <w:proofErr w:type="spellEnd"/>
+      <w:r>
+        <w:t xml:space="preserve"> REST.</w:t>
       </w:r>
     </w:p>
     <w:p>
       <w:pPr>
+        <w:pStyle w:val="Listaconvietas"/>
+        <w:ind w:left="288" w:hanging="202"/>
+      </w:pPr>
+      <w:r>
+        <w:t>Manejo de bases de datos relacionales con MySQL, PostgreSQL y SQLite.</w:t>
+      </w:r>
+    </w:p>
+    <w:p>
+      <w:pPr>
+        <w:pStyle w:val="Listaconvietas"/>
+        <w:ind w:left="288" w:hanging="202"/>
+      </w:pPr>
+      <w:r>
+        <w:t>Visualización de archivos Excel a elementos web o transformación en SQL</w:t>
+      </w:r>
+    </w:p>
+    <w:p>
+      <w:pPr>
         <w:keepNext/>
         <w:spacing w:before="40" w:after="0"/>
       </w:pPr>
@@ -830,35 +1133,21 @@
         <w:rPr>
           <w:b/>
         </w:rPr>
-        <w:t xml:space="preserve">Analista Desarrollador | </w:t>
+        <w:t xml:space="preserve">Desarrollador en PHP | Julio 2024 - </w:t>
       </w:r>
       <w:proofErr w:type="gramStart"/>
       <w:r>
         <w:rPr>
           <w:b/>
         </w:rPr>
-        <w:t>Abril</w:t>
+        <w:t>Diciembre</w:t>
       </w:r>
       <w:proofErr w:type="gramEnd"/>
       <w:r>
         <w:rPr>
           <w:b/>
         </w:rPr>
-        <w:t xml:space="preserve"> 2026 - </w:t>
-      </w:r>
-      <w:proofErr w:type="gramStart"/>
-      <w:r>
-        <w:rPr>
-          <w:b/>
-        </w:rPr>
-        <w:t>Junio</w:t>
-      </w:r>
-      <w:proofErr w:type="gramEnd"/>
-      <w:r>
-        <w:rPr>
-          <w:b/>
-        </w:rPr>
-        <w:t xml:space="preserve"> 2026</w:t>
+        <w:t xml:space="preserve"> 2024</w:t>
       </w:r>
     </w:p>
     <w:p>
@@ -874,195 +1163,333 @@
           <w:i/>
           <w:color w:val="1B8A0C"/>
         </w:rPr>
-        <w:t>INBURSA Grupo Financiero | Pachuca de Soto, Hidalgo</w:t>
+        <w:t>Grupo Alternativas Solucione | Mineral de la Reforma, Hidalgo</w:t>
       </w:r>
     </w:p>
     <w:p>
       <w:pPr>
-        <w:pStyle w:val="Lyskolpunt"/>
+        <w:pStyle w:val="Listaconvietas"/>
         <w:ind w:left="288" w:hanging="202"/>
       </w:pPr>
       <w:r>
-        <w:t xml:space="preserve">Desarrollé y di soporte a la lógica </w:t>
+        <w:t xml:space="preserve">Desarrollo web con PHP en WordPress, creación de temas, </w:t>
       </w:r>
       <w:proofErr w:type="spellStart"/>
       <w:r>
-        <w:t>backend</w:t>
+        <w:t>plugins</w:t>
       </w:r>
       <w:proofErr w:type="spellEnd"/>
       <w:r>
-        <w:t xml:space="preserve"> en Java para el sector financiero. Estructuré el código usando una arquitectura por capas (APP → Business Logic → DAO) y empleé </w:t>
-      </w:r>
-      <w:r>
-        <w:rPr>
-          <w:rFonts w:ascii="Segoe UI Symbol" w:hAnsi="Segoe UI Symbol" w:cs="Segoe UI Symbol"/>
-        </w:rPr>
-        <w:t>⁠</w:t>
-      </w:r>
-      <w:proofErr w:type="spellStart"/>
-      <w:r>
-        <w:t>Hibernate</w:t>
-      </w:r>
-      <w:proofErr w:type="spellEnd"/>
-      <w:r>
-        <w:t xml:space="preserve"> para facilitar la conexi</w:t>
-      </w:r>
-      <w:r>
-        <w:rPr>
-          <w:rFonts w:cs="Calibri"/>
-        </w:rPr>
-        <w:t>ó</w:t>
-      </w:r>
-      <w:r>
-        <w:t>n con la base de datos.</w:t>
+        <w:t xml:space="preserve"> y funcionalidades personalizadas.</w:t>
       </w:r>
     </w:p>
     <w:p>
       <w:pPr>
-        <w:pStyle w:val="Lyskolpunt"/>
+        <w:pStyle w:val="Listaconvietas"/>
         <w:ind w:left="288" w:hanging="202"/>
       </w:pPr>
       <w:r>
-        <w:t xml:space="preserve">Implementé y analicé operaciones de persistencia con </w:t>
-      </w:r>
-      <w:proofErr w:type="spellStart"/>
-      <w:r>
-        <w:t>Hibernate</w:t>
-      </w:r>
-      <w:proofErr w:type="spellEnd"/>
-      <w:r>
-        <w:t xml:space="preserve">, HQL y </w:t>
-      </w:r>
-      <w:proofErr w:type="spellStart"/>
-      <w:r>
-        <w:t>Criteria</w:t>
-      </w:r>
-      <w:proofErr w:type="spellEnd"/>
-      <w:r>
-        <w:t xml:space="preserve"> API sobre Oracle.</w:t>
+        <w:t>Administración de WordPress: configuración, optimización, seguridad y gestión de contenido.</w:t>
       </w:r>
     </w:p>
     <w:p>
       <w:pPr>
-        <w:pStyle w:val="Lyskolpunt"/>
+        <w:pStyle w:val="Listaconvietas"/>
         <w:ind w:left="288" w:hanging="202"/>
       </w:pPr>
       <w:r>
-        <w:t>Participé en el análisis de calidad de código con Sonar</w:t>
-      </w:r>
-      <w:r>
-        <w:t>.</w:t>
+        <w:t xml:space="preserve">Mantenimiento de </w:t>
+      </w:r>
+      <w:proofErr w:type="spellStart"/>
+      <w:r>
+        <w:t>APIs</w:t>
+      </w:r>
+      <w:proofErr w:type="spellEnd"/>
+      <w:r>
+        <w:t xml:space="preserve"> REST en PHP con Laravel: corrección de </w:t>
+      </w:r>
+      <w:proofErr w:type="spellStart"/>
+      <w:r>
+        <w:t>endpoints</w:t>
+      </w:r>
+      <w:proofErr w:type="spellEnd"/>
+      <w:r>
+        <w:t>, optimización y gestión de servicios.</w:t>
       </w:r>
     </w:p>
     <w:p>
       <w:pPr>
-        <w:pStyle w:val="Lyskolpunt"/>
+        <w:pStyle w:val="Listaconvietas"/>
         <w:ind w:left="288" w:hanging="202"/>
       </w:pPr>
       <w:r>
-        <w:t xml:space="preserve">Implementación de logica de negocio y manejo de DTO y VO. </w:t>
+        <w:t xml:space="preserve">Mantenimiento de </w:t>
+      </w:r>
+      <w:proofErr w:type="spellStart"/>
+      <w:r>
+        <w:t>aplicacion</w:t>
+      </w:r>
+      <w:proofErr w:type="spellEnd"/>
+      <w:r>
+        <w:t xml:space="preserve"> en </w:t>
+      </w:r>
+      <w:proofErr w:type="spellStart"/>
+      <w:r>
+        <w:t>React</w:t>
+      </w:r>
+      <w:proofErr w:type="spellEnd"/>
+      <w:r>
+        <w:t>: corrección de errores, mejoras y actualización de componentes.</w:t>
       </w:r>
     </w:p>
     <w:p>
       <w:pPr>
-        <w:pStyle w:val="Lyskolpunt"/>
+        <w:pStyle w:val="Listaconvietas"/>
         <w:ind w:left="288" w:hanging="202"/>
       </w:pPr>
       <w:r>
-        <w:t xml:space="preserve">Desarrollo de interfaces utilizando </w:t>
+        <w:t xml:space="preserve">Documentación técnica de componentes, </w:t>
       </w:r>
       <w:proofErr w:type="spellStart"/>
       <w:r>
-        <w:t>ExtJS</w:t>
+        <w:t>endpoints</w:t>
       </w:r>
       <w:proofErr w:type="spellEnd"/>
       <w:r>
-        <w:t xml:space="preserve">, así como validaciones en el </w:t>
-      </w:r>
-      <w:proofErr w:type="spellStart"/>
-      <w:r>
-        <w:t>frontend</w:t>
-      </w:r>
-      <w:proofErr w:type="spellEnd"/>
-      <w:r>
-        <w:t>.</w:t>
+        <w:t xml:space="preserve"> y procesos de desarrollo.</w:t>
       </w:r>
     </w:p>
     <w:p>
       <w:pPr>
-        <w:pStyle w:val="Lyskolpunt"/>
+        <w:pStyle w:val="Listaconvietas"/>
         <w:ind w:left="288" w:hanging="202"/>
       </w:pPr>
-      <w:r>
-        <w:t>Colaboré en servicios REST con Spring Boot, consultas PL/SQL, documentación técnica</w:t>
-      </w:r>
-      <w:r>
-        <w:t>.</w:t>
+      <w:proofErr w:type="gramStart"/>
+      <w:r>
+        <w:t>Además</w:t>
+      </w:r>
+      <w:proofErr w:type="gramEnd"/>
+      <w:r>
+        <w:t xml:space="preserve"> di m</w:t>
+      </w:r>
+      <w:r>
+        <w:t>antenimiento preventivo y correctivo de servidore</w:t>
+      </w:r>
+      <w:r>
+        <w:t>s, i</w:t>
+      </w:r>
+      <w:r>
+        <w:t>nstalación, ponchado y pruebas de cableado</w:t>
       </w:r>
     </w:p>
     <w:p>
       <w:pPr>
-        <w:pStyle w:val="Lyskolpunt"/>
-        <w:ind w:left="288" w:hanging="202"/>
-      </w:pPr>
-      <w:r>
-        <w:t>Participación en equipos Scrum.</w:t>
+        <w:keepNext/>
+        <w:spacing w:before="40" w:after="0"/>
+      </w:pPr>
+      <w:r>
+        <w:rPr>
+          <w:b/>
+        </w:rPr>
+        <w:t xml:space="preserve">Desarrollo Web Full Stack - SECTUR | </w:t>
+      </w:r>
+      <w:proofErr w:type="gramStart"/>
+      <w:r>
+        <w:rPr>
+          <w:b/>
+        </w:rPr>
+        <w:t>Diciembre</w:t>
+      </w:r>
+      <w:proofErr w:type="gramEnd"/>
+      <w:r>
+        <w:rPr>
+          <w:b/>
+        </w:rPr>
+        <w:t xml:space="preserve"> 2023 - </w:t>
+      </w:r>
+      <w:proofErr w:type="gramStart"/>
+      <w:r>
+        <w:rPr>
+          <w:b/>
+        </w:rPr>
+        <w:t>Agosto</w:t>
+      </w:r>
+      <w:proofErr w:type="gramEnd"/>
+      <w:r>
+        <w:rPr>
+          <w:b/>
+        </w:rPr>
+        <w:t xml:space="preserve"> 2024</w:t>
       </w:r>
     </w:p>
     <w:p>
       <w:pPr>
         <w:keepNext/>
-        <w:spacing w:before="40" w:after="0"/>
-      </w:pPr>
-      <w:r>
-        <w:rPr>
-          <w:b/>
-        </w:rPr>
-        <w:t xml:space="preserve">Desarrollador Full Stack </w:t>
-      </w:r>
-      <w:proofErr w:type="spellStart"/>
-      <w:r>
-        <w:rPr>
-          <w:b/>
-        </w:rPr>
-        <w:t>React</w:t>
-      </w:r>
-      <w:proofErr w:type="spellEnd"/>
-      <w:r>
-        <w:rPr>
-          <w:b/>
-        </w:rPr>
-        <w:t xml:space="preserve"> | </w:t>
-      </w:r>
-      <w:r>
-        <w:rPr>
-          <w:b/>
-        </w:rPr>
-        <w:t>Julio</w:t>
-      </w:r>
-      <w:r>
-        <w:rPr>
-          <w:b/>
-        </w:rPr>
-        <w:t xml:space="preserve"> 2025 - </w:t>
+        <w:spacing w:after="10"/>
+        <w:rPr>
+          <w:color w:val="1B8A0C"/>
+        </w:rPr>
+      </w:pPr>
+      <w:r>
+        <w:rPr>
+          <w:i/>
+          <w:color w:val="1B8A0C"/>
+        </w:rPr>
+        <w:t xml:space="preserve">Gobierno del Estado de Hidalgo, </w:t>
       </w:r>
       <w:proofErr w:type="gramStart"/>
       <w:r>
         <w:rPr>
-          <w:b/>
-        </w:rPr>
-        <w:t>Febrero</w:t>
+          <w:i/>
+          <w:color w:val="1B8A0C"/>
+        </w:rPr>
+        <w:t>S</w:t>
+      </w:r>
+      <w:r>
+        <w:rPr>
+          <w:i/>
+          <w:color w:val="1B8A0C"/>
+        </w:rPr>
+        <w:t>ecretaria</w:t>
       </w:r>
       <w:proofErr w:type="gramEnd"/>
       <w:r>
         <w:rPr>
-          <w:b/>
-        </w:rPr>
-        <w:t xml:space="preserve"> 2026</w:t>
+          <w:i/>
+          <w:color w:val="1B8A0C"/>
+        </w:rPr>
+        <w:t xml:space="preserve"> de Turismo | Pachuca de Soto, Hidalgo</w:t>
       </w:r>
     </w:p>
     <w:p>
       <w:pPr>
+        <w:pStyle w:val="Listaconvietas"/>
+        <w:ind w:left="288" w:hanging="202"/>
+      </w:pPr>
+      <w:r>
+        <w:t xml:space="preserve">Desarrollé una plataforma web interactiva orientada a la difusión turística del estado de Hidalgo, integrando tecnologías como JavaScript, </w:t>
+      </w:r>
+      <w:proofErr w:type="spellStart"/>
+      <w:r>
+        <w:t>Tailwind</w:t>
+      </w:r>
+      <w:proofErr w:type="spellEnd"/>
+      <w:r>
+        <w:t xml:space="preserve"> CSS, PHP, MySQL y Git.</w:t>
+      </w:r>
+    </w:p>
+    <w:p>
+      <w:pPr>
+        <w:pStyle w:val="Listaconvietas"/>
+        <w:ind w:left="288" w:hanging="202"/>
+      </w:pPr>
+      <w:r>
+        <w:t xml:space="preserve">Integración de Google </w:t>
+      </w:r>
+      <w:proofErr w:type="spellStart"/>
+      <w:r>
+        <w:t>Maps</w:t>
+      </w:r>
+      <w:proofErr w:type="spellEnd"/>
+      <w:r>
+        <w:t xml:space="preserve"> API con GeoJSON, marcadores dinámicos desde MySQL, trazado de rutas con geolocalización del usuario y exploración Street View con </w:t>
+      </w:r>
+      <w:proofErr w:type="spellStart"/>
+      <w:r>
+        <w:t>fallback</w:t>
+      </w:r>
+      <w:proofErr w:type="spellEnd"/>
+      <w:r>
+        <w:t xml:space="preserve"> automático. </w:t>
+      </w:r>
+    </w:p>
+    <w:p>
+      <w:pPr>
+        <w:pStyle w:val="Listaconvietas"/>
+        <w:ind w:left="288" w:hanging="202"/>
+      </w:pPr>
+      <w:r>
+        <w:t>Sistema de trazado de rutas, traza una línea directa en el mapa desde tu posición actual en Hidalgo hasta el marcador que seleccionaste.</w:t>
+      </w:r>
+    </w:p>
+    <w:p>
+      <w:pPr>
+        <w:pStyle w:val="Listaconvietas"/>
+        <w:ind w:left="288" w:hanging="202"/>
+      </w:pPr>
+      <w:r>
+        <w:t>Implementé una interfaz moderna y responsiva, con navegación dinámica que mejora la interacción del usuario y facilita el acceso a la información.</w:t>
+      </w:r>
+    </w:p>
+    <w:p>
+      <w:pPr>
+        <w:pStyle w:val="Listaconvietas"/>
+        <w:ind w:left="288" w:hanging="202"/>
+      </w:pPr>
+      <w:r>
+        <w:t>Incorporé efectos visuales y comportamientos dinámicos mediante JavaScript y jQuery, logrando una experiencia más atractiva y fluida.</w:t>
+      </w:r>
+    </w:p>
+    <w:p>
+      <w:pPr>
+        <w:pStyle w:val="Listaconvietas"/>
+        <w:ind w:left="288" w:hanging="202"/>
+      </w:pPr>
+      <w:r>
+        <w:t>Optimicé la estructura y organización del sitio, mejorando la accesibilidad, el rendimiento y la experiencia general del usuario.</w:t>
+      </w:r>
+    </w:p>
+    <w:p>
+      <w:pPr>
+        <w:keepNext/>
+        <w:spacing w:before="40" w:after="0"/>
+        <w:rPr>
+          <w:b/>
+        </w:rPr>
+      </w:pPr>
+      <w:r>
+        <w:rPr>
+          <w:b/>
+        </w:rPr>
+        <w:t>Desarrollo Web Full Stack - El Mezcalito</w:t>
+      </w:r>
+      <w:r>
+        <w:rPr>
+          <w:b/>
+        </w:rPr>
+        <w:t xml:space="preserve"> | </w:t>
+      </w:r>
+      <w:proofErr w:type="gramStart"/>
+      <w:r>
+        <w:rPr>
+          <w:b/>
+        </w:rPr>
+        <w:t>Enero</w:t>
+      </w:r>
+      <w:proofErr w:type="gramEnd"/>
+      <w:r>
+        <w:rPr>
+          <w:b/>
+        </w:rPr>
+        <w:t xml:space="preserve"> 2023 - </w:t>
+      </w:r>
+      <w:proofErr w:type="gramStart"/>
+      <w:r>
+        <w:rPr>
+          <w:b/>
+        </w:rPr>
+        <w:t>Abril</w:t>
+      </w:r>
+      <w:proofErr w:type="gramEnd"/>
+      <w:r>
+        <w:rPr>
+          <w:b/>
+        </w:rPr>
+        <w:t xml:space="preserve"> 2023</w:t>
+      </w:r>
+    </w:p>
+    <w:p>
+      <w:pPr>
         <w:keepNext/>
         <w:spacing w:after="10"/>
         <w:rPr>
@@ -1074,536 +1501,71 @@
           <w:i/>
           <w:color w:val="1B8A0C"/>
         </w:rPr>
-        <w:t xml:space="preserve">Independent </w:t>
-      </w:r>
-      <w:proofErr w:type="spellStart"/>
-      <w:r>
-        <w:rPr>
-          <w:i/>
-          <w:color w:val="1B8A0C"/>
-        </w:rPr>
-        <w:t>Developer</w:t>
-      </w:r>
-      <w:proofErr w:type="spellEnd"/>
-      <w:r>
-        <w:rPr>
-          <w:i/>
-          <w:color w:val="1B8A0C"/>
-        </w:rPr>
-        <w:t xml:space="preserve"> | Pachuca de Soto, Hidalgo</w:t>
+        <w:t>Terraza Mezcalito | Tula de Allende, Hidalgo</w:t>
       </w:r>
     </w:p>
     <w:p>
       <w:pPr>
-        <w:pStyle w:val="Lyskolpunt"/>
+        <w:pStyle w:val="Listaconvietas"/>
         <w:ind w:left="288" w:hanging="202"/>
       </w:pPr>
       <w:r>
-        <w:t xml:space="preserve">Desarrollo de aplicaciones web modernas utilizando JavaScript, </w:t>
-      </w:r>
-      <w:proofErr w:type="spellStart"/>
-      <w:r>
-        <w:t>TypeScript</w:t>
-      </w:r>
-      <w:proofErr w:type="spellEnd"/>
-      <w:r>
-        <w:t xml:space="preserve">, </w:t>
-      </w:r>
-      <w:proofErr w:type="spellStart"/>
-      <w:r>
-        <w:t>React</w:t>
-      </w:r>
-      <w:proofErr w:type="spellEnd"/>
-      <w:r>
-        <w:t>, Angular y Node.js</w:t>
+        <w:t>Desarrollo del sitio web "El Mezcalito" con diseño adaptado a dispositivos móviles, animaciones con AOS, galería interactiva y secciones de menú, eventos y ubicación</w:t>
       </w:r>
     </w:p>
     <w:p>
       <w:pPr>
-        <w:pStyle w:val="Lyskolpunt"/>
+        <w:pStyle w:val="Listaconvietas"/>
         <w:ind w:left="288" w:hanging="202"/>
       </w:pPr>
       <w:r>
-        <w:t>Diseño e implementación de interfaces responsivas enfocadas en experiencia de usuario.</w:t>
+        <w:t>Sistema de reservas PHP/MySQL con plano interactivo de 7 zonas. El cliente elige asistentes, fecha, hora y área, con validación en tiempo real y respuesta visual.</w:t>
       </w:r>
     </w:p>
     <w:p>
       <w:pPr>
-        <w:pStyle w:val="Lyskolpunt"/>
+        <w:pStyle w:val="Listaconvietas"/>
         <w:ind w:left="288" w:hanging="202"/>
       </w:pPr>
       <w:r>
-        <w:t xml:space="preserve">Consumo e integración de </w:t>
-      </w:r>
-      <w:proofErr w:type="spellStart"/>
-      <w:r>
-        <w:t>APIs</w:t>
-      </w:r>
-      <w:proofErr w:type="spellEnd"/>
-      <w:r>
-        <w:t xml:space="preserve"> REST.</w:t>
+        <w:t>Autenticación de sesión para administradores y gestión de estados de reserva en tiempo real.</w:t>
       </w:r>
     </w:p>
     <w:p>
       <w:pPr>
-        <w:pStyle w:val="Lyskolpunt"/>
+        <w:pStyle w:val="Listaconvietas"/>
         <w:ind w:left="288" w:hanging="202"/>
       </w:pPr>
-      <w:r>
-        <w:t>Manejo de bases de datos relacionales con MySQL, PostgreSQL y SQLite.</w:t>
+      <w:proofErr w:type="spellStart"/>
+      <w:r>
+        <w:lastRenderedPageBreak/>
+        <w:t>Dashboard</w:t>
+      </w:r>
+      <w:proofErr w:type="spellEnd"/>
+      <w:r>
+        <w:t xml:space="preserve"> en PHP con Bootstrap para el </w:t>
+      </w:r>
+      <w:proofErr w:type="spellStart"/>
+      <w:r>
+        <w:t>admin</w:t>
+      </w:r>
+      <w:proofErr w:type="spellEnd"/>
+      <w:r>
+        <w:t xml:space="preserve"> del bar, incluyendo CRUD de reservaciones, visualización por estados.</w:t>
       </w:r>
     </w:p>
     <w:p>
       <w:pPr>
-        <w:pStyle w:val="Lyskolpunt"/>
+        <w:pStyle w:val="Listaconvietas"/>
         <w:ind w:left="288" w:hanging="202"/>
       </w:pPr>
       <w:r>
-        <w:t>Visualización de archivos Excel a elementos web o transformación en SQL</w:t>
+        <w:t>Base de datos relacional normalizada (MySQL)</w:t>
       </w:r>
     </w:p>
     <w:p>
       <w:pPr>
-        <w:keepNext/>
-        <w:spacing w:before="40" w:after="0"/>
-      </w:pPr>
-      <w:r>
-        <w:rPr>
-          <w:b/>
-        </w:rPr>
-        <w:t xml:space="preserve">Desarrollador en PHP | Julio 2024 - </w:t>
-      </w:r>
-      <w:proofErr w:type="gramStart"/>
-      <w:r>
-        <w:rPr>
-          <w:b/>
-        </w:rPr>
-        <w:t>Diciembre</w:t>
-      </w:r>
-      <w:proofErr w:type="gramEnd"/>
-      <w:r>
-        <w:rPr>
-          <w:b/>
-        </w:rPr>
-        <w:t xml:space="preserve"> 2024</w:t>
-      </w:r>
-    </w:p>
-    <w:p>
-      <w:pPr>
-        <w:keepNext/>
-        <w:spacing w:after="10"/>
-        <w:rPr>
-          <w:color w:val="1B8A0C"/>
-        </w:rPr>
-      </w:pPr>
-      <w:r>
-        <w:rPr>
-          <w:i/>
-          <w:color w:val="1B8A0C"/>
-        </w:rPr>
-        <w:t>Grupo Alternativas Solucione | Mineral de la Reforma, Hidalgo</w:t>
-      </w:r>
-    </w:p>
-    <w:p>
-      <w:pPr>
-        <w:pStyle w:val="Lyskolpunt"/>
-        <w:ind w:left="288" w:hanging="202"/>
-      </w:pPr>
-      <w:r>
-        <w:t xml:space="preserve">Desarrollo web con PHP en WordPress, creación de temas, </w:t>
-      </w:r>
-      <w:proofErr w:type="spellStart"/>
-      <w:r>
-        <w:t>plugins</w:t>
-      </w:r>
-      <w:proofErr w:type="spellEnd"/>
-      <w:r>
-        <w:t xml:space="preserve"> y funcionalidades personalizadas.</w:t>
-      </w:r>
-    </w:p>
-    <w:p>
-      <w:pPr>
-        <w:pStyle w:val="Lyskolpunt"/>
-        <w:ind w:left="288" w:hanging="202"/>
-      </w:pPr>
-      <w:r>
-        <w:t>Administración de WordPress: configuración, optimización, seguridad y gestión de contenido.</w:t>
-      </w:r>
-    </w:p>
-    <w:p>
-      <w:pPr>
-        <w:pStyle w:val="Lyskolpunt"/>
-        <w:ind w:left="288" w:hanging="202"/>
-      </w:pPr>
-      <w:r>
-        <w:t xml:space="preserve">Mantenimiento de </w:t>
-      </w:r>
-      <w:proofErr w:type="spellStart"/>
-      <w:r>
-        <w:t>APIs</w:t>
-      </w:r>
-      <w:proofErr w:type="spellEnd"/>
-      <w:r>
-        <w:t xml:space="preserve"> REST en PHP con Laravel: corrección de </w:t>
-      </w:r>
-      <w:proofErr w:type="spellStart"/>
-      <w:r>
-        <w:t>endpoints</w:t>
-      </w:r>
-      <w:proofErr w:type="spellEnd"/>
-      <w:r>
-        <w:t>, optimización y gestión de servicios.</w:t>
-      </w:r>
-    </w:p>
-    <w:p>
-      <w:pPr>
-        <w:pStyle w:val="Lyskolpunt"/>
-        <w:ind w:left="288" w:hanging="202"/>
-      </w:pPr>
-      <w:r>
-        <w:t xml:space="preserve">Mantenimiento de </w:t>
-      </w:r>
-      <w:proofErr w:type="spellStart"/>
-      <w:r>
-        <w:t>aplicacion</w:t>
-      </w:r>
-      <w:proofErr w:type="spellEnd"/>
-      <w:r>
-        <w:t xml:space="preserve"> en </w:t>
-      </w:r>
-      <w:proofErr w:type="spellStart"/>
-      <w:r>
-        <w:t>React</w:t>
-      </w:r>
-      <w:proofErr w:type="spellEnd"/>
-      <w:r>
-        <w:t>: corrección de errores, mejoras y actualización de componentes.</w:t>
-      </w:r>
-    </w:p>
-    <w:p>
-      <w:pPr>
-        <w:pStyle w:val="Lyskolpunt"/>
-        <w:ind w:left="288" w:hanging="202"/>
-      </w:pPr>
-      <w:r>
-        <w:t xml:space="preserve">Documentación técnica de componentes, </w:t>
-      </w:r>
-      <w:proofErr w:type="spellStart"/>
-      <w:r>
-        <w:t>endpoints</w:t>
-      </w:r>
-      <w:proofErr w:type="spellEnd"/>
-      <w:r>
-        <w:t xml:space="preserve"> y procesos de desarrollo.</w:t>
-      </w:r>
-    </w:p>
-    <w:p>
-      <w:pPr>
-        <w:pStyle w:val="Lyskolpunt"/>
-        <w:ind w:left="288" w:hanging="202"/>
-      </w:pPr>
-      <w:proofErr w:type="gramStart"/>
-      <w:r>
-        <w:t>Además</w:t>
-      </w:r>
-      <w:proofErr w:type="gramEnd"/>
-      <w:r>
-        <w:t xml:space="preserve"> di m</w:t>
-      </w:r>
-      <w:r>
-        <w:t>antenimiento preventivo y correctivo de servidore</w:t>
-      </w:r>
-      <w:r>
-        <w:t>s, i</w:t>
-      </w:r>
-      <w:r>
-        <w:t>nstalación, ponchado y pruebas de cableado</w:t>
-      </w:r>
-    </w:p>
-    <w:p>
-      <w:pPr>
-        <w:keepNext/>
-        <w:spacing w:before="40" w:after="0"/>
-      </w:pPr>
-      <w:r>
-        <w:rPr>
-          <w:b/>
-        </w:rPr>
-        <w:t xml:space="preserve">Desarrollo Web Full Stack - SECTUR | </w:t>
-      </w:r>
-      <w:proofErr w:type="gramStart"/>
-      <w:r>
-        <w:rPr>
-          <w:b/>
-        </w:rPr>
-        <w:t>Diciembre</w:t>
-      </w:r>
-      <w:proofErr w:type="gramEnd"/>
-      <w:r>
-        <w:rPr>
-          <w:b/>
-        </w:rPr>
-        <w:t xml:space="preserve"> 2023 - </w:t>
-      </w:r>
-      <w:proofErr w:type="gramStart"/>
-      <w:r>
-        <w:rPr>
-          <w:b/>
-        </w:rPr>
-        <w:t>Agosto</w:t>
-      </w:r>
-      <w:proofErr w:type="gramEnd"/>
-      <w:r>
-        <w:rPr>
-          <w:b/>
-        </w:rPr>
-        <w:t xml:space="preserve"> 2024</w:t>
-      </w:r>
-    </w:p>
-    <w:p>
-      <w:pPr>
-        <w:keepNext/>
-        <w:spacing w:after="10"/>
-        <w:rPr>
-          <w:color w:val="1B8A0C"/>
-        </w:rPr>
-      </w:pPr>
-      <w:r>
-        <w:rPr>
-          <w:i/>
-          <w:color w:val="1B8A0C"/>
-        </w:rPr>
-        <w:t xml:space="preserve">Gobierno del Estado de Hidalgo, </w:t>
-      </w:r>
-      <w:proofErr w:type="gramStart"/>
-      <w:r>
-        <w:rPr>
-          <w:i/>
-          <w:color w:val="1B8A0C"/>
-        </w:rPr>
-        <w:t>S</w:t>
-      </w:r>
-      <w:r>
-        <w:rPr>
-          <w:i/>
-          <w:color w:val="1B8A0C"/>
-        </w:rPr>
-        <w:t>ecretaria</w:t>
-      </w:r>
-      <w:proofErr w:type="gramEnd"/>
-      <w:r>
-        <w:rPr>
-          <w:i/>
-          <w:color w:val="1B8A0C"/>
-        </w:rPr>
-        <w:t xml:space="preserve"> de Turismo | Pachuca de Soto, Hidalgo</w:t>
-      </w:r>
-    </w:p>
-    <w:p>
-      <w:pPr>
-        <w:pStyle w:val="Lyskolpunt"/>
-        <w:ind w:left="288" w:hanging="202"/>
-      </w:pPr>
-      <w:r>
-        <w:t xml:space="preserve">Desarrollé una plataforma web interactiva orientada a la difusión turística del estado de Hidalgo, integrando tecnologías como JavaScript, </w:t>
-      </w:r>
-      <w:proofErr w:type="spellStart"/>
-      <w:r>
-        <w:t>Tailwind</w:t>
-      </w:r>
-      <w:proofErr w:type="spellEnd"/>
-      <w:r>
-        <w:t xml:space="preserve"> CSS, PHP, MySQL y Git.</w:t>
-      </w:r>
-    </w:p>
-    <w:p>
-      <w:pPr>
-        <w:pStyle w:val="Lyskolpunt"/>
-        <w:ind w:left="288" w:hanging="202"/>
-      </w:pPr>
-      <w:r>
-        <w:lastRenderedPageBreak/>
-        <w:t xml:space="preserve">Integración de Google </w:t>
-      </w:r>
-      <w:proofErr w:type="spellStart"/>
-      <w:r>
-        <w:t>Maps</w:t>
-      </w:r>
-      <w:proofErr w:type="spellEnd"/>
-      <w:r>
-        <w:t xml:space="preserve"> API con GeoJSON, marcadores dinámicos desde MySQL, trazado de rutas con geolocalización del usuario y exploración Street View con </w:t>
-      </w:r>
-      <w:proofErr w:type="spellStart"/>
-      <w:r>
-        <w:t>fallback</w:t>
-      </w:r>
-      <w:proofErr w:type="spellEnd"/>
-      <w:r>
-        <w:t xml:space="preserve"> automático. </w:t>
-      </w:r>
-    </w:p>
-    <w:p>
-      <w:pPr>
-        <w:pStyle w:val="Lyskolpunt"/>
-        <w:ind w:left="288" w:hanging="202"/>
-      </w:pPr>
-      <w:r>
-        <w:t>Sistema de trazado de rutas, traza una línea directa en el mapa desde tu posición actual en Hidalgo hasta el marcador que seleccionaste.</w:t>
-      </w:r>
-    </w:p>
-    <w:p>
-      <w:pPr>
-        <w:pStyle w:val="Lyskolpunt"/>
-        <w:ind w:left="288" w:hanging="202"/>
-      </w:pPr>
-      <w:r>
-        <w:t>Implementé una interfaz moderna y responsiva, con navegación dinámica que mejora la interacción del usuario y facilita el acceso a la información.</w:t>
-      </w:r>
-    </w:p>
-    <w:p>
-      <w:pPr>
-        <w:pStyle w:val="Lyskolpunt"/>
-        <w:ind w:left="288" w:hanging="202"/>
-      </w:pPr>
-      <w:r>
-        <w:t>Incorporé efectos visuales y comportamientos dinámicos mediante JavaScript y jQuery, logrando una experiencia más atractiva y fluida.</w:t>
-      </w:r>
-    </w:p>
-    <w:p>
-      <w:pPr>
-        <w:pStyle w:val="Lyskolpunt"/>
-        <w:ind w:left="288" w:hanging="202"/>
-      </w:pPr>
-      <w:r>
-        <w:t>Optimicé la estructura y organización del sitio, mejorando la accesibilidad, el rendimiento y la experiencia general del usuario.</w:t>
-      </w:r>
-    </w:p>
-    <w:p>
-      <w:pPr>
-        <w:keepNext/>
-        <w:spacing w:before="40" w:after="0"/>
-        <w:rPr>
-          <w:b/>
-        </w:rPr>
-      </w:pPr>
-      <w:r>
-        <w:rPr>
-          <w:b/>
-        </w:rPr>
-        <w:t>Desarrollo Web Full Stack - El Mezcalito</w:t>
-      </w:r>
-      <w:r>
-        <w:rPr>
-          <w:b/>
-        </w:rPr>
-        <w:t xml:space="preserve"> | </w:t>
-      </w:r>
-      <w:proofErr w:type="gramStart"/>
-      <w:r>
-        <w:rPr>
-          <w:b/>
-        </w:rPr>
-        <w:t>Enero</w:t>
-      </w:r>
-      <w:proofErr w:type="gramEnd"/>
-      <w:r>
-        <w:rPr>
-          <w:b/>
-        </w:rPr>
-        <w:t xml:space="preserve"> 2023 - </w:t>
-      </w:r>
-      <w:proofErr w:type="gramStart"/>
-      <w:r>
-        <w:rPr>
-          <w:b/>
-        </w:rPr>
-        <w:t>Abril</w:t>
-      </w:r>
-      <w:proofErr w:type="gramEnd"/>
-      <w:r>
-        <w:rPr>
-          <w:b/>
-        </w:rPr>
-        <w:t xml:space="preserve"> 2023</w:t>
-      </w:r>
-    </w:p>
-    <w:p>
-      <w:pPr>
-        <w:keepNext/>
-        <w:spacing w:after="10"/>
-        <w:rPr>
-          <w:color w:val="1B8A0C"/>
-        </w:rPr>
-      </w:pPr>
-      <w:r>
-        <w:rPr>
-          <w:i/>
-          <w:color w:val="1B8A0C"/>
-        </w:rPr>
-        <w:t>Terraza Mezcalito | Tula de Allende, Hidalgo</w:t>
-      </w:r>
-    </w:p>
-    <w:p>
-      <w:pPr>
-        <w:pStyle w:val="Lyskolpunt"/>
-        <w:ind w:left="288" w:hanging="202"/>
-      </w:pPr>
-      <w:r>
-        <w:t>Desarrollo del sitio web "El Mezcalito" con diseño adaptado a dispositivos móviles, animaciones con AOS, galería interactiva y secciones de menú, eventos y ubicación</w:t>
-      </w:r>
-    </w:p>
-    <w:p>
-      <w:pPr>
-        <w:pStyle w:val="Lyskolpunt"/>
-        <w:ind w:left="288" w:hanging="202"/>
-      </w:pPr>
-      <w:r>
-        <w:t>Sistema de reservas PHP/MySQL con plano interactivo de 7 zonas. El cliente elige asistentes, fecha, hora y área, con validación en tiempo real y respuesta visual.</w:t>
-      </w:r>
-    </w:p>
-    <w:p>
-      <w:pPr>
-        <w:pStyle w:val="Lyskolpunt"/>
-        <w:ind w:left="288" w:hanging="202"/>
-      </w:pPr>
-      <w:r>
-        <w:t>Autenticación de sesión para administradores y gestión de estados de reserva en tiempo real.</w:t>
-      </w:r>
-    </w:p>
-    <w:p>
-      <w:pPr>
-        <w:pStyle w:val="Lyskolpunt"/>
-        <w:ind w:left="288" w:hanging="202"/>
-      </w:pPr>
-      <w:proofErr w:type="spellStart"/>
-      <w:r>
-        <w:t>Dashboard</w:t>
-      </w:r>
-      <w:proofErr w:type="spellEnd"/>
-      <w:r>
-        <w:t xml:space="preserve"> en PHP con Bootstrap para el </w:t>
-      </w:r>
-      <w:proofErr w:type="spellStart"/>
-      <w:r>
-        <w:t>admin</w:t>
-      </w:r>
-      <w:proofErr w:type="spellEnd"/>
-      <w:r>
-        <w:t xml:space="preserve"> del bar, incluyendo CRUD de reservaciones, visualización por estados.</w:t>
-      </w:r>
-    </w:p>
-    <w:p>
-      <w:pPr>
-        <w:pStyle w:val="Lyskolpunt"/>
-        <w:ind w:left="288" w:hanging="202"/>
-      </w:pPr>
-      <w:r>
-        <w:t>Base de datos relacional normalizada (MySQL)</w:t>
-      </w:r>
-    </w:p>
-    <w:p>
-      <w:pPr>
-        <w:pStyle w:val="Lyskolpunt"/>
+        <w:pStyle w:val="Listaconvietas"/>
         <w:numPr>
           <w:ilvl w:val="0"/>
           <w:numId w:val="0"/>
@@ -1642,7 +1604,7 @@
     </w:p>
     <w:p>
       <w:pPr>
-        <w:pStyle w:val="Lyskolpunt"/>
+        <w:pStyle w:val="Listaconvietas"/>
         <w:numPr>
           <w:ilvl w:val="0"/>
           <w:numId w:val="0"/>
@@ -1829,7 +1791,7 @@
     </w:p>
     <w:p>
       <w:pPr>
-        <w:pStyle w:val="Lyskolpunt"/>
+        <w:pStyle w:val="Listaconvietas"/>
         <w:numPr>
           <w:ilvl w:val="0"/>
           <w:numId w:val="0"/>
@@ -1838,7 +1800,7 @@
     </w:p>
     <w:p>
       <w:pPr>
-        <w:pStyle w:val="Opskrif1"/>
+        <w:pStyle w:val="Ttulo1"/>
         <w:pBdr>
           <w:bottom w:val="single" w:sz="8" w:space="1" w:color="D9E2F3"/>
         </w:pBdr>
@@ -1867,10 +1829,17 @@
         </w:rPr>
         <w:t xml:space="preserve"> DESTACADO</w:t>
       </w:r>
+      <w:r>
+        <w:rPr>
+          <w:rFonts w:ascii="Calibri" w:hAnsi="Calibri"/>
+          <w:color w:val="1B8A0C"/>
+        </w:rPr>
+        <w:t>S</w:t>
+      </w:r>
     </w:p>
     <w:p>
       <w:pPr>
-        <w:pStyle w:val="Lyskolpunt"/>
+        <w:pStyle w:val="Listaconvietas"/>
         <w:ind w:left="288" w:hanging="202"/>
       </w:pPr>
       <w:r>
@@ -1903,12 +1872,22 @@
         <w:t xml:space="preserve"> Native, JSON, GeoJSON, Excel, Python: </w:t>
       </w:r>
       <w:r>
-        <w:t>Desarrollé una aplicación de Sistema de Información Geográfica (SIG) para visualizar datos de población y vivienda del INEGI correspondientes a los 84 municipios del estado, como parte de un proyecto asociado a un artículo publicado en la revista Ciencia Latina. La aplicación colorea dinámicamente los polígonos GeoJSON de acuerdo con el indicador seleccionado por el usuario.</w:t>
+        <w:t xml:space="preserve">Desarrollé una aplicación de Sistema de Información Geográfica (SIG) para visualizar datos de población y vivienda del </w:t>
+      </w:r>
+      <w:r>
+        <w:rPr>
+          <w:b/>
+          <w:bCs/>
+        </w:rPr>
+        <w:t>INEGI</w:t>
+      </w:r>
+      <w:r>
+        <w:t xml:space="preserve"> correspondientes a los 84 municipios del estado, como parte de un proyecto asociado a un artículo publicado en la revista Ciencia Latina. La aplicación colorea dinámicamente los polígonos GeoJSON de acuerdo con el indicador seleccionado por el usuario.</w:t>
       </w:r>
     </w:p>
     <w:p>
       <w:pPr>
-        <w:pStyle w:val="Lyskolpunt"/>
+        <w:pStyle w:val="Listaconvietas"/>
         <w:numPr>
           <w:ilvl w:val="0"/>
           <w:numId w:val="0"/>
@@ -1921,7 +1900,7 @@
     </w:p>
     <w:p>
       <w:pPr>
-        <w:pStyle w:val="Lyskolpunt"/>
+        <w:pStyle w:val="Listaconvietas"/>
         <w:ind w:left="288" w:hanging="202"/>
         <w:rPr>
           <w:bCs/>
@@ -1984,7 +1963,7 @@
     </w:p>
     <w:p>
       <w:pPr>
-        <w:pStyle w:val="Lyskolpunt"/>
+        <w:pStyle w:val="Listaconvietas"/>
         <w:numPr>
           <w:ilvl w:val="0"/>
           <w:numId w:val="0"/>
@@ -2006,7 +1985,7 @@
     </w:p>
     <w:p>
       <w:pPr>
-        <w:pStyle w:val="Lyskolpunt"/>
+        <w:pStyle w:val="Listaconvietas"/>
         <w:numPr>
           <w:ilvl w:val="0"/>
           <w:numId w:val="0"/>
@@ -2016,7 +1995,7 @@
     </w:p>
     <w:p>
       <w:pPr>
-        <w:pStyle w:val="Opskrif1"/>
+        <w:pStyle w:val="Ttulo1"/>
         <w:pBdr>
           <w:bottom w:val="single" w:sz="8" w:space="1" w:color="D9E2F3"/>
         </w:pBdr>
@@ -2069,7 +2048,7 @@
     <w:p/>
     <w:p>
       <w:pPr>
-        <w:pStyle w:val="Opskrif1"/>
+        <w:pStyle w:val="Ttulo1"/>
         <w:pBdr>
           <w:bottom w:val="single" w:sz="8" w:space="1" w:color="D9E2F3"/>
         </w:pBdr>
@@ -2087,7 +2066,7 @@
     </w:p>
     <w:p>
       <w:pPr>
-        <w:pStyle w:val="Lyskolpunt"/>
+        <w:pStyle w:val="Listaconvietas"/>
         <w:ind w:left="288" w:hanging="202"/>
       </w:pPr>
       <w:r>
@@ -2104,7 +2083,7 @@
     </w:p>
     <w:p>
       <w:pPr>
-        <w:pStyle w:val="Lyskolpunt"/>
+        <w:pStyle w:val="Listaconvietas"/>
         <w:ind w:left="288" w:hanging="202"/>
       </w:pPr>
       <w:proofErr w:type="spellStart"/>
@@ -2126,7 +2105,7 @@
     </w:p>
     <w:p>
       <w:pPr>
-        <w:pStyle w:val="Lyskolpunt"/>
+        <w:pStyle w:val="Listaconvietas"/>
         <w:ind w:left="288" w:hanging="202"/>
       </w:pPr>
       <w:r>
@@ -2135,7 +2114,7 @@
     </w:p>
     <w:p>
       <w:pPr>
-        <w:pStyle w:val="Lyskolpunt"/>
+        <w:pStyle w:val="Listaconvietas"/>
         <w:ind w:left="288" w:hanging="202"/>
       </w:pPr>
       <w:proofErr w:type="spellStart"/>
@@ -2165,7 +2144,7 @@
     </w:p>
     <w:p>
       <w:pPr>
-        <w:pStyle w:val="Lyskolpunt"/>
+        <w:pStyle w:val="Listaconvietas"/>
         <w:ind w:left="288" w:hanging="202"/>
       </w:pPr>
       <w:r>
@@ -2174,7 +2153,7 @@
     </w:p>
     <w:p>
       <w:pPr>
-        <w:pStyle w:val="Lyskolpunt"/>
+        <w:pStyle w:val="Listaconvietas"/>
         <w:ind w:left="288" w:hanging="202"/>
       </w:pPr>
       <w:r>
@@ -2183,7 +2162,7 @@
     </w:p>
     <w:p>
       <w:pPr>
-        <w:pStyle w:val="Lyskolpunt"/>
+        <w:pStyle w:val="Listaconvietas"/>
         <w:ind w:left="288" w:hanging="202"/>
       </w:pPr>
       <w:proofErr w:type="spellStart"/>
@@ -2197,7 +2176,7 @@
     </w:p>
     <w:p>
       <w:pPr>
-        <w:pStyle w:val="Lyskolpunt"/>
+        <w:pStyle w:val="Listaconvietas"/>
         <w:ind w:left="288" w:hanging="202"/>
       </w:pPr>
       <w:r>
@@ -2206,7 +2185,7 @@
     </w:p>
     <w:p>
       <w:pPr>
-        <w:pStyle w:val="Lyskolpunt"/>
+        <w:pStyle w:val="Listaconvietas"/>
         <w:ind w:left="288" w:hanging="202"/>
       </w:pPr>
       <w:r>
@@ -2223,7 +2202,7 @@
     </w:p>
     <w:p>
       <w:pPr>
-        <w:pStyle w:val="Lyskolpunt"/>
+        <w:pStyle w:val="Listaconvietas"/>
         <w:ind w:left="288" w:hanging="202"/>
       </w:pPr>
       <w:r>
@@ -2240,7 +2219,7 @@
     </w:p>
     <w:p>
       <w:pPr>
-        <w:pStyle w:val="Lyskolpunt"/>
+        <w:pStyle w:val="Listaconvietas"/>
         <w:numPr>
           <w:ilvl w:val="0"/>
           <w:numId w:val="0"/>
@@ -2250,7 +2229,7 @@
     </w:p>
     <w:p>
       <w:pPr>
-        <w:pStyle w:val="Opskrif1"/>
+        <w:pStyle w:val="Ttulo1"/>
         <w:pBdr>
           <w:bottom w:val="single" w:sz="8" w:space="1" w:color="D9E2F3"/>
         </w:pBdr>
@@ -2269,6 +2248,116 @@
     <w:p>
       <w:r>
         <w:t>Creatividad, adaptabilidad, enfoque en el detalle, compromiso con la calidad, resiliencia y comunicación clara en equipos técnicos.</w:t>
+      </w:r>
+      <w:r>
+        <w:t xml:space="preserve"> </w:t>
+      </w:r>
+    </w:p>
+    <w:p/>
+    <w:p/>
+    <w:p>
+      <w:pPr>
+        <w:rPr>
+          <w:color w:val="FFFFFF" w:themeColor="background1"/>
+        </w:rPr>
+      </w:pPr>
+      <w:proofErr w:type="spellStart"/>
+      <w:r>
+        <w:rPr>
+          <w:color w:val="FFFFFF" w:themeColor="background1"/>
+        </w:rPr>
+        <w:t>This</w:t>
+      </w:r>
+      <w:proofErr w:type="spellEnd"/>
+      <w:r>
+        <w:rPr>
+          <w:color w:val="FFFFFF" w:themeColor="background1"/>
+        </w:rPr>
+        <w:t xml:space="preserve"> </w:t>
+      </w:r>
+      <w:proofErr w:type="spellStart"/>
+      <w:r>
+        <w:rPr>
+          <w:color w:val="FFFFFF" w:themeColor="background1"/>
+        </w:rPr>
+        <w:t>profile</w:t>
+      </w:r>
+      <w:proofErr w:type="spellEnd"/>
+      <w:r>
+        <w:rPr>
+          <w:color w:val="FFFFFF" w:themeColor="background1"/>
+        </w:rPr>
+        <w:t xml:space="preserve"> </w:t>
+      </w:r>
+      <w:proofErr w:type="spellStart"/>
+      <w:r>
+        <w:rPr>
+          <w:color w:val="FFFFFF" w:themeColor="background1"/>
+        </w:rPr>
+        <w:t>is</w:t>
+      </w:r>
+      <w:proofErr w:type="spellEnd"/>
+      <w:r>
+        <w:rPr>
+          <w:color w:val="FFFFFF" w:themeColor="background1"/>
+        </w:rPr>
+        <w:t xml:space="preserve"> </w:t>
+      </w:r>
+      <w:proofErr w:type="spellStart"/>
+      <w:r>
+        <w:rPr>
+          <w:color w:val="FFFFFF" w:themeColor="background1"/>
+        </w:rPr>
+        <w:t>ready</w:t>
+      </w:r>
+      <w:proofErr w:type="spellEnd"/>
+      <w:r>
+        <w:rPr>
+          <w:color w:val="FFFFFF" w:themeColor="background1"/>
+        </w:rPr>
+        <w:t xml:space="preserve"> </w:t>
+      </w:r>
+      <w:proofErr w:type="spellStart"/>
+      <w:r>
+        <w:rPr>
+          <w:color w:val="FFFFFF" w:themeColor="background1"/>
+        </w:rPr>
+        <w:t>for</w:t>
+      </w:r>
+      <w:proofErr w:type="spellEnd"/>
+      <w:r>
+        <w:rPr>
+          <w:color w:val="FFFFFF" w:themeColor="background1"/>
+        </w:rPr>
+        <w:t xml:space="preserve"> </w:t>
+      </w:r>
+      <w:proofErr w:type="spellStart"/>
+      <w:r>
+        <w:rPr>
+          <w:color w:val="FFFFFF" w:themeColor="background1"/>
+        </w:rPr>
+        <w:t>the</w:t>
+      </w:r>
+      <w:proofErr w:type="spellEnd"/>
+      <w:r>
+        <w:rPr>
+          <w:color w:val="FFFFFF" w:themeColor="background1"/>
+        </w:rPr>
+        <w:t xml:space="preserve"> </w:t>
+      </w:r>
+      <w:proofErr w:type="spellStart"/>
+      <w:r>
+        <w:rPr>
+          <w:color w:val="FFFFFF" w:themeColor="background1"/>
+        </w:rPr>
+        <w:t>next</w:t>
+      </w:r>
+      <w:proofErr w:type="spellEnd"/>
+      <w:r>
+        <w:rPr>
+          <w:color w:val="FFFFFF" w:themeColor="background1"/>
+        </w:rPr>
+        <w:t xml:space="preserve"> step.</w:t>
       </w:r>
     </w:p>
     <w:sectPr>
@@ -2324,7 +2413,7 @@
     <w:lvl w:ilvl="0">
       <w:start w:val="1"/>
       <w:numFmt w:val="decimal"/>
-      <w:pStyle w:val="Lysnommer3"/>
+      <w:pStyle w:val="Listaconnmeros3"/>
       <w:lvlText w:val="%1."/>
       <w:lvlJc w:val="left"/>
       <w:pPr>
@@ -2342,7 +2431,7 @@
     <w:lvl w:ilvl="0">
       <w:start w:val="1"/>
       <w:numFmt w:val="decimal"/>
-      <w:pStyle w:val="Lysnommer2"/>
+      <w:pStyle w:val="Listaconnmeros2"/>
       <w:lvlText w:val="%1."/>
       <w:lvlJc w:val="left"/>
       <w:pPr>
@@ -2380,7 +2469,7 @@
     <w:lvl w:ilvl="0">
       <w:start w:val="1"/>
       <w:numFmt w:val="bullet"/>
-      <w:pStyle w:val="Lyskolpunt3"/>
+      <w:pStyle w:val="Listaconvietas3"/>
       <w:lvlText w:val=""/>
       <w:lvlJc w:val="left"/>
       <w:pPr>
@@ -2401,7 +2490,7 @@
     <w:lvl w:ilvl="0">
       <w:start w:val="1"/>
       <w:numFmt w:val="bullet"/>
-      <w:pStyle w:val="Lyskolpunt2"/>
+      <w:pStyle w:val="Listaconvietas2"/>
       <w:lvlText w:val=""/>
       <w:lvlJc w:val="left"/>
       <w:pPr>
@@ -2422,7 +2511,7 @@
     <w:lvl w:ilvl="0">
       <w:start w:val="1"/>
       <w:numFmt w:val="decimal"/>
-      <w:pStyle w:val="Lysnommer"/>
+      <w:pStyle w:val="Listaconnmeros"/>
       <w:lvlText w:val="%1."/>
       <w:lvlJc w:val="left"/>
       <w:pPr>
@@ -2436,11 +2525,11 @@
   <w:abstractNum w:abstractNumId="8" w15:restartNumberingAfterBreak="0">
     <w:nsid w:val="FFFFFF89"/>
     <w:multiLevelType w:val="singleLevel"/>
-    <w:tmpl w:val="A1F22F1C"/>
+    <w:tmpl w:val="A2C29936"/>
     <w:lvl w:ilvl="0">
       <w:start w:val="1"/>
       <w:numFmt w:val="bullet"/>
-      <w:pStyle w:val="Lyskolpunt"/>
+      <w:pStyle w:val="Listaconvietas"/>
       <w:lvlText w:val=""/>
       <w:lvlJc w:val="left"/>
       <w:pPr>
@@ -2870,7 +2959,7 @@
     <w:lsdException w:name="Unresolved Mention" w:semiHidden="1" w:unhideWhenUsed="1"/>
     <w:lsdException w:name="Smart Link" w:semiHidden="1" w:unhideWhenUsed="1"/>
   </w:latentStyles>
-  <w:style w:type="paragraph" w:default="1" w:styleId="Normaal">
+  <w:style w:type="paragraph" w:default="1" w:styleId="Normal">
     <w:name w:val="Normal"/>
     <w:qFormat/>
     <w:rsid w:val="00FC693F"/>
@@ -2884,11 +2973,11 @@
       <w:lang w:val="es-MX"/>
     </w:rPr>
   </w:style>
-  <w:style w:type="paragraph" w:styleId="Opskrif1">
+  <w:style w:type="paragraph" w:styleId="Ttulo1">
     <w:name w:val="heading 1"/>
-    <w:basedOn w:val="Normaal"/>
-    <w:next w:val="Normaal"/>
-    <w:link w:val="Opskrif1Kar"/>
+    <w:basedOn w:val="Normal"/>
+    <w:next w:val="Normal"/>
+    <w:link w:val="Ttulo1Car"/>
     <w:uiPriority w:val="9"/>
     <w:qFormat/>
     <w:rsid w:val="00FC693F"/>
@@ -2907,11 +2996,11 @@
       <w:szCs w:val="28"/>
     </w:rPr>
   </w:style>
-  <w:style w:type="paragraph" w:styleId="Opskrif2">
+  <w:style w:type="paragraph" w:styleId="Ttulo2">
     <w:name w:val="heading 2"/>
-    <w:basedOn w:val="Normaal"/>
-    <w:next w:val="Normaal"/>
-    <w:link w:val="Opskrif2Kar"/>
+    <w:basedOn w:val="Normal"/>
+    <w:next w:val="Normal"/>
+    <w:link w:val="Ttulo2Car"/>
     <w:uiPriority w:val="9"/>
     <w:unhideWhenUsed/>
     <w:qFormat/>
@@ -2931,11 +3020,11 @@
       <w:szCs w:val="26"/>
     </w:rPr>
   </w:style>
-  <w:style w:type="paragraph" w:styleId="Opskrif3">
+  <w:style w:type="paragraph" w:styleId="Ttulo3">
     <w:name w:val="heading 3"/>
-    <w:basedOn w:val="Normaal"/>
-    <w:next w:val="Normaal"/>
-    <w:link w:val="Opskrif3Kar"/>
+    <w:basedOn w:val="Normal"/>
+    <w:next w:val="Normal"/>
+    <w:link w:val="Ttulo3Car"/>
     <w:uiPriority w:val="9"/>
     <w:unhideWhenUsed/>
     <w:qFormat/>
@@ -2953,11 +3042,11 @@
       <w:color w:val="4F81BD" w:themeColor="accent1"/>
     </w:rPr>
   </w:style>
-  <w:style w:type="paragraph" w:styleId="Opskrif4">
+  <w:style w:type="paragraph" w:styleId="Ttulo4">
     <w:name w:val="heading 4"/>
-    <w:basedOn w:val="Normaal"/>
-    <w:next w:val="Normaal"/>
-    <w:link w:val="Opskrif4Kar"/>
+    <w:basedOn w:val="Normal"/>
+    <w:next w:val="Normal"/>
+    <w:link w:val="Ttulo4Car"/>
     <w:uiPriority w:val="9"/>
     <w:semiHidden/>
     <w:unhideWhenUsed/>
@@ -2978,11 +3067,11 @@
       <w:color w:val="4F81BD" w:themeColor="accent1"/>
     </w:rPr>
   </w:style>
-  <w:style w:type="paragraph" w:styleId="Opskrif5">
+  <w:style w:type="paragraph" w:styleId="Ttulo5">
     <w:name w:val="heading 5"/>
-    <w:basedOn w:val="Normaal"/>
-    <w:next w:val="Normaal"/>
-    <w:link w:val="Opskrif5Kar"/>
+    <w:basedOn w:val="Normal"/>
+    <w:next w:val="Normal"/>
+    <w:link w:val="Ttulo5Car"/>
     <w:uiPriority w:val="9"/>
     <w:semiHidden/>
     <w:unhideWhenUsed/>
@@ -2999,11 +3088,11 @@
       <w:color w:val="243F60" w:themeColor="accent1" w:themeShade="7F"/>
     </w:rPr>
   </w:style>
-  <w:style w:type="paragraph" w:styleId="Opskrif6">
+  <w:style w:type="paragraph" w:styleId="Ttulo6">
     <w:name w:val="heading 6"/>
-    <w:basedOn w:val="Normaal"/>
-    <w:next w:val="Normaal"/>
-    <w:link w:val="Opskrif6Kar"/>
+    <w:basedOn w:val="Normal"/>
+    <w:next w:val="Normal"/>
+    <w:link w:val="Ttulo6Car"/>
     <w:uiPriority w:val="9"/>
     <w:semiHidden/>
     <w:unhideWhenUsed/>
@@ -3022,11 +3111,11 @@
       <w:color w:val="243F60" w:themeColor="accent1" w:themeShade="7F"/>
     </w:rPr>
   </w:style>
-  <w:style w:type="paragraph" w:styleId="Opskrif7">
+  <w:style w:type="paragraph" w:styleId="Ttulo7">
     <w:name w:val="heading 7"/>
-    <w:basedOn w:val="Normaal"/>
-    <w:next w:val="Normaal"/>
-    <w:link w:val="Opskrif7Kar"/>
+    <w:basedOn w:val="Normal"/>
+    <w:next w:val="Normal"/>
+    <w:link w:val="Ttulo7Car"/>
     <w:uiPriority w:val="9"/>
     <w:semiHidden/>
     <w:unhideWhenUsed/>
@@ -3045,11 +3134,11 @@
       <w:color w:val="404040" w:themeColor="text1" w:themeTint="BF"/>
     </w:rPr>
   </w:style>
-  <w:style w:type="paragraph" w:styleId="Opskrif8">
+  <w:style w:type="paragraph" w:styleId="Ttulo8">
     <w:name w:val="heading 8"/>
-    <w:basedOn w:val="Normaal"/>
-    <w:next w:val="Normaal"/>
-    <w:link w:val="Opskrif8Kar"/>
+    <w:basedOn w:val="Normal"/>
+    <w:next w:val="Normal"/>
+    <w:link w:val="Ttulo8Car"/>
     <w:uiPriority w:val="9"/>
     <w:semiHidden/>
     <w:unhideWhenUsed/>
@@ -3068,11 +3157,11 @@
       <w:szCs w:val="20"/>
     </w:rPr>
   </w:style>
-  <w:style w:type="paragraph" w:styleId="Opskrif9">
+  <w:style w:type="paragraph" w:styleId="Ttulo9">
     <w:name w:val="heading 9"/>
-    <w:basedOn w:val="Normaal"/>
-    <w:next w:val="Normaal"/>
-    <w:link w:val="Opskrif9Kar"/>
+    <w:basedOn w:val="Normal"/>
+    <w:next w:val="Normal"/>
+    <w:link w:val="Ttulo9Car"/>
     <w:uiPriority w:val="9"/>
     <w:semiHidden/>
     <w:unhideWhenUsed/>
@@ -3093,13 +3182,12 @@
       <w:szCs w:val="20"/>
     </w:rPr>
   </w:style>
-  <w:style w:type="character" w:default="1" w:styleId="Verstekparagraaffont">
+  <w:style w:type="character" w:default="1" w:styleId="Fuentedeprrafopredeter">
     <w:name w:val="Default Paragraph Font"/>
     <w:uiPriority w:val="1"/>
-    <w:semiHidden/>
     <w:unhideWhenUsed/>
   </w:style>
-  <w:style w:type="table" w:default="1" w:styleId="Standaardtabel">
+  <w:style w:type="table" w:default="1" w:styleId="Tablanormal">
     <w:name w:val="Normal Table"/>
     <w:uiPriority w:val="99"/>
     <w:semiHidden/>
@@ -3114,16 +3202,16 @@
       </w:tblCellMar>
     </w:tblPr>
   </w:style>
-  <w:style w:type="numbering" w:default="1" w:styleId="Geenlys">
+  <w:style w:type="numbering" w:default="1" w:styleId="Sinlista">
     <w:name w:val="No List"/>
     <w:uiPriority w:val="99"/>
     <w:semiHidden/>
     <w:unhideWhenUsed/>
   </w:style>
-  <w:style w:type="paragraph" w:styleId="Loopkop">
+  <w:style w:type="paragraph" w:styleId="Encabezado">
     <w:name w:val="header"/>
-    <w:basedOn w:val="Normaal"/>
-    <w:link w:val="LoopkopKar"/>
+    <w:basedOn w:val="Normal"/>
+    <w:link w:val="EncabezadoCar"/>
     <w:uiPriority w:val="99"/>
     <w:unhideWhenUsed/>
     <w:rsid w:val="00E618BF"/>
@@ -3135,17 +3223,17 @@
       <w:spacing w:after="0"/>
     </w:pPr>
   </w:style>
-  <w:style w:type="character" w:customStyle="1" w:styleId="LoopkopKar">
-    <w:name w:val="Loopkop Kar"/>
-    <w:basedOn w:val="Verstekparagraaffont"/>
-    <w:link w:val="Loopkop"/>
+  <w:style w:type="character" w:customStyle="1" w:styleId="EncabezadoCar">
+    <w:name w:val="Encabezado Car"/>
+    <w:basedOn w:val="Fuentedeprrafopredeter"/>
+    <w:link w:val="Encabezado"/>
     <w:uiPriority w:val="99"/>
     <w:rsid w:val="00E618BF"/>
   </w:style>
-  <w:style w:type="paragraph" w:styleId="Loopvoet">
+  <w:style w:type="paragraph" w:styleId="Piedepgina">
     <w:name w:val="footer"/>
-    <w:basedOn w:val="Normaal"/>
-    <w:link w:val="LoopvoetKar"/>
+    <w:basedOn w:val="Normal"/>
+    <w:link w:val="PiedepginaCar"/>
     <w:uiPriority w:val="99"/>
     <w:unhideWhenUsed/>
     <w:rsid w:val="00E618BF"/>
@@ -3157,14 +3245,14 @@
       <w:spacing w:after="0"/>
     </w:pPr>
   </w:style>
-  <w:style w:type="character" w:customStyle="1" w:styleId="LoopvoetKar">
-    <w:name w:val="Loopvoet Kar"/>
-    <w:basedOn w:val="Verstekparagraaffont"/>
-    <w:link w:val="Loopvoet"/>
+  <w:style w:type="character" w:customStyle="1" w:styleId="PiedepginaCar">
+    <w:name w:val="Pie de página Car"/>
+    <w:basedOn w:val="Fuentedeprrafopredeter"/>
+    <w:link w:val="Piedepgina"/>
     <w:uiPriority w:val="99"/>
     <w:rsid w:val="00E618BF"/>
   </w:style>
-  <w:style w:type="paragraph" w:styleId="GeenSpasiringnie">
+  <w:style w:type="paragraph" w:styleId="Sinespaciado">
     <w:name w:val="No Spacing"/>
     <w:uiPriority w:val="1"/>
     <w:qFormat/>
@@ -3173,10 +3261,10 @@
       <w:spacing w:after="0" w:line="240" w:lineRule="auto"/>
     </w:pPr>
   </w:style>
-  <w:style w:type="character" w:customStyle="1" w:styleId="Opskrif1Kar">
-    <w:name w:val="Opskrif 1 Kar"/>
-    <w:basedOn w:val="Verstekparagraaffont"/>
-    <w:link w:val="Opskrif1"/>
+  <w:style w:type="character" w:customStyle="1" w:styleId="Ttulo1Car">
+    <w:name w:val="Título 1 Car"/>
+    <w:basedOn w:val="Fuentedeprrafopredeter"/>
+    <w:link w:val="Ttulo1"/>
     <w:uiPriority w:val="9"/>
     <w:rsid w:val="00FC693F"/>
     <w:rPr>
@@ -3188,10 +3276,10 @@
       <w:szCs w:val="28"/>
     </w:rPr>
   </w:style>
-  <w:style w:type="character" w:customStyle="1" w:styleId="Opskrif2Kar">
-    <w:name w:val="Opskrif 2 Kar"/>
-    <w:basedOn w:val="Verstekparagraaffont"/>
-    <w:link w:val="Opskrif2"/>
+  <w:style w:type="character" w:customStyle="1" w:styleId="Ttulo2Car">
+    <w:name w:val="Título 2 Car"/>
+    <w:basedOn w:val="Fuentedeprrafopredeter"/>
+    <w:link w:val="Ttulo2"/>
     <w:uiPriority w:val="9"/>
     <w:rsid w:val="00FC693F"/>
     <w:rPr>
@@ -3203,10 +3291,10 @@
       <w:szCs w:val="26"/>
     </w:rPr>
   </w:style>
-  <w:style w:type="character" w:customStyle="1" w:styleId="Opskrif3Kar">
-    <w:name w:val="Opskrif 3 Kar"/>
-    <w:basedOn w:val="Verstekparagraaffont"/>
-    <w:link w:val="Opskrif3"/>
+  <w:style w:type="character" w:customStyle="1" w:styleId="Ttulo3Car">
+    <w:name w:val="Título 3 Car"/>
+    <w:basedOn w:val="Fuentedeprrafopredeter"/>
+    <w:link w:val="Ttulo3"/>
     <w:uiPriority w:val="9"/>
     <w:rsid w:val="00FC693F"/>
     <w:rPr>
@@ -3216,11 +3304,11 @@
       <w:color w:val="4F81BD" w:themeColor="accent1"/>
     </w:rPr>
   </w:style>
-  <w:style w:type="paragraph" w:styleId="Titel">
+  <w:style w:type="paragraph" w:styleId="Ttulo">
     <w:name w:val="Title"/>
-    <w:basedOn w:val="Normaal"/>
-    <w:next w:val="Normaal"/>
-    <w:link w:val="TitelKar"/>
+    <w:basedOn w:val="Normal"/>
+    <w:next w:val="Normal"/>
+    <w:link w:val="TtuloCar"/>
     <w:uiPriority w:val="10"/>
     <w:qFormat/>
     <w:rsid w:val="00FC693F"/>
@@ -3240,10 +3328,10 @@
       <w:szCs w:val="52"/>
     </w:rPr>
   </w:style>
-  <w:style w:type="character" w:customStyle="1" w:styleId="TitelKar">
-    <w:name w:val="Titel Kar"/>
-    <w:basedOn w:val="Verstekparagraaffont"/>
-    <w:link w:val="Titel"/>
+  <w:style w:type="character" w:customStyle="1" w:styleId="TtuloCar">
+    <w:name w:val="Título Car"/>
+    <w:basedOn w:val="Fuentedeprrafopredeter"/>
+    <w:link w:val="Ttulo"/>
     <w:uiPriority w:val="10"/>
     <w:rsid w:val="00FC693F"/>
     <w:rPr>
@@ -3255,11 +3343,11 @@
       <w:szCs w:val="52"/>
     </w:rPr>
   </w:style>
-  <w:style w:type="paragraph" w:styleId="Subtitel">
+  <w:style w:type="paragraph" w:styleId="Subttulo">
     <w:name w:val="Subtitle"/>
-    <w:basedOn w:val="Normaal"/>
-    <w:next w:val="Normaal"/>
-    <w:link w:val="SubtitelKar"/>
+    <w:basedOn w:val="Normal"/>
+    <w:next w:val="Normal"/>
+    <w:link w:val="SubttuloCar"/>
     <w:uiPriority w:val="11"/>
     <w:qFormat/>
     <w:rsid w:val="00FC693F"/>
@@ -3278,10 +3366,10 @@
       <w:szCs w:val="24"/>
     </w:rPr>
   </w:style>
-  <w:style w:type="character" w:customStyle="1" w:styleId="SubtitelKar">
-    <w:name w:val="Subtitel Kar"/>
-    <w:basedOn w:val="Verstekparagraaffont"/>
-    <w:link w:val="Subtitel"/>
+  <w:style w:type="character" w:customStyle="1" w:styleId="SubttuloCar">
+    <w:name w:val="Subtítulo Car"/>
+    <w:basedOn w:val="Fuentedeprrafopredeter"/>
+    <w:link w:val="Subttulo"/>
     <w:uiPriority w:val="11"/>
     <w:rsid w:val="00FC693F"/>
     <w:rPr>
@@ -3294,9 +3382,9 @@
       <w:szCs w:val="24"/>
     </w:rPr>
   </w:style>
-  <w:style w:type="paragraph" w:styleId="LysParagraaf">
+  <w:style w:type="paragraph" w:styleId="Prrafodelista">
     <w:name w:val="List Paragraph"/>
-    <w:basedOn w:val="Normaal"/>
+    <w:basedOn w:val="Normal"/>
     <w:uiPriority w:val="34"/>
     <w:qFormat/>
     <w:rsid w:val="00FC693F"/>
@@ -3305,10 +3393,10 @@
       <w:contextualSpacing/>
     </w:pPr>
   </w:style>
-  <w:style w:type="paragraph" w:styleId="Inhoudteks">
+  <w:style w:type="paragraph" w:styleId="Textoindependiente">
     <w:name w:val="Body Text"/>
-    <w:basedOn w:val="Normaal"/>
-    <w:link w:val="InhoudteksKar"/>
+    <w:basedOn w:val="Normal"/>
+    <w:link w:val="TextoindependienteCar"/>
     <w:uiPriority w:val="99"/>
     <w:unhideWhenUsed/>
     <w:rsid w:val="00AA1D8D"/>
@@ -3316,17 +3404,17 @@
       <w:spacing w:after="120"/>
     </w:pPr>
   </w:style>
-  <w:style w:type="character" w:customStyle="1" w:styleId="InhoudteksKar">
-    <w:name w:val="Inhoudteks Kar"/>
-    <w:basedOn w:val="Verstekparagraaffont"/>
-    <w:link w:val="Inhoudteks"/>
+  <w:style w:type="character" w:customStyle="1" w:styleId="TextoindependienteCar">
+    <w:name w:val="Texto independiente Car"/>
+    <w:basedOn w:val="Fuentedeprrafopredeter"/>
+    <w:link w:val="Textoindependiente"/>
     <w:uiPriority w:val="99"/>
     <w:rsid w:val="00AA1D8D"/>
   </w:style>
-  <w:style w:type="paragraph" w:styleId="Inhoudteks2">
+  <w:style w:type="paragraph" w:styleId="Textoindependiente2">
     <w:name w:val="Body Text 2"/>
-    <w:basedOn w:val="Normaal"/>
-    <w:link w:val="Inhoudteks2Kar"/>
+    <w:basedOn w:val="Normal"/>
+    <w:link w:val="Textoindependiente2Car"/>
     <w:uiPriority w:val="99"/>
     <w:unhideWhenUsed/>
     <w:rsid w:val="00AA1D8D"/>
@@ -3334,17 +3422,17 @@
       <w:spacing w:after="120" w:line="480" w:lineRule="auto"/>
     </w:pPr>
   </w:style>
-  <w:style w:type="character" w:customStyle="1" w:styleId="Inhoudteks2Kar">
-    <w:name w:val="Inhoudteks 2 Kar"/>
-    <w:basedOn w:val="Verstekparagraaffont"/>
-    <w:link w:val="Inhoudteks2"/>
+  <w:style w:type="character" w:customStyle="1" w:styleId="Textoindependiente2Car">
+    <w:name w:val="Texto independiente 2 Car"/>
+    <w:basedOn w:val="Fuentedeprrafopredeter"/>
+    <w:link w:val="Textoindependiente2"/>
     <w:uiPriority w:val="99"/>
     <w:rsid w:val="00AA1D8D"/>
   </w:style>
-  <w:style w:type="paragraph" w:styleId="Inhoudteks3">
+  <w:style w:type="paragraph" w:styleId="Textoindependiente3">
     <w:name w:val="Body Text 3"/>
-    <w:basedOn w:val="Normaal"/>
-    <w:link w:val="Inhoudteks3Kar"/>
+    <w:basedOn w:val="Normal"/>
+    <w:link w:val="Textoindependiente3Car"/>
     <w:uiPriority w:val="99"/>
     <w:unhideWhenUsed/>
     <w:rsid w:val="00AA1D8D"/>
@@ -3356,10 +3444,10 @@
       <w:szCs w:val="16"/>
     </w:rPr>
   </w:style>
-  <w:style w:type="character" w:customStyle="1" w:styleId="Inhoudteks3Kar">
-    <w:name w:val="Inhoudteks 3 Kar"/>
-    <w:basedOn w:val="Verstekparagraaffont"/>
-    <w:link w:val="Inhoudteks3"/>
+  <w:style w:type="character" w:customStyle="1" w:styleId="Textoindependiente3Car">
+    <w:name w:val="Texto independiente 3 Car"/>
+    <w:basedOn w:val="Fuentedeprrafopredeter"/>
+    <w:link w:val="Textoindependiente3"/>
     <w:uiPriority w:val="99"/>
     <w:rsid w:val="00AA1D8D"/>
     <w:rPr>
@@ -3367,9 +3455,9 @@
       <w:szCs w:val="16"/>
     </w:rPr>
   </w:style>
-  <w:style w:type="paragraph" w:styleId="Lys">
+  <w:style w:type="paragraph" w:styleId="Lista">
     <w:name w:val="List"/>
-    <w:basedOn w:val="Normaal"/>
+    <w:basedOn w:val="Normal"/>
     <w:uiPriority w:val="99"/>
     <w:unhideWhenUsed/>
     <w:rsid w:val="00AA1D8D"/>
@@ -3378,9 +3466,9 @@
       <w:contextualSpacing/>
     </w:pPr>
   </w:style>
-  <w:style w:type="paragraph" w:styleId="Lys2">
+  <w:style w:type="paragraph" w:styleId="Lista2">
     <w:name w:val="List 2"/>
-    <w:basedOn w:val="Normaal"/>
+    <w:basedOn w:val="Normal"/>
     <w:uiPriority w:val="99"/>
     <w:unhideWhenUsed/>
     <w:rsid w:val="00326F90"/>
@@ -3389,9 +3477,9 @@
       <w:contextualSpacing/>
     </w:pPr>
   </w:style>
-  <w:style w:type="paragraph" w:styleId="Lys3">
+  <w:style w:type="paragraph" w:styleId="Lista3">
     <w:name w:val="List 3"/>
-    <w:basedOn w:val="Normaal"/>
+    <w:basedOn w:val="Normal"/>
     <w:uiPriority w:val="99"/>
     <w:unhideWhenUsed/>
     <w:rsid w:val="00326F90"/>
@@ -3400,9 +3488,9 @@
       <w:contextualSpacing/>
     </w:pPr>
   </w:style>
-  <w:style w:type="paragraph" w:styleId="Lyskolpunt">
+  <w:style w:type="paragraph" w:styleId="Listaconvietas">
     <w:name w:val="List Bullet"/>
-    <w:basedOn w:val="Normaal"/>
+    <w:basedOn w:val="Normal"/>
     <w:uiPriority w:val="99"/>
     <w:unhideWhenUsed/>
     <w:rsid w:val="00326F90"/>
@@ -3414,9 +3502,9 @@
       <w:contextualSpacing/>
     </w:pPr>
   </w:style>
-  <w:style w:type="paragraph" w:styleId="Lyskolpunt2">
+  <w:style w:type="paragraph" w:styleId="Listaconvietas2">
     <w:name w:val="List Bullet 2"/>
-    <w:basedOn w:val="Normaal"/>
+    <w:basedOn w:val="Normal"/>
     <w:uiPriority w:val="99"/>
     <w:unhideWhenUsed/>
     <w:rsid w:val="00326F90"/>
@@ -3428,9 +3516,9 @@
       <w:contextualSpacing/>
     </w:pPr>
   </w:style>
-  <w:style w:type="paragraph" w:styleId="Lyskolpunt3">
+  <w:style w:type="paragraph" w:styleId="Listaconvietas3">
     <w:name w:val="List Bullet 3"/>
-    <w:basedOn w:val="Normaal"/>
+    <w:basedOn w:val="Normal"/>
     <w:uiPriority w:val="99"/>
     <w:unhideWhenUsed/>
     <w:rsid w:val="00326F90"/>
@@ -3441,9 +3529,9 @@
       <w:contextualSpacing/>
     </w:pPr>
   </w:style>
-  <w:style w:type="paragraph" w:styleId="Lysnommer">
+  <w:style w:type="paragraph" w:styleId="Listaconnmeros">
     <w:name w:val="List Number"/>
-    <w:basedOn w:val="Normaal"/>
+    <w:basedOn w:val="Normal"/>
     <w:uiPriority w:val="99"/>
     <w:unhideWhenUsed/>
     <w:rsid w:val="00326F90"/>
@@ -3454,9 +3542,9 @@
       <w:contextualSpacing/>
     </w:pPr>
   </w:style>
-  <w:style w:type="paragraph" w:styleId="Lysnommer2">
+  <w:style w:type="paragraph" w:styleId="Listaconnmeros2">
     <w:name w:val="List Number 2"/>
-    <w:basedOn w:val="Normaal"/>
+    <w:basedOn w:val="Normal"/>
     <w:uiPriority w:val="99"/>
     <w:unhideWhenUsed/>
     <w:rsid w:val="0029639D"/>
@@ -3467,9 +3555,9 @@
       <w:contextualSpacing/>
     </w:pPr>
   </w:style>
-  <w:style w:type="paragraph" w:styleId="Lysnommer3">
+  <w:style w:type="paragraph" w:styleId="Listaconnmeros3">
     <w:name w:val="List Number 3"/>
-    <w:basedOn w:val="Normaal"/>
+    <w:basedOn w:val="Normal"/>
     <w:uiPriority w:val="99"/>
     <w:unhideWhenUsed/>
     <w:rsid w:val="0029639D"/>
@@ -3480,9 +3568,9 @@
       <w:contextualSpacing/>
     </w:pPr>
   </w:style>
-  <w:style w:type="paragraph" w:styleId="Lysvoortsetting">
+  <w:style w:type="paragraph" w:styleId="Continuarlista">
     <w:name w:val="List Continue"/>
-    <w:basedOn w:val="Normaal"/>
+    <w:basedOn w:val="Normal"/>
     <w:uiPriority w:val="99"/>
     <w:unhideWhenUsed/>
     <w:rsid w:val="0029639D"/>
@@ -3492,9 +3580,9 @@
       <w:contextualSpacing/>
     </w:pPr>
   </w:style>
-  <w:style w:type="paragraph" w:styleId="Lysvervolg2">
+  <w:style w:type="paragraph" w:styleId="Continuarlista2">
     <w:name w:val="List Continue 2"/>
-    <w:basedOn w:val="Normaal"/>
+    <w:basedOn w:val="Normal"/>
     <w:uiPriority w:val="99"/>
     <w:unhideWhenUsed/>
     <w:rsid w:val="0029639D"/>
@@ -3504,9 +3592,9 @@
       <w:contextualSpacing/>
     </w:pPr>
   </w:style>
-  <w:style w:type="paragraph" w:styleId="Lysvervolg3">
+  <w:style w:type="paragraph" w:styleId="Continuarlista3">
     <w:name w:val="List Continue 3"/>
-    <w:basedOn w:val="Normaal"/>
+    <w:basedOn w:val="Normal"/>
     <w:uiPriority w:val="99"/>
     <w:unhideWhenUsed/>
     <w:rsid w:val="0029639D"/>
@@ -3516,9 +3604,9 @@
       <w:contextualSpacing/>
     </w:pPr>
   </w:style>
-  <w:style w:type="paragraph" w:styleId="Makroteks">
+  <w:style w:type="paragraph" w:styleId="Textomacro">
     <w:name w:val="macro"/>
-    <w:link w:val="MakroteksKar"/>
+    <w:link w:val="TextomacroCar"/>
     <w:uiPriority w:val="99"/>
     <w:unhideWhenUsed/>
     <w:rsid w:val="0029639D"/>
@@ -3539,10 +3627,10 @@
       <w:szCs w:val="20"/>
     </w:rPr>
   </w:style>
-  <w:style w:type="character" w:customStyle="1" w:styleId="MakroteksKar">
-    <w:name w:val="Makroteks Kar"/>
-    <w:basedOn w:val="Verstekparagraaffont"/>
-    <w:link w:val="Makroteks"/>
+  <w:style w:type="character" w:customStyle="1" w:styleId="TextomacroCar">
+    <w:name w:val="Texto macro Car"/>
+    <w:basedOn w:val="Fuentedeprrafopredeter"/>
+    <w:link w:val="Textomacro"/>
     <w:uiPriority w:val="99"/>
     <w:rsid w:val="0029639D"/>
     <w:rPr>
@@ -3551,11 +3639,11 @@
       <w:szCs w:val="20"/>
     </w:rPr>
   </w:style>
-  <w:style w:type="paragraph" w:styleId="Aanhaling">
+  <w:style w:type="paragraph" w:styleId="Cita">
     <w:name w:val="Quote"/>
-    <w:basedOn w:val="Normaal"/>
-    <w:next w:val="Normaal"/>
-    <w:link w:val="AanhalingKar"/>
+    <w:basedOn w:val="Normal"/>
+    <w:next w:val="Normal"/>
+    <w:link w:val="CitaCar"/>
     <w:uiPriority w:val="29"/>
     <w:qFormat/>
     <w:rsid w:val="00FC693F"/>
@@ -3565,10 +3653,10 @@
       <w:color w:val="000000" w:themeColor="text1"/>
     </w:rPr>
   </w:style>
-  <w:style w:type="character" w:customStyle="1" w:styleId="AanhalingKar">
-    <w:name w:val="Aanhaling Kar"/>
-    <w:basedOn w:val="Verstekparagraaffont"/>
-    <w:link w:val="Aanhaling"/>
+  <w:style w:type="character" w:customStyle="1" w:styleId="CitaCar">
+    <w:name w:val="Cita Car"/>
+    <w:basedOn w:val="Fuentedeprrafopredeter"/>
+    <w:link w:val="Cita"/>
     <w:uiPriority w:val="29"/>
     <w:rsid w:val="00FC693F"/>
     <w:rPr>
@@ -3577,10 +3665,10 @@
       <w:color w:val="000000" w:themeColor="text1"/>
     </w:rPr>
   </w:style>
-  <w:style w:type="character" w:customStyle="1" w:styleId="Opskrif4Kar">
-    <w:name w:val="Opskrif 4 Kar"/>
-    <w:basedOn w:val="Verstekparagraaffont"/>
-    <w:link w:val="Opskrif4"/>
+  <w:style w:type="character" w:customStyle="1" w:styleId="Ttulo4Car">
+    <w:name w:val="Título 4 Car"/>
+    <w:basedOn w:val="Fuentedeprrafopredeter"/>
+    <w:link w:val="Ttulo4"/>
     <w:uiPriority w:val="9"/>
     <w:semiHidden/>
     <w:rsid w:val="00FC693F"/>
@@ -3593,10 +3681,10 @@
       <w:color w:val="4F81BD" w:themeColor="accent1"/>
     </w:rPr>
   </w:style>
-  <w:style w:type="character" w:customStyle="1" w:styleId="Opskrif5Kar">
-    <w:name w:val="Opskrif 5 Kar"/>
-    <w:basedOn w:val="Verstekparagraaffont"/>
-    <w:link w:val="Opskrif5"/>
+  <w:style w:type="character" w:customStyle="1" w:styleId="Ttulo5Car">
+    <w:name w:val="Título 5 Car"/>
+    <w:basedOn w:val="Fuentedeprrafopredeter"/>
+    <w:link w:val="Ttulo5"/>
     <w:uiPriority w:val="9"/>
     <w:semiHidden/>
     <w:rsid w:val="00FC693F"/>
@@ -3605,10 +3693,10 @@
       <w:color w:val="243F60" w:themeColor="accent1" w:themeShade="7F"/>
     </w:rPr>
   </w:style>
-  <w:style w:type="character" w:customStyle="1" w:styleId="Opskrif6Kar">
-    <w:name w:val="Opskrif 6 Kar"/>
-    <w:basedOn w:val="Verstekparagraaffont"/>
-    <w:link w:val="Opskrif6"/>
+  <w:style w:type="character" w:customStyle="1" w:styleId="Ttulo6Car">
+    <w:name w:val="Título 6 Car"/>
+    <w:basedOn w:val="Fuentedeprrafopredeter"/>
+    <w:link w:val="Ttulo6"/>
     <w:uiPriority w:val="9"/>
     <w:semiHidden/>
     <w:rsid w:val="00FC693F"/>
@@ -3619,10 +3707,10 @@
       <w:color w:val="243F60" w:themeColor="accent1" w:themeShade="7F"/>
     </w:rPr>
   </w:style>
-  <w:style w:type="character" w:customStyle="1" w:styleId="Opskrif7Kar">
-    <w:name w:val="Opskrif 7 Kar"/>
-    <w:basedOn w:val="Verstekparagraaffont"/>
-    <w:link w:val="Opskrif7"/>
+  <w:style w:type="character" w:customStyle="1" w:styleId="Ttulo7Car">
+    <w:name w:val="Título 7 Car"/>
+    <w:basedOn w:val="Fuentedeprrafopredeter"/>
+    <w:link w:val="Ttulo7"/>
     <w:uiPriority w:val="9"/>
     <w:semiHidden/>
     <w:rsid w:val="00FC693F"/>
@@ -3633,10 +3721,10 @@
       <w:color w:val="404040" w:themeColor="text1" w:themeTint="BF"/>
     </w:rPr>
   </w:style>
-  <w:style w:type="character" w:customStyle="1" w:styleId="Opskrif8Kar">
-    <w:name w:val="Opskrif 8 Kar"/>
-    <w:basedOn w:val="Verstekparagraaffont"/>
-    <w:link w:val="Opskrif8"/>
+  <w:style w:type="character" w:customStyle="1" w:styleId="Ttulo8Car">
+    <w:name w:val="Título 8 Car"/>
+    <w:basedOn w:val="Fuentedeprrafopredeter"/>
+    <w:link w:val="Ttulo8"/>
     <w:uiPriority w:val="9"/>
     <w:semiHidden/>
     <w:rsid w:val="00FC693F"/>
@@ -3647,10 +3735,10 @@
       <w:szCs w:val="20"/>
     </w:rPr>
   </w:style>
-  <w:style w:type="character" w:customStyle="1" w:styleId="Opskrif9Kar">
-    <w:name w:val="Opskrif 9 Kar"/>
-    <w:basedOn w:val="Verstekparagraaffont"/>
-    <w:link w:val="Opskrif9"/>
+  <w:style w:type="character" w:customStyle="1" w:styleId="Ttulo9Car">
+    <w:name w:val="Título 9 Car"/>
+    <w:basedOn w:val="Fuentedeprrafopredeter"/>
+    <w:link w:val="Ttulo9"/>
     <w:uiPriority w:val="9"/>
     <w:semiHidden/>
     <w:rsid w:val="00FC693F"/>
@@ -3663,10 +3751,10 @@
       <w:szCs w:val="20"/>
     </w:rPr>
   </w:style>
-  <w:style w:type="paragraph" w:styleId="Byskrif">
+  <w:style w:type="paragraph" w:styleId="Descripcin">
     <w:name w:val="caption"/>
-    <w:basedOn w:val="Normaal"/>
-    <w:next w:val="Normaal"/>
+    <w:basedOn w:val="Normal"/>
+    <w:next w:val="Normal"/>
     <w:uiPriority w:val="35"/>
     <w:semiHidden/>
     <w:unhideWhenUsed/>
@@ -3680,9 +3768,9 @@
       <w:szCs w:val="18"/>
     </w:rPr>
   </w:style>
-  <w:style w:type="character" w:styleId="Swaar">
+  <w:style w:type="character" w:styleId="Fuerte">
     <w:name w:val="Strong"/>
-    <w:basedOn w:val="Verstekparagraaffont"/>
+    <w:basedOn w:val="Fuentedeprrafopredeter"/>
     <w:uiPriority w:val="22"/>
     <w:qFormat/>
     <w:rsid w:val="00FC693F"/>
@@ -3691,9 +3779,9 @@
       <w:bCs/>
     </w:rPr>
   </w:style>
-  <w:style w:type="character" w:styleId="Klem">
+  <w:style w:type="character" w:styleId="nfasis">
     <w:name w:val="Emphasis"/>
-    <w:basedOn w:val="Verstekparagraaffont"/>
+    <w:basedOn w:val="Fuentedeprrafopredeter"/>
     <w:uiPriority w:val="20"/>
     <w:qFormat/>
     <w:rsid w:val="00FC693F"/>
@@ -3702,11 +3790,11 @@
       <w:iCs/>
     </w:rPr>
   </w:style>
-  <w:style w:type="paragraph" w:styleId="IntenseAanhaling">
+  <w:style w:type="paragraph" w:styleId="Citadestacada">
     <w:name w:val="Intense Quote"/>
-    <w:basedOn w:val="Normaal"/>
-    <w:next w:val="Normaal"/>
-    <w:link w:val="IntenseAanhalingKar"/>
+    <w:basedOn w:val="Normal"/>
+    <w:next w:val="Normal"/>
+    <w:link w:val="CitadestacadaCar"/>
     <w:uiPriority w:val="30"/>
     <w:qFormat/>
     <w:rsid w:val="00FC693F"/>
@@ -3725,10 +3813,10 @@
       <w:color w:val="4F81BD" w:themeColor="accent1"/>
     </w:rPr>
   </w:style>
-  <w:style w:type="character" w:customStyle="1" w:styleId="IntenseAanhalingKar">
-    <w:name w:val="Intense Aanhaling Kar"/>
-    <w:basedOn w:val="Verstekparagraaffont"/>
-    <w:link w:val="IntenseAanhaling"/>
+  <w:style w:type="character" w:customStyle="1" w:styleId="CitadestacadaCar">
+    <w:name w:val="Cita destacada Car"/>
+    <w:basedOn w:val="Fuentedeprrafopredeter"/>
+    <w:link w:val="Citadestacada"/>
     <w:uiPriority w:val="30"/>
     <w:rsid w:val="00FC693F"/>
     <w:rPr>
@@ -3739,9 +3827,9 @@
       <w:color w:val="4F81BD" w:themeColor="accent1"/>
     </w:rPr>
   </w:style>
-  <w:style w:type="character" w:styleId="SubtieleBeklemtoning">
+  <w:style w:type="character" w:styleId="nfasissutil">
     <w:name w:val="Subtle Emphasis"/>
-    <w:basedOn w:val="Verstekparagraaffont"/>
+    <w:basedOn w:val="Fuentedeprrafopredeter"/>
     <w:uiPriority w:val="19"/>
     <w:qFormat/>
     <w:rsid w:val="00FC693F"/>
@@ -3751,9 +3839,9 @@
       <w:color w:val="808080" w:themeColor="text1" w:themeTint="7F"/>
     </w:rPr>
   </w:style>
-  <w:style w:type="character" w:styleId="IntenseBeklemtoning">
+  <w:style w:type="character" w:styleId="nfasisintenso">
     <w:name w:val="Intense Emphasis"/>
-    <w:basedOn w:val="Verstekparagraaffont"/>
+    <w:basedOn w:val="Fuentedeprrafopredeter"/>
     <w:uiPriority w:val="21"/>
     <w:qFormat/>
     <w:rsid w:val="00FC693F"/>
@@ -3765,9 +3853,9 @@
       <w:color w:val="4F81BD" w:themeColor="accent1"/>
     </w:rPr>
   </w:style>
-  <w:style w:type="character" w:styleId="SubtieleVerwysing">
+  <w:style w:type="character" w:styleId="Referenciasutil">
     <w:name w:val="Subtle Reference"/>
-    <w:basedOn w:val="Verstekparagraaffont"/>
+    <w:basedOn w:val="Fuentedeprrafopredeter"/>
     <w:uiPriority w:val="31"/>
     <w:qFormat/>
     <w:rsid w:val="00FC693F"/>
@@ -3777,9 +3865,9 @@
       <w:u w:val="single"/>
     </w:rPr>
   </w:style>
-  <w:style w:type="character" w:styleId="IntenseVerwysing">
+  <w:style w:type="character" w:styleId="Referenciaintensa">
     <w:name w:val="Intense Reference"/>
-    <w:basedOn w:val="Verstekparagraaffont"/>
+    <w:basedOn w:val="Fuentedeprrafopredeter"/>
     <w:uiPriority w:val="32"/>
     <w:qFormat/>
     <w:rsid w:val="00FC693F"/>
@@ -3792,9 +3880,9 @@
       <w:u w:val="single"/>
     </w:rPr>
   </w:style>
-  <w:style w:type="character" w:styleId="Boektitel">
+  <w:style w:type="character" w:styleId="Ttulodellibro">
     <w:name w:val="Book Title"/>
-    <w:basedOn w:val="Verstekparagraaffont"/>
+    <w:basedOn w:val="Fuentedeprrafopredeter"/>
     <w:uiPriority w:val="33"/>
     <w:qFormat/>
     <w:rsid w:val="00FC693F"/>
@@ -3805,10 +3893,10 @@
       <w:spacing w:val="5"/>
     </w:rPr>
   </w:style>
-  <w:style w:type="paragraph" w:styleId="TOC-opskrif">
+  <w:style w:type="paragraph" w:styleId="TtuloTDC">
     <w:name w:val="TOC Heading"/>
-    <w:basedOn w:val="Opskrif1"/>
-    <w:next w:val="Normaal"/>
+    <w:basedOn w:val="Ttulo1"/>
+    <w:next w:val="Normal"/>
     <w:uiPriority w:val="39"/>
     <w:semiHidden/>
     <w:unhideWhenUsed/>
@@ -3818,9 +3906,9 @@
       <w:outlineLvl w:val="9"/>
     </w:pPr>
   </w:style>
-  <w:style w:type="table" w:styleId="Tabelrooster">
+  <w:style w:type="table" w:styleId="Tablaconcuadrcula">
     <w:name w:val="Table Grid"/>
-    <w:basedOn w:val="Standaardtabel"/>
+    <w:basedOn w:val="Tablanormal"/>
     <w:uiPriority w:val="59"/>
     <w:rsid w:val="00FC693F"/>
     <w:pPr>
@@ -3837,9 +3925,9 @@
       </w:tblBorders>
     </w:tblPr>
   </w:style>
-  <w:style w:type="table" w:styleId="LigteTinting">
+  <w:style w:type="table" w:styleId="Sombreadoclaro">
     <w:name w:val="Light Shading"/>
-    <w:basedOn w:val="Standaardtabel"/>
+    <w:basedOn w:val="Tablanormal"/>
     <w:uiPriority w:val="60"/>
     <w:rsid w:val="00FC693F"/>
     <w:pPr>
@@ -3933,9 +4021,9 @@
       </w:tcPr>
     </w:tblStylePr>
   </w:style>
-  <w:style w:type="table" w:styleId="LigteTinting-Aksent1">
+  <w:style w:type="table" w:styleId="Sombreadoclaro-nfasis1">
     <w:name w:val="Light Shading Accent 1"/>
-    <w:basedOn w:val="Standaardtabel"/>
+    <w:basedOn w:val="Tablanormal"/>
     <w:uiPriority w:val="60"/>
     <w:rsid w:val="00FC693F"/>
     <w:pPr>
@@ -4029,9 +4117,9 @@
       </w:tcPr>
     </w:tblStylePr>
   </w:style>
-  <w:style w:type="table" w:styleId="LigteTinting-Aksent2">
+  <w:style w:type="table" w:styleId="Sombreadoclaro-nfasis2">
     <w:name w:val="Light Shading Accent 2"/>
-    <w:basedOn w:val="Standaardtabel"/>
+    <w:basedOn w:val="Tablanormal"/>
     <w:uiPriority w:val="60"/>
     <w:rsid w:val="00FC693F"/>
     <w:pPr>
@@ -4125,9 +4213,9 @@
       </w:tcPr>
     </w:tblStylePr>
   </w:style>
-  <w:style w:type="table" w:styleId="LigteTinting-Aksent3">
+  <w:style w:type="table" w:styleId="Sombreadoclaro-nfasis3">
     <w:name w:val="Light Shading Accent 3"/>
-    <w:basedOn w:val="Standaardtabel"/>
+    <w:basedOn w:val="Tablanormal"/>
     <w:uiPriority w:val="60"/>
     <w:rsid w:val="00FC693F"/>
     <w:pPr>
@@ -4221,9 +4309,9 @@
       </w:tcPr>
     </w:tblStylePr>
   </w:style>
-  <w:style w:type="table" w:styleId="LigteTinting-Aksent4">
+  <w:style w:type="table" w:styleId="Sombreadoclaro-nfasis4">
     <w:name w:val="Light Shading Accent 4"/>
-    <w:basedOn w:val="Standaardtabel"/>
+    <w:basedOn w:val="Tablanormal"/>
     <w:uiPriority w:val="60"/>
     <w:rsid w:val="00FC693F"/>
     <w:pPr>
@@ -4317,9 +4405,9 @@
       </w:tcPr>
     </w:tblStylePr>
   </w:style>
-  <w:style w:type="table" w:styleId="LigteTinting-Aksent5">
+  <w:style w:type="table" w:styleId="Sombreadoclaro-nfasis5">
     <w:name w:val="Light Shading Accent 5"/>
-    <w:basedOn w:val="Standaardtabel"/>
+    <w:basedOn w:val="Tablanormal"/>
     <w:uiPriority w:val="60"/>
     <w:rsid w:val="00FC693F"/>
     <w:pPr>
@@ -4413,9 +4501,9 @@
       </w:tcPr>
     </w:tblStylePr>
   </w:style>
-  <w:style w:type="table" w:styleId="LigteTinting-Aksent6">
+  <w:style w:type="table" w:styleId="Sombreadoclaro-nfasis6">
     <w:name w:val="Light Shading Accent 6"/>
-    <w:basedOn w:val="Standaardtabel"/>
+    <w:basedOn w:val="Tablanormal"/>
     <w:uiPriority w:val="60"/>
     <w:rsid w:val="00FC693F"/>
     <w:pPr>
@@ -4509,9 +4597,9 @@
       </w:tcPr>
     </w:tblStylePr>
   </w:style>
-  <w:style w:type="table" w:styleId="LigteLys">
+  <w:style w:type="table" w:styleId="Listaclara">
     <w:name w:val="Light List"/>
-    <w:basedOn w:val="Standaardtabel"/>
+    <w:basedOn w:val="Tablanormal"/>
     <w:uiPriority w:val="61"/>
     <w:rsid w:val="00FC693F"/>
     <w:pPr>
@@ -4594,9 +4682,9 @@
       </w:tcPr>
     </w:tblStylePr>
   </w:style>
-  <w:style w:type="table" w:styleId="LigteLys-Aksent1">
+  <w:style w:type="table" w:styleId="Listaclara-nfasis1">
     <w:name w:val="Light List Accent 1"/>
-    <w:basedOn w:val="Standaardtabel"/>
+    <w:basedOn w:val="Tablanormal"/>
     <w:uiPriority w:val="61"/>
     <w:rsid w:val="00FC693F"/>
     <w:pPr>
@@ -4679,9 +4767,9 @@
       </w:tcPr>
     </w:tblStylePr>
   </w:style>
-  <w:style w:type="table" w:styleId="LigteLys-Aksent2">
+  <w:style w:type="table" w:styleId="Listaclara-nfasis2">
     <w:name w:val="Light List Accent 2"/>
-    <w:basedOn w:val="Standaardtabel"/>
+    <w:basedOn w:val="Tablanormal"/>
     <w:uiPriority w:val="61"/>
     <w:rsid w:val="00CB0664"/>
     <w:pPr>
@@ -4764,9 +4852,9 @@
       </w:tcPr>
     </w:tblStylePr>
   </w:style>
-  <w:style w:type="table" w:styleId="LigteLys-Aksent3">
+  <w:style w:type="table" w:styleId="Listaclara-nfasis3">
     <w:name w:val="Light List Accent 3"/>
-    <w:basedOn w:val="Standaardtabel"/>
+    <w:basedOn w:val="Tablanormal"/>
     <w:uiPriority w:val="61"/>
     <w:rsid w:val="00CB0664"/>
     <w:pPr>
@@ -4849,9 +4937,9 @@
       </w:tcPr>
     </w:tblStylePr>
   </w:style>
-  <w:style w:type="table" w:styleId="LigteLys-Aksent4">
+  <w:style w:type="table" w:styleId="Listaclara-nfasis4">
     <w:name w:val="Light List Accent 4"/>
-    <w:basedOn w:val="Standaardtabel"/>
+    <w:basedOn w:val="Tablanormal"/>
     <w:uiPriority w:val="61"/>
     <w:rsid w:val="00CB0664"/>
     <w:pPr>
@@ -4934,9 +5022,9 @@
       </w:tcPr>
     </w:tblStylePr>
   </w:style>
-  <w:style w:type="table" w:styleId="LigteLys-Aksent5">
+  <w:style w:type="table" w:styleId="Listaclara-nfasis5">
     <w:name w:val="Light List Accent 5"/>
-    <w:basedOn w:val="Standaardtabel"/>
+    <w:basedOn w:val="Tablanormal"/>
     <w:uiPriority w:val="61"/>
     <w:rsid w:val="00CB0664"/>
     <w:pPr>
@@ -5019,9 +5107,9 @@
       </w:tcPr>
     </w:tblStylePr>
   </w:style>
-  <w:style w:type="table" w:styleId="LigteLys-Aksent6">
+  <w:style w:type="table" w:styleId="Listaclara-nfasis6">
     <w:name w:val="Light List Accent 6"/>
-    <w:basedOn w:val="Standaardtabel"/>
+    <w:basedOn w:val="Tablanormal"/>
     <w:uiPriority w:val="61"/>
     <w:rsid w:val="00CB0664"/>
     <w:pPr>
@@ -5104,9 +5192,9 @@
       </w:tcPr>
     </w:tblStylePr>
   </w:style>
-  <w:style w:type="table" w:styleId="LigteRooster">
+  <w:style w:type="table" w:styleId="Cuadrculaclara">
     <w:name w:val="Light Grid"/>
-    <w:basedOn w:val="Standaardtabel"/>
+    <w:basedOn w:val="Tablanormal"/>
     <w:uiPriority w:val="62"/>
     <w:rsid w:val="00CB0664"/>
     <w:pPr>
@@ -5227,9 +5315,9 @@
       </w:tcPr>
     </w:tblStylePr>
   </w:style>
-  <w:style w:type="table" w:styleId="LigteRooster-Aksent1">
+  <w:style w:type="table" w:styleId="Cuadrculaclara-nfasis1">
     <w:name w:val="Light Grid Accent 1"/>
-    <w:basedOn w:val="Standaardtabel"/>
+    <w:basedOn w:val="Tablanormal"/>
     <w:uiPriority w:val="62"/>
     <w:rsid w:val="00CB0664"/>
     <w:pPr>
@@ -5350,9 +5438,9 @@
       </w:tcPr>
     </w:tblStylePr>
   </w:style>
-  <w:style w:type="table" w:styleId="LigteRooster-Aksent2">
+  <w:style w:type="table" w:styleId="Cuadrculaclara-nfasis2">
     <w:name w:val="Light Grid Accent 2"/>
-    <w:basedOn w:val="Standaardtabel"/>
+    <w:basedOn w:val="Tablanormal"/>
     <w:uiPriority w:val="62"/>
     <w:rsid w:val="00CB0664"/>
     <w:pPr>
@@ -5473,9 +5561,9 @@
       </w:tcPr>
     </w:tblStylePr>
   </w:style>
-  <w:style w:type="table" w:styleId="LigteRooster-Aksent3">
+  <w:style w:type="table" w:styleId="Cuadrculaclara-nfasis3">
     <w:name w:val="Light Grid Accent 3"/>
-    <w:basedOn w:val="Standaardtabel"/>
+    <w:basedOn w:val="Tablanormal"/>
     <w:uiPriority w:val="62"/>
     <w:rsid w:val="00CB0664"/>
     <w:pPr>
@@ -5596,9 +5684,9 @@
       </w:tcPr>
     </w:tblStylePr>
   </w:style>
-  <w:style w:type="table" w:styleId="LigteRooster-Aksent4">
+  <w:style w:type="table" w:styleId="Cuadrculaclara-nfasis4">
     <w:name w:val="Light Grid Accent 4"/>
-    <w:basedOn w:val="Standaardtabel"/>
+    <w:basedOn w:val="Tablanormal"/>
     <w:uiPriority w:val="62"/>
     <w:rsid w:val="00CB0664"/>
     <w:pPr>
@@ -5719,9 +5807,9 @@
       </w:tcPr>
     </w:tblStylePr>
   </w:style>
-  <w:style w:type="table" w:styleId="LigteRooster-Aksent5">
+  <w:style w:type="table" w:styleId="Cuadrculaclara-nfasis5">
     <w:name w:val="Light Grid Accent 5"/>
-    <w:basedOn w:val="Standaardtabel"/>
+    <w:basedOn w:val="Tablanormal"/>
     <w:uiPriority w:val="62"/>
     <w:rsid w:val="00CB0664"/>
     <w:pPr>
@@ -5842,9 +5930,9 @@
       </w:tcPr>
     </w:tblStylePr>
   </w:style>
-  <w:style w:type="table" w:styleId="LigteRooster-Aksent6">
+  <w:style w:type="table" w:styleId="Cuadrculaclara-nfasis6">
     <w:name w:val="Light Grid Accent 6"/>
-    <w:basedOn w:val="Standaardtabel"/>
+    <w:basedOn w:val="Tablanormal"/>
     <w:uiPriority w:val="62"/>
     <w:rsid w:val="00CB0664"/>
     <w:pPr>
@@ -5965,9 +6053,9 @@
       </w:tcPr>
     </w:tblStylePr>
   </w:style>
-  <w:style w:type="table" w:styleId="Mediumtinting1">
+  <w:style w:type="table" w:styleId="Sombreadomedio1">
     <w:name w:val="Medium Shading 1"/>
-    <w:basedOn w:val="Standaardtabel"/>
+    <w:basedOn w:val="Tablanormal"/>
     <w:uiPriority w:val="63"/>
     <w:rsid w:val="00CB0664"/>
     <w:pPr>
@@ -6064,9 +6152,9 @@
       </w:tcPr>
     </w:tblStylePr>
   </w:style>
-  <w:style w:type="table" w:styleId="Mediumtinting1-Aksent1">
+  <w:style w:type="table" w:styleId="Sombreadomedio1-nfasis1">
     <w:name w:val="Medium Shading 1 Accent 1"/>
-    <w:basedOn w:val="Standaardtabel"/>
+    <w:basedOn w:val="Tablanormal"/>
     <w:uiPriority w:val="63"/>
     <w:rsid w:val="00CB0664"/>
     <w:pPr>
@@ -6163,9 +6251,9 @@
       </w:tcPr>
     </w:tblStylePr>
   </w:style>
-  <w:style w:type="table" w:styleId="Mediumtinting1-Aksent2">
+  <w:style w:type="table" w:styleId="Sombreadomedio1-nfasis2">
     <w:name w:val="Medium Shading 1 Accent 2"/>
-    <w:basedOn w:val="Standaardtabel"/>
+    <w:basedOn w:val="Tablanormal"/>
     <w:uiPriority w:val="63"/>
     <w:rsid w:val="00CB0664"/>
     <w:pPr>
@@ -6262,9 +6350,9 @@
       </w:tcPr>
     </w:tblStylePr>
   </w:style>
-  <w:style w:type="table" w:styleId="Mediumtinting1-Aksent3">
+  <w:style w:type="table" w:styleId="Sombreadomedio1-nfasis3">
     <w:name w:val="Medium Shading 1 Accent 3"/>
-    <w:basedOn w:val="Standaardtabel"/>
+    <w:basedOn w:val="Tablanormal"/>
     <w:uiPriority w:val="63"/>
     <w:rsid w:val="00CB0664"/>
     <w:pPr>
@@ -6361,9 +6449,9 @@
       </w:tcPr>
     </w:tblStylePr>
   </w:style>
-  <w:style w:type="table" w:styleId="Mediumtinting1-Aksent4">
+  <w:style w:type="table" w:styleId="Sombreadomedio1-nfasis4">
     <w:name w:val="Medium Shading 1 Accent 4"/>
-    <w:basedOn w:val="Standaardtabel"/>
+    <w:basedOn w:val="Tablanormal"/>
     <w:uiPriority w:val="63"/>
     <w:rsid w:val="00CB0664"/>
     <w:pPr>
@@ -6460,9 +6548,9 @@
       </w:tcPr>
     </w:tblStylePr>
   </w:style>
-  <w:style w:type="table" w:styleId="Mediumtinting1-Aksent5">
+  <w:style w:type="table" w:styleId="Sombreadomedio1-nfasis5">
     <w:name w:val="Medium Shading 1 Accent 5"/>
-    <w:basedOn w:val="Standaardtabel"/>
+    <w:basedOn w:val="Tablanormal"/>
     <w:uiPriority w:val="63"/>
     <w:rsid w:val="00CB0664"/>
     <w:pPr>
@@ -6559,9 +6647,9 @@
       </w:tcPr>
     </w:tblStylePr>
   </w:style>
-  <w:style w:type="table" w:styleId="Mediumtinting1-Aksent6">
+  <w:style w:type="table" w:styleId="Sombreadomedio1-nfasis6">
     <w:name w:val="Medium Shading 1 Accent 6"/>
-    <w:basedOn w:val="Standaardtabel"/>
+    <w:basedOn w:val="Tablanormal"/>
     <w:uiPriority w:val="63"/>
     <w:rsid w:val="00CB0664"/>
     <w:pPr>
@@ -6658,9 +6746,9 @@
       </w:tcPr>
     </w:tblStylePr>
   </w:style>
-  <w:style w:type="table" w:styleId="Mediumtinting2">
+  <w:style w:type="table" w:styleId="Sombreadomedio2">
     <w:name w:val="Medium Shading 2"/>
-    <w:basedOn w:val="Standaardtabel"/>
+    <w:basedOn w:val="Tablanormal"/>
     <w:uiPriority w:val="64"/>
     <w:rsid w:val="00CB0664"/>
     <w:pPr>
@@ -6800,9 +6888,9 @@
       </w:tcPr>
     </w:tblStylePr>
   </w:style>
-  <w:style w:type="table" w:styleId="Mediumtinting2-Aksent1">
+  <w:style w:type="table" w:styleId="Sombreadomedio2-nfasis1">
     <w:name w:val="Medium Shading 2 Accent 1"/>
-    <w:basedOn w:val="Standaardtabel"/>
+    <w:basedOn w:val="Tablanormal"/>
     <w:uiPriority w:val="64"/>
     <w:rsid w:val="00CB0664"/>
     <w:pPr>
@@ -6942,9 +7030,9 @@
       </w:tcPr>
     </w:tblStylePr>
   </w:style>
-  <w:style w:type="table" w:styleId="Mediumtinting2-Aksent2">
+  <w:style w:type="table" w:styleId="Sombreadomedio2-nfasis2">
     <w:name w:val="Medium Shading 2 Accent 2"/>
-    <w:basedOn w:val="Standaardtabel"/>
+    <w:basedOn w:val="Tablanormal"/>
     <w:uiPriority w:val="64"/>
     <w:rsid w:val="00CB0664"/>
     <w:pPr>
@@ -7084,9 +7172,9 @@
       </w:tcPr>
     </w:tblStylePr>
   </w:style>
-  <w:style w:type="table" w:styleId="Mediumtinting2-Aksent3">
+  <w:style w:type="table" w:styleId="Sombreadomedio2-nfasis3">
     <w:name w:val="Medium Shading 2 Accent 3"/>
-    <w:basedOn w:val="Standaardtabel"/>
+    <w:basedOn w:val="Tablanormal"/>
     <w:uiPriority w:val="64"/>
     <w:rsid w:val="00CB0664"/>
     <w:pPr>
@@ -7226,9 +7314,9 @@
       </w:tcPr>
     </w:tblStylePr>
   </w:style>
-  <w:style w:type="table" w:styleId="Mediumtinting2-Aksent4">
+  <w:style w:type="table" w:styleId="Sombreadomedio2-nfasis4">
     <w:name w:val="Medium Shading 2 Accent 4"/>
-    <w:basedOn w:val="Standaardtabel"/>
+    <w:basedOn w:val="Tablanormal"/>
     <w:uiPriority w:val="64"/>
     <w:rsid w:val="00CB0664"/>
     <w:pPr>
@@ -7368,9 +7456,9 @@
       </w:tcPr>
     </w:tblStylePr>
   </w:style>
-  <w:style w:type="table" w:styleId="Mediumtinting2-Aksent5">
+  <w:style w:type="table" w:styleId="Sombreadomedio2-nfasis5">
     <w:name w:val="Medium Shading 2 Accent 5"/>
-    <w:basedOn w:val="Standaardtabel"/>
+    <w:basedOn w:val="Tablanormal"/>
     <w:uiPriority w:val="64"/>
     <w:rsid w:val="00CB0664"/>
     <w:pPr>
@@ -7510,9 +7598,9 @@
       </w:tcPr>
     </w:tblStylePr>
   </w:style>
-  <w:style w:type="table" w:styleId="Mediumtinting2-Aksent6">
+  <w:style w:type="table" w:styleId="Sombreadomedio2-nfasis6">
     <w:name w:val="Medium Shading 2 Accent 6"/>
-    <w:basedOn w:val="Standaardtabel"/>
+    <w:basedOn w:val="Tablanormal"/>
     <w:uiPriority w:val="64"/>
     <w:rsid w:val="00CB0664"/>
     <w:pPr>
@@ -7652,9 +7740,9 @@
       </w:tcPr>
     </w:tblStylePr>
   </w:style>
-  <w:style w:type="table" w:styleId="Mediumlys1">
+  <w:style w:type="table" w:styleId="Listamedia1">
     <w:name w:val="Medium List 1"/>
-    <w:basedOn w:val="Standaardtabel"/>
+    <w:basedOn w:val="Tablanormal"/>
     <w:uiPriority w:val="65"/>
     <w:rsid w:val="00CB0664"/>
     <w:pPr>
@@ -7729,9 +7817,9 @@
       </w:tcPr>
     </w:tblStylePr>
   </w:style>
-  <w:style w:type="table" w:styleId="Mediumlys1-Aksent1">
+  <w:style w:type="table" w:styleId="Listamedia1-nfasis1">
     <w:name w:val="Medium List 1 Accent 1"/>
-    <w:basedOn w:val="Standaardtabel"/>
+    <w:basedOn w:val="Tablanormal"/>
     <w:uiPriority w:val="65"/>
     <w:rsid w:val="00CB0664"/>
     <w:pPr>
@@ -7806,9 +7894,9 @@
       </w:tcPr>
     </w:tblStylePr>
   </w:style>
-  <w:style w:type="table" w:styleId="Mediumlys1-Aksent2">
+  <w:style w:type="table" w:styleId="Listamedia1-nfasis2">
     <w:name w:val="Medium List 1 Accent 2"/>
-    <w:basedOn w:val="Standaardtabel"/>
+    <w:basedOn w:val="Tablanormal"/>
     <w:uiPriority w:val="65"/>
     <w:rsid w:val="00CB0664"/>
     <w:pPr>
@@ -7883,9 +7971,9 @@
       </w:tcPr>
     </w:tblStylePr>
   </w:style>
-  <w:style w:type="table" w:styleId="Mediumlys1-Aksent3">
+  <w:style w:type="table" w:styleId="Listamedia1-nfasis3">
     <w:name w:val="Medium List 1 Accent 3"/>
-    <w:basedOn w:val="Standaardtabel"/>
+    <w:basedOn w:val="Tablanormal"/>
     <w:uiPriority w:val="65"/>
     <w:rsid w:val="00CB0664"/>
     <w:pPr>
@@ -7960,9 +8048,9 @@
       </w:tcPr>
     </w:tblStylePr>
   </w:style>
-  <w:style w:type="table" w:styleId="Mediumlys1-Aksent4">
+  <w:style w:type="table" w:styleId="Listamedia1-nfasis4">
     <w:name w:val="Medium List 1 Accent 4"/>
-    <w:basedOn w:val="Standaardtabel"/>
+    <w:basedOn w:val="Tablanormal"/>
     <w:uiPriority w:val="65"/>
     <w:rsid w:val="00CB0664"/>
     <w:pPr>
@@ -8037,9 +8125,9 @@
       </w:tcPr>
     </w:tblStylePr>
   </w:style>
-  <w:style w:type="table" w:styleId="Mediumlys1-Aksent5">
+  <w:style w:type="table" w:styleId="Listamedia1-nfasis5">
     <w:name w:val="Medium List 1 Accent 5"/>
-    <w:basedOn w:val="Standaardtabel"/>
+    <w:basedOn w:val="Tablanormal"/>
     <w:uiPriority w:val="65"/>
     <w:rsid w:val="00CB0664"/>
     <w:pPr>
@@ -8114,9 +8202,9 @@
       </w:tcPr>
     </w:tblStylePr>
   </w:style>
-  <w:style w:type="table" w:styleId="Mediumlys1-Aksent6">
+  <w:style w:type="table" w:styleId="Listamedia1-nfasis6">
     <w:name w:val="Medium List 1 Accent 6"/>
-    <w:basedOn w:val="Standaardtabel"/>
+    <w:basedOn w:val="Tablanormal"/>
     <w:uiPriority w:val="65"/>
     <w:rsid w:val="00CB0664"/>
     <w:pPr>
@@ -8191,9 +8279,9 @@
       </w:tcPr>
     </w:tblStylePr>
   </w:style>
-  <w:style w:type="table" w:styleId="Mediumlys2">
+  <w:style w:type="table" w:styleId="Listamedia2">
     <w:name w:val="Medium List 2"/>
-    <w:basedOn w:val="Standaardtabel"/>
+    <w:basedOn w:val="Tablanormal"/>
     <w:uiPriority w:val="66"/>
     <w:rsid w:val="00CB0664"/>
     <w:pPr>
@@ -8312,9 +8400,9 @@
       </w:tcPr>
     </w:tblStylePr>
   </w:style>
-  <w:style w:type="table" w:styleId="Mediumlys2-Aksent1">
+  <w:style w:type="table" w:styleId="Listamedia2-nfasis1">
     <w:name w:val="Medium List 2 Accent 1"/>
-    <w:basedOn w:val="Standaardtabel"/>
+    <w:basedOn w:val="Tablanormal"/>
     <w:uiPriority w:val="66"/>
     <w:rsid w:val="00CB0664"/>
     <w:pPr>
@@ -8433,9 +8521,9 @@
       </w:tcPr>
     </w:tblStylePr>
   </w:style>
-  <w:style w:type="table" w:styleId="Mediumlys2-Aksent2">
+  <w:style w:type="table" w:styleId="Listamedia2-nfasis2">
     <w:name w:val="Medium List 2 Accent 2"/>
-    <w:basedOn w:val="Standaardtabel"/>
+    <w:basedOn w:val="Tablanormal"/>
     <w:uiPriority w:val="66"/>
     <w:rsid w:val="00CB0664"/>
     <w:pPr>
@@ -8554,9 +8642,9 @@
       </w:tcPr>
     </w:tblStylePr>
   </w:style>
-  <w:style w:type="table" w:styleId="Mediumlys2-Aksent3">
+  <w:style w:type="table" w:styleId="Listamedia2-nfasis3">
     <w:name w:val="Medium List 2 Accent 3"/>
-    <w:basedOn w:val="Standaardtabel"/>
+    <w:basedOn w:val="Tablanormal"/>
     <w:uiPriority w:val="66"/>
     <w:rsid w:val="00CB0664"/>
     <w:pPr>
@@ -8675,9 +8763,9 @@
       </w:tcPr>
     </w:tblStylePr>
   </w:style>
-  <w:style w:type="table" w:styleId="Mediumlys2-Aksent4">
+  <w:style w:type="table" w:styleId="Listamedia2-nfasis4">
     <w:name w:val="Medium List 2 Accent 4"/>
-    <w:basedOn w:val="Standaardtabel"/>
+    <w:basedOn w:val="Tablanormal"/>
     <w:uiPriority w:val="66"/>
     <w:rsid w:val="00CB0664"/>
     <w:pPr>
@@ -8796,9 +8884,9 @@
       </w:tcPr>
     </w:tblStylePr>
   </w:style>
-  <w:style w:type="table" w:styleId="Mediumlys2-Aksent5">
+  <w:style w:type="table" w:styleId="Listamedia2-nfasis5">
     <w:name w:val="Medium List 2 Accent 5"/>
-    <w:basedOn w:val="Standaardtabel"/>
+    <w:basedOn w:val="Tablanormal"/>
     <w:uiPriority w:val="66"/>
     <w:rsid w:val="00CB0664"/>
     <w:pPr>
@@ -8917,9 +9005,9 @@
       </w:tcPr>
     </w:tblStylePr>
   </w:style>
-  <w:style w:type="table" w:styleId="Mediumlys2-Aksent6">
+  <w:style w:type="table" w:styleId="Listamedia2-nfasis6">
     <w:name w:val="Medium List 2 Accent 6"/>
-    <w:basedOn w:val="Standaardtabel"/>
+    <w:basedOn w:val="Tablanormal"/>
     <w:uiPriority w:val="66"/>
     <w:rsid w:val="00CB0664"/>
     <w:pPr>
@@ -9038,9 +9126,9 @@
       </w:tcPr>
     </w:tblStylePr>
   </w:style>
-  <w:style w:type="table" w:styleId="Mediumrooster1">
+  <w:style w:type="table" w:styleId="Cuadrculamedia1">
     <w:name w:val="Medium Grid 1"/>
-    <w:basedOn w:val="Standaardtabel"/>
+    <w:basedOn w:val="Tablanormal"/>
     <w:uiPriority w:val="67"/>
     <w:rsid w:val="00CB0664"/>
     <w:pPr>
@@ -9104,9 +9192,9 @@
       </w:tcPr>
     </w:tblStylePr>
   </w:style>
-  <w:style w:type="table" w:styleId="Mediumrooster1-Aksent1">
+  <w:style w:type="table" w:styleId="Cuadrculamedia1-nfasis1">
     <w:name w:val="Medium Grid 1 Accent 1"/>
-    <w:basedOn w:val="Standaardtabel"/>
+    <w:basedOn w:val="Tablanormal"/>
     <w:uiPriority w:val="67"/>
     <w:rsid w:val="00CB0664"/>
     <w:pPr>
@@ -9170,9 +9258,9 @@
       </w:tcPr>
     </w:tblStylePr>
   </w:style>
-  <w:style w:type="table" w:styleId="Mediumrooster1-Aksent2">
+  <w:style w:type="table" w:styleId="Cuadrculamedia1-nfasis2">
     <w:name w:val="Medium Grid 1 Accent 2"/>
-    <w:basedOn w:val="Standaardtabel"/>
+    <w:basedOn w:val="Tablanormal"/>
     <w:uiPriority w:val="67"/>
     <w:rsid w:val="00CB0664"/>
     <w:pPr>
@@ -9236,9 +9324,9 @@
       </w:tcPr>
     </w:tblStylePr>
   </w:style>
-  <w:style w:type="table" w:styleId="Mediumrooster1-Aksent3">
+  <w:style w:type="table" w:styleId="Cuadrculamedia1-nfasis3">
     <w:name w:val="Medium Grid 1 Accent 3"/>
-    <w:basedOn w:val="Standaardtabel"/>
+    <w:basedOn w:val="Tablanormal"/>
     <w:uiPriority w:val="67"/>
     <w:rsid w:val="00CB0664"/>
     <w:pPr>
@@ -9302,9 +9390,9 @@
       </w:tcPr>
     </w:tblStylePr>
   </w:style>
-  <w:style w:type="table" w:styleId="Mediumrooster1-Aksent4">
+  <w:style w:type="table" w:styleId="Cuadrculamedia1-nfasis4">
     <w:name w:val="Medium Grid 1 Accent 4"/>
-    <w:basedOn w:val="Standaardtabel"/>
+    <w:basedOn w:val="Tablanormal"/>
     <w:uiPriority w:val="67"/>
     <w:rsid w:val="00CB0664"/>
     <w:pPr>
@@ -9368,9 +9456,9 @@
       </w:tcPr>
     </w:tblStylePr>
   </w:style>
-  <w:style w:type="table" w:styleId="Mediumrooster1-Aksent5">
+  <w:style w:type="table" w:styleId="Cuadrculamedia1-nfasis5">
     <w:name w:val="Medium Grid 1 Accent 5"/>
-    <w:basedOn w:val="Standaardtabel"/>
+    <w:basedOn w:val="Tablanormal"/>
     <w:uiPriority w:val="67"/>
     <w:rsid w:val="00CB0664"/>
     <w:pPr>
@@ -9434,9 +9522,9 @@
       </w:tcPr>
     </w:tblStylePr>
   </w:style>
-  <w:style w:type="table" w:styleId="Mediumrooster1-Aksent6">
+  <w:style w:type="table" w:styleId="Cuadrculamedia1-nfasis6">
     <w:name w:val="Medium Grid 1 Accent 6"/>
-    <w:basedOn w:val="Standaardtabel"/>
+    <w:basedOn w:val="Tablanormal"/>
     <w:uiPriority w:val="67"/>
     <w:rsid w:val="00CB0664"/>
     <w:pPr>
@@ -9500,9 +9588,9 @@
       </w:tcPr>
     </w:tblStylePr>
   </w:style>
-  <w:style w:type="table" w:styleId="Mediumrooster2">
+  <w:style w:type="table" w:styleId="Cuadrculamedia2">
     <w:name w:val="Medium Grid 2"/>
-    <w:basedOn w:val="Standaardtabel"/>
+    <w:basedOn w:val="Tablanormal"/>
     <w:uiPriority w:val="68"/>
     <w:rsid w:val="00CB0664"/>
     <w:pPr>
@@ -9618,9 +9706,9 @@
       </w:tcPr>
     </w:tblStylePr>
   </w:style>
-  <w:style w:type="table" w:styleId="Mediumrooster2-Aksent1">
+  <w:style w:type="table" w:styleId="Cuadrculamedia2-nfasis1">
     <w:name w:val="Medium Grid 2 Accent 1"/>
-    <w:basedOn w:val="Standaardtabel"/>
+    <w:basedOn w:val="Tablanormal"/>
     <w:uiPriority w:val="68"/>
     <w:rsid w:val="00CB0664"/>
     <w:pPr>
@@ -9736,9 +9824,9 @@
       </w:tcPr>
     </w:tblStylePr>
   </w:style>
-  <w:style w:type="table" w:styleId="Mediumrooster2-Aksent2">
+  <w:style w:type="table" w:styleId="Cuadrculamedia2-nfasis2">
     <w:name w:val="Medium Grid 2 Accent 2"/>
-    <w:basedOn w:val="Standaardtabel"/>
+    <w:basedOn w:val="Tablanormal"/>
     <w:uiPriority w:val="68"/>
     <w:rsid w:val="00CB0664"/>
     <w:pPr>
@@ -9854,9 +9942,9 @@
       </w:tcPr>
     </w:tblStylePr>
   </w:style>
-  <w:style w:type="table" w:styleId="Mediumrooster2-Aksent3">
+  <w:style w:type="table" w:styleId="Cuadrculamedia2-nfasis3">
     <w:name w:val="Medium Grid 2 Accent 3"/>
-    <w:basedOn w:val="Standaardtabel"/>
+    <w:basedOn w:val="Tablanormal"/>
     <w:uiPriority w:val="68"/>
     <w:rsid w:val="00CB0664"/>
     <w:pPr>
@@ -9972,9 +10060,9 @@
       </w:tcPr>
     </w:tblStylePr>
   </w:style>
-  <w:style w:type="table" w:styleId="Mediumrooster2-Aksent4">
+  <w:style w:type="table" w:styleId="Cuadrculamedia2-nfasis4">
     <w:name w:val="Medium Grid 2 Accent 4"/>
-    <w:basedOn w:val="Standaardtabel"/>
+    <w:basedOn w:val="Tablanormal"/>
     <w:uiPriority w:val="68"/>
     <w:rsid w:val="00CB0664"/>
     <w:pPr>
@@ -10090,9 +10178,9 @@
       </w:tcPr>
     </w:tblStylePr>
   </w:style>
-  <w:style w:type="table" w:styleId="Mediumrooster2-Aksent5">
+  <w:style w:type="table" w:styleId="Cuadrculamedia2-nfasis5">
     <w:name w:val="Medium Grid 2 Accent 5"/>
-    <w:basedOn w:val="Standaardtabel"/>
+    <w:basedOn w:val="Tablanormal"/>
     <w:uiPriority w:val="68"/>
     <w:rsid w:val="00CB0664"/>
     <w:pPr>
@@ -10208,9 +10296,9 @@
       </w:tcPr>
     </w:tblStylePr>
   </w:style>
-  <w:style w:type="table" w:styleId="Mediumrooster2-Aksent6">
+  <w:style w:type="table" w:styleId="Cuadrculamedia2-nfasis6">
     <w:name w:val="Medium Grid 2 Accent 6"/>
-    <w:basedOn w:val="Standaardtabel"/>
+    <w:basedOn w:val="Tablanormal"/>
     <w:uiPriority w:val="68"/>
     <w:rsid w:val="00CB0664"/>
     <w:pPr>
@@ -10326,9 +10414,9 @@
       </w:tcPr>
     </w:tblStylePr>
   </w:style>
-  <w:style w:type="table" w:styleId="Mediumrooster3">
+  <w:style w:type="table" w:styleId="Cuadrculamedia3">
     <w:name w:val="Medium Grid 3"/>
-    <w:basedOn w:val="Standaardtabel"/>
+    <w:basedOn w:val="Tablanormal"/>
     <w:uiPriority w:val="69"/>
     <w:rsid w:val="00CB0664"/>
     <w:pPr>
@@ -10460,9 +10548,9 @@
       </w:tcPr>
     </w:tblStylePr>
   </w:style>
-  <w:style w:type="table" w:styleId="Mediumrooster3-Aksent1">
+  <w:style w:type="table" w:styleId="Cuadrculamedia3-nfasis1">
     <w:name w:val="Medium Grid 3 Accent 1"/>
-    <w:basedOn w:val="Standaardtabel"/>
+    <w:basedOn w:val="Tablanormal"/>
     <w:uiPriority w:val="69"/>
     <w:rsid w:val="00CB0664"/>
     <w:pPr>
@@ -10594,9 +10682,9 @@
       </w:tcPr>
     </w:tblStylePr>
   </w:style>
-  <w:style w:type="table" w:styleId="Mediumrooster3-Aksent2">
+  <w:style w:type="table" w:styleId="Cuadrculamedia3-nfasis2">
     <w:name w:val="Medium Grid 3 Accent 2"/>
-    <w:basedOn w:val="Standaardtabel"/>
+    <w:basedOn w:val="Tablanormal"/>
     <w:uiPriority w:val="69"/>
     <w:rsid w:val="00CB0664"/>
     <w:pPr>
@@ -10728,9 +10816,9 @@
       </w:tcPr>
     </w:tblStylePr>
   </w:style>
-  <w:style w:type="table" w:styleId="Mediumrooster3-Aksent3">
+  <w:style w:type="table" w:styleId="Cuadrculamedia3-nfasis3">
     <w:name w:val="Medium Grid 3 Accent 3"/>
-    <w:basedOn w:val="Standaardtabel"/>
+    <w:basedOn w:val="Tablanormal"/>
     <w:uiPriority w:val="69"/>
     <w:rsid w:val="00CB0664"/>
     <w:pPr>
@@ -10862,9 +10950,9 @@
       </w:tcPr>
     </w:tblStylePr>
   </w:style>
-  <w:style w:type="table" w:styleId="Mediumrooster3-Aksent4">
+  <w:style w:type="table" w:styleId="Cuadrculamedia3-nfasis4">
     <w:name w:val="Medium Grid 3 Accent 4"/>
-    <w:basedOn w:val="Standaardtabel"/>
+    <w:basedOn w:val="Tablanormal"/>
     <w:uiPriority w:val="69"/>
     <w:rsid w:val="00CB0664"/>
     <w:pPr>
@@ -10996,9 +11084,9 @@
       </w:tcPr>
     </w:tblStylePr>
   </w:style>
-  <w:style w:type="table" w:styleId="Mediumrooster3-Aksent5">
+  <w:style w:type="table" w:styleId="Cuadrculamedia3-nfasis5">
     <w:name w:val="Medium Grid 3 Accent 5"/>
-    <w:basedOn w:val="Standaardtabel"/>
+    <w:basedOn w:val="Tablanormal"/>
     <w:uiPriority w:val="69"/>
     <w:rsid w:val="00CB0664"/>
     <w:pPr>
@@ -11130,9 +11218,9 @@
       </w:tcPr>
     </w:tblStylePr>
   </w:style>
-  <w:style w:type="table" w:styleId="Mediumrooster3-Aksent6">
+  <w:style w:type="table" w:styleId="Cuadrculamedia3-nfasis6">
     <w:name w:val="Medium Grid 3 Accent 6"/>
-    <w:basedOn w:val="Standaardtabel"/>
+    <w:basedOn w:val="Tablanormal"/>
     <w:uiPriority w:val="69"/>
     <w:rsid w:val="00CB0664"/>
     <w:pPr>
@@ -11264,9 +11352,9 @@
       </w:tcPr>
     </w:tblStylePr>
   </w:style>
-  <w:style w:type="table" w:styleId="DonkerLys">
+  <w:style w:type="table" w:styleId="Listaoscura">
     <w:name w:val="Dark List"/>
-    <w:basedOn w:val="Standaardtabel"/>
+    <w:basedOn w:val="Tablanormal"/>
     <w:uiPriority w:val="70"/>
     <w:rsid w:val="00CB0664"/>
     <w:pPr>
@@ -11371,9 +11459,9 @@
       </w:tcPr>
     </w:tblStylePr>
   </w:style>
-  <w:style w:type="table" w:styleId="DonkerLys-Aksent1">
+  <w:style w:type="table" w:styleId="Listaoscura-nfasis1">
     <w:name w:val="Dark List Accent 1"/>
-    <w:basedOn w:val="Standaardtabel"/>
+    <w:basedOn w:val="Tablanormal"/>
     <w:uiPriority w:val="70"/>
     <w:rsid w:val="00CB0664"/>
     <w:pPr>
@@ -11478,9 +11566,9 @@
       </w:tcPr>
     </w:tblStylePr>
   </w:style>
-  <w:style w:type="table" w:styleId="DonkerLys-Aksent2">
+  <w:style w:type="table" w:styleId="Listaoscura-nfasis2">
     <w:name w:val="Dark List Accent 2"/>
-    <w:basedOn w:val="Standaardtabel"/>
+    <w:basedOn w:val="Tablanormal"/>
     <w:uiPriority w:val="70"/>
     <w:rsid w:val="00CB0664"/>
     <w:pPr>
@@ -11585,9 +11673,9 @@
       </w:tcPr>
     </w:tblStylePr>
   </w:style>
-  <w:style w:type="table" w:styleId="DonkerLys-Aksent3">
+  <w:style w:type="table" w:styleId="Listaoscura-nfasis3">
     <w:name w:val="Dark List Accent 3"/>
-    <w:basedOn w:val="Standaardtabel"/>
+    <w:basedOn w:val="Tablanormal"/>
     <w:uiPriority w:val="70"/>
     <w:rsid w:val="00CB0664"/>
     <w:pPr>
@@ -11692,9 +11780,9 @@
       </w:tcPr>
     </w:tblStylePr>
   </w:style>
-  <w:style w:type="table" w:styleId="DonkerLys-Aksent4">
+  <w:style w:type="table" w:styleId="Listaoscura-nfasis4">
     <w:name w:val="Dark List Accent 4"/>
-    <w:basedOn w:val="Standaardtabel"/>
+    <w:basedOn w:val="Tablanormal"/>
     <w:uiPriority w:val="70"/>
     <w:rsid w:val="00CB0664"/>
     <w:pPr>
@@ -11799,9 +11887,9 @@
       </w:tcPr>
     </w:tblStylePr>
   </w:style>
-  <w:style w:type="table" w:styleId="DonkerLys-Aksent5">
+  <w:style w:type="table" w:styleId="Listaoscura-nfasis5">
     <w:name w:val="Dark List Accent 5"/>
-    <w:basedOn w:val="Standaardtabel"/>
+    <w:basedOn w:val="Tablanormal"/>
     <w:uiPriority w:val="70"/>
     <w:rsid w:val="00CB0664"/>
     <w:pPr>
@@ -11906,9 +11994,9 @@
       </w:tcPr>
     </w:tblStylePr>
   </w:style>
-  <w:style w:type="table" w:styleId="DonkerLys-Aksent6">
+  <w:style w:type="table" w:styleId="Listaoscura-nfasis6">
     <w:name w:val="Dark List Accent 6"/>
-    <w:basedOn w:val="Standaardtabel"/>
+    <w:basedOn w:val="Tablanormal"/>
     <w:uiPriority w:val="70"/>
     <w:rsid w:val="00CB0664"/>
     <w:pPr>
@@ -12013,9 +12101,9 @@
       </w:tcPr>
     </w:tblStylePr>
   </w:style>
-  <w:style w:type="table" w:styleId="KleurvolleTinting">
+  <w:style w:type="table" w:styleId="Sombreadovistoso">
     <w:name w:val="Colorful Shading"/>
-    <w:basedOn w:val="Standaardtabel"/>
+    <w:basedOn w:val="Tablanormal"/>
     <w:uiPriority w:val="71"/>
     <w:rsid w:val="00CB0664"/>
     <w:pPr>
@@ -12128,9 +12216,9 @@
       </w:rPr>
     </w:tblStylePr>
   </w:style>
-  <w:style w:type="table" w:styleId="KleurvolleTinting-Aksent1">
+  <w:style w:type="table" w:styleId="Sombreadovistoso-nfasis1">
     <w:name w:val="Colorful Shading Accent 1"/>
-    <w:basedOn w:val="Standaardtabel"/>
+    <w:basedOn w:val="Tablanormal"/>
     <w:uiPriority w:val="71"/>
     <w:rsid w:val="00CB0664"/>
     <w:pPr>
@@ -12243,9 +12331,9 @@
       </w:rPr>
     </w:tblStylePr>
   </w:style>
-  <w:style w:type="table" w:styleId="KleurvolleTinting-Aksent2">
+  <w:style w:type="table" w:styleId="Sombreadovistoso-nfasis2">
     <w:name w:val="Colorful Shading Accent 2"/>
-    <w:basedOn w:val="Standaardtabel"/>
+    <w:basedOn w:val="Tablanormal"/>
     <w:uiPriority w:val="71"/>
     <w:rsid w:val="00CB0664"/>
     <w:pPr>
@@ -12358,9 +12446,9 @@
       </w:rPr>
     </w:tblStylePr>
   </w:style>
-  <w:style w:type="table" w:styleId="KleurvolleTinting-Aksent3">
+  <w:style w:type="table" w:styleId="Sombreadovistoso-nfasis3">
     <w:name w:val="Colorful Shading Accent 3"/>
-    <w:basedOn w:val="Standaardtabel"/>
+    <w:basedOn w:val="Tablanormal"/>
     <w:uiPriority w:val="71"/>
     <w:rsid w:val="00CB0664"/>
     <w:pPr>
@@ -12463,9 +12551,9 @@
       </w:tcPr>
     </w:tblStylePr>
   </w:style>
-  <w:style w:type="table" w:styleId="KleurvolleTinting-Aksent4">
+  <w:style w:type="table" w:styleId="Sombreadovistoso-nfasis4">
     <w:name w:val="Colorful Shading Accent 4"/>
-    <w:basedOn w:val="Standaardtabel"/>
+    <w:basedOn w:val="Tablanormal"/>
     <w:uiPriority w:val="71"/>
     <w:rsid w:val="00CB0664"/>
     <w:pPr>
@@ -12578,9 +12666,9 @@
       </w:rPr>
     </w:tblStylePr>
   </w:style>
-  <w:style w:type="table" w:styleId="KleurvolleTinting-Aksent5">
+  <w:style w:type="table" w:styleId="Sombreadovistoso-nfasis5">
     <w:name w:val="Colorful Shading Accent 5"/>
-    <w:basedOn w:val="Standaardtabel"/>
+    <w:basedOn w:val="Tablanormal"/>
     <w:uiPriority w:val="71"/>
     <w:rsid w:val="00CB0664"/>
     <w:pPr>
@@ -12693,9 +12781,9 @@
       </w:rPr>
     </w:tblStylePr>
   </w:style>
-  <w:style w:type="table" w:styleId="KleurvolleTinting-Aksent6">
+  <w:style w:type="table" w:styleId="Sombreadovistoso-nfasis6">
     <w:name w:val="Colorful Shading Accent 6"/>
-    <w:basedOn w:val="Standaardtabel"/>
+    <w:basedOn w:val="Tablanormal"/>
     <w:uiPriority w:val="71"/>
     <w:rsid w:val="00CB0664"/>
     <w:pPr>
@@ -12808,9 +12896,9 @@
       </w:rPr>
     </w:tblStylePr>
   </w:style>
-  <w:style w:type="table" w:styleId="KleurvolleLys">
+  <w:style w:type="table" w:styleId="Listavistosa">
     <w:name w:val="Colorful List"/>
-    <w:basedOn w:val="Standaardtabel"/>
+    <w:basedOn w:val="Tablanormal"/>
     <w:uiPriority w:val="72"/>
     <w:rsid w:val="00CB0664"/>
     <w:pPr>
@@ -12887,9 +12975,9 @@
       </w:tcPr>
     </w:tblStylePr>
   </w:style>
-  <w:style w:type="table" w:styleId="KleurvolleLys-Aksent1">
+  <w:style w:type="table" w:styleId="Listavistosa-nfasis1">
     <w:name w:val="Colorful List Accent 1"/>
-    <w:basedOn w:val="Standaardtabel"/>
+    <w:basedOn w:val="Tablanormal"/>
     <w:uiPriority w:val="72"/>
     <w:rsid w:val="00CB0664"/>
     <w:pPr>
@@ -12966,9 +13054,9 @@
       </w:tcPr>
     </w:tblStylePr>
   </w:style>
-  <w:style w:type="table" w:styleId="KleurvolleLys-Aksent2">
+  <w:style w:type="table" w:styleId="Listavistosa-nfasis2">
     <w:name w:val="Colorful List Accent 2"/>
-    <w:basedOn w:val="Standaardtabel"/>
+    <w:basedOn w:val="Tablanormal"/>
     <w:uiPriority w:val="72"/>
     <w:rsid w:val="00CB0664"/>
     <w:pPr>
@@ -13045,9 +13133,9 @@
       </w:tcPr>
     </w:tblStylePr>
   </w:style>
-  <w:style w:type="table" w:styleId="KleurvolleLys-Aksent3">
+  <w:style w:type="table" w:styleId="Listavistosa-nfasis3">
     <w:name w:val="Colorful List Accent 3"/>
-    <w:basedOn w:val="Standaardtabel"/>
+    <w:basedOn w:val="Tablanormal"/>
     <w:uiPriority w:val="72"/>
     <w:rsid w:val="00CB0664"/>
     <w:pPr>
@@ -13124,9 +13212,9 @@
       </w:tcPr>
     </w:tblStylePr>
   </w:style>
-  <w:style w:type="table" w:styleId="KleurvolleLys-Aksent4">
+  <w:style w:type="table" w:styleId="Listavistosa-nfasis4">
     <w:name w:val="Colorful List Accent 4"/>
-    <w:basedOn w:val="Standaardtabel"/>
+    <w:basedOn w:val="Tablanormal"/>
     <w:uiPriority w:val="72"/>
     <w:rsid w:val="00CB0664"/>
     <w:pPr>
@@ -13203,9 +13291,9 @@
       </w:tcPr>
     </w:tblStylePr>
   </w:style>
-  <w:style w:type="table" w:styleId="KleurvolleLys-Aksent5">
+  <w:style w:type="table" w:styleId="Listavistosa-nfasis5">
     <w:name w:val="Colorful List Accent 5"/>
-    <w:basedOn w:val="Standaardtabel"/>
+    <w:basedOn w:val="Tablanormal"/>
     <w:uiPriority w:val="72"/>
     <w:rsid w:val="00CB0664"/>
     <w:pPr>
@@ -13282,9 +13370,9 @@
       </w:tcPr>
     </w:tblStylePr>
   </w:style>
-  <w:style w:type="table" w:styleId="KleurvolleLys-Aksent6">
+  <w:style w:type="table" w:styleId="Listavistosa-nfasis6">
     <w:name w:val="Colorful List Accent 6"/>
-    <w:basedOn w:val="Standaardtabel"/>
+    <w:basedOn w:val="Tablanormal"/>
     <w:uiPriority w:val="72"/>
     <w:rsid w:val="00CB0664"/>
     <w:pPr>
@@ -13361,9 +13449,9 @@
       </w:tcPr>
     </w:tblStylePr>
   </w:style>
-  <w:style w:type="table" w:styleId="KleurvolleRooster">
+  <w:style w:type="table" w:styleId="Cuadrculavistosa">
     <w:name w:val="Colorful Grid"/>
-    <w:basedOn w:val="Standaardtabel"/>
+    <w:basedOn w:val="Tablanormal"/>
     <w:uiPriority w:val="73"/>
     <w:rsid w:val="00CB0664"/>
     <w:pPr>
@@ -13434,9 +13522,9 @@
       </w:tcPr>
     </w:tblStylePr>
   </w:style>
-  <w:style w:type="table" w:styleId="KleurvolleRooster-Aksent1">
+  <w:style w:type="table" w:styleId="Cuadrculavistosa-nfasis1">
     <w:name w:val="Colorful Grid Accent 1"/>
-    <w:basedOn w:val="Standaardtabel"/>
+    <w:basedOn w:val="Tablanormal"/>
     <w:uiPriority w:val="73"/>
     <w:rsid w:val="00CB0664"/>
     <w:pPr>
@@ -13507,9 +13595,9 @@
       </w:tcPr>
     </w:tblStylePr>
   </w:style>
-  <w:style w:type="table" w:styleId="KleurvolleRooster-Aksent2">
+  <w:style w:type="table" w:styleId="Cuadrculavistosa-nfasis2">
     <w:name w:val="Colorful Grid Accent 2"/>
-    <w:basedOn w:val="Standaardtabel"/>
+    <w:basedOn w:val="Tablanormal"/>
     <w:uiPriority w:val="73"/>
     <w:rsid w:val="00CB0664"/>
     <w:pPr>
@@ -13580,9 +13668,9 @@
       </w:tcPr>
     </w:tblStylePr>
   </w:style>
-  <w:style w:type="table" w:styleId="KleurvolleRooster-Aksent3">
+  <w:style w:type="table" w:styleId="Cuadrculavistosa-nfasis3">
     <w:name w:val="Colorful Grid Accent 3"/>
-    <w:basedOn w:val="Standaardtabel"/>
+    <w:basedOn w:val="Tablanormal"/>
     <w:uiPriority w:val="73"/>
     <w:rsid w:val="00CB0664"/>
     <w:pPr>
@@ -13653,9 +13741,9 @@
       </w:tcPr>
     </w:tblStylePr>
   </w:style>
-  <w:style w:type="table" w:styleId="KleurvolleRooster-Aksent4">
+  <w:style w:type="table" w:styleId="Cuadrculavistosa-nfasis4">
     <w:name w:val="Colorful Grid Accent 4"/>
-    <w:basedOn w:val="Standaardtabel"/>
+    <w:basedOn w:val="Tablanormal"/>
     <w:uiPriority w:val="73"/>
     <w:rsid w:val="00CB0664"/>
     <w:pPr>
@@ -13726,9 +13814,9 @@
       </w:tcPr>
     </w:tblStylePr>
   </w:style>
-  <w:style w:type="table" w:styleId="KleurvolleRooster-Aksent5">
+  <w:style w:type="table" w:styleId="Cuadrculavistosa-nfasis5">
     <w:name w:val="Colorful Grid Accent 5"/>
-    <w:basedOn w:val="Standaardtabel"/>
+    <w:basedOn w:val="Tablanormal"/>
     <w:uiPriority w:val="73"/>
     <w:rsid w:val="00CB0664"/>
     <w:pPr>
@@ -13799,9 +13887,9 @@
       </w:tcPr>
     </w:tblStylePr>
   </w:style>
-  <w:style w:type="table" w:styleId="KleurvolleRooster-Aksent6">
+  <w:style w:type="table" w:styleId="Cuadrculavistosa-nfasis6">
     <w:name w:val="Colorful Grid Accent 6"/>
-    <w:basedOn w:val="Standaardtabel"/>
+    <w:basedOn w:val="Tablanormal"/>
     <w:uiPriority w:val="73"/>
     <w:rsid w:val="00CB0664"/>
     <w:pPr>
@@ -13872,9 +13960,9 @@
       </w:tcPr>
     </w:tblStylePr>
   </w:style>
-  <w:style w:type="character" w:styleId="Hiperskakel">
+  <w:style w:type="character" w:styleId="Hipervnculo">
     <w:name w:val="Hyperlink"/>
-    <w:basedOn w:val="Verstekparagraaffont"/>
+    <w:basedOn w:val="Fuentedeprrafopredeter"/>
     <w:uiPriority w:val="99"/>
     <w:unhideWhenUsed/>
     <w:rsid w:val="00AF5AAE"/>
@@ -13883,9 +13971,9 @@
       <w:u w:val="single"/>
     </w:rPr>
   </w:style>
-  <w:style w:type="character" w:styleId="Onopgelostemelding">
+  <w:style w:type="character" w:styleId="Mencinsinresolver">
     <w:name w:val="Unresolved Mention"/>
-    <w:basedOn w:val="Verstekparagraaffont"/>
+    <w:basedOn w:val="Fuentedeprrafopredeter"/>
     <w:uiPriority w:val="99"/>
     <w:semiHidden/>
     <w:unhideWhenUsed/>

--- a/public/JuarezMonroy Arturo CV.docx
+++ b/public/JuarezMonroy Arturo CV.docx
@@ -9,25 +9,25 @@
         <w:rPr>
           <w:b/>
           <w:color w:val="1B8A0C"/>
-          <w:sz w:val="24"/>
-          <w:szCs w:val="18"/>
+          <w:sz w:val="20"/>
+          <w:szCs w:val="14"/>
         </w:rPr>
       </w:pPr>
       <w:r>
         <w:rPr>
           <w:noProof/>
           <w:color w:val="1B8A0C"/>
-          <w:sz w:val="14"/>
-          <w:szCs w:val="18"/>
+          <w:sz w:val="10"/>
+          <w:szCs w:val="14"/>
         </w:rPr>
         <w:drawing>
-          <wp:anchor distT="0" distB="0" distL="114300" distR="114300" simplePos="0" relativeHeight="251659264" behindDoc="0" locked="0" layoutInCell="1" allowOverlap="1" wp14:anchorId="03048CA8" wp14:editId="123E56BA">
+          <wp:anchor distT="0" distB="0" distL="114300" distR="114300" simplePos="0" relativeHeight="251658240" behindDoc="0" locked="0" layoutInCell="1" allowOverlap="1" wp14:anchorId="03048CA8" wp14:editId="043C61B7">
             <wp:simplePos x="0" y="0"/>
             <wp:positionH relativeFrom="column">
-              <wp:posOffset>4114867</wp:posOffset>
+              <wp:posOffset>4227195</wp:posOffset>
             </wp:positionH>
             <wp:positionV relativeFrom="paragraph">
-              <wp:posOffset>-275122</wp:posOffset>
+              <wp:posOffset>-326118</wp:posOffset>
             </wp:positionV>
             <wp:extent cx="619125" cy="708009"/>
             <wp:effectExtent l="19050" t="19050" r="9525" b="16510"/>
@@ -122,8 +122,8 @@
         <w:rPr>
           <w:b/>
           <w:color w:val="1B8A0C"/>
-          <w:sz w:val="24"/>
-          <w:szCs w:val="18"/>
+          <w:sz w:val="20"/>
+          <w:szCs w:val="14"/>
         </w:rPr>
         <w:t>Arturo Juárez Monroy</w:t>
       </w:r>
@@ -180,6 +180,8 @@
         <w:spacing w:after="40"/>
         <w:jc w:val="center"/>
         <w:rPr>
+          <w:i/>
+          <w:iCs/>
           <w:sz w:val="18"/>
           <w:szCs w:val="24"/>
         </w:rPr>
@@ -214,19 +216,21 @@
     <w:p>
       <w:pPr>
         <w:pStyle w:val="Ttulo1"/>
-        <w:pBdr>
-          <w:bottom w:val="single" w:sz="8" w:space="1" w:color="D9E2F3"/>
-        </w:pBdr>
         <w:rPr>
           <w:color w:val="1B8A0C"/>
         </w:rPr>
       </w:pPr>
       <w:r>
         <w:rPr>
-          <w:rFonts w:ascii="Calibri" w:hAnsi="Calibri"/>
           <w:color w:val="1B8A0C"/>
         </w:rPr>
-        <w:t>PERFIL PROFESIONAL</w:t>
+        <w:t>Perfil</w:t>
+      </w:r>
+      <w:r>
+        <w:rPr>
+          <w:color w:val="1B8A0C"/>
+        </w:rPr>
+        <w:t xml:space="preserve"> profesional </w:t>
       </w:r>
     </w:p>
     <w:p>
@@ -289,209 +293,22 @@
       <w:r>
         <w:t>.</w:t>
       </w:r>
-    </w:p>
-    <w:p/>
-    <w:p>
-      <w:pPr>
-        <w:pStyle w:val="Ttulo1"/>
-        <w:pBdr>
-          <w:bottom w:val="single" w:sz="8" w:space="1" w:color="D9E2F3"/>
-        </w:pBdr>
-        <w:rPr>
-          <w:color w:val="1B8A0C"/>
-        </w:rPr>
-      </w:pPr>
-      <w:r>
-        <w:rPr>
-          <w:rFonts w:ascii="Calibri" w:hAnsi="Calibri"/>
-          <w:color w:val="1B8A0C"/>
-        </w:rPr>
-        <w:t>COMPETENCIAS TÉCNICAS</w:t>
+      <w:r>
+        <w:t xml:space="preserve"> </w:t>
       </w:r>
     </w:p>
     <w:p>
       <w:pPr>
-        <w:rPr>
-          <w:bCs/>
-        </w:rPr>
-      </w:pPr>
-      <w:r>
-        <w:rPr>
-          <w:b/>
-        </w:rPr>
-        <w:t>Frontend:</w:t>
-      </w:r>
-      <w:r>
-        <w:rPr>
-          <w:bCs/>
-        </w:rPr>
-        <w:t xml:space="preserve"> JavaScript, </w:t>
-      </w:r>
-      <w:proofErr w:type="spellStart"/>
-      <w:r>
-        <w:rPr>
-          <w:bCs/>
-        </w:rPr>
-        <w:t>TypeScript</w:t>
-      </w:r>
-      <w:proofErr w:type="spellEnd"/>
-      <w:r>
-        <w:rPr>
-          <w:bCs/>
-        </w:rPr>
-        <w:t xml:space="preserve">, </w:t>
-      </w:r>
-      <w:proofErr w:type="spellStart"/>
-      <w:r>
-        <w:rPr>
-          <w:bCs/>
-        </w:rPr>
-        <w:t>React</w:t>
-      </w:r>
-      <w:proofErr w:type="spellEnd"/>
-      <w:r>
-        <w:rPr>
-          <w:bCs/>
-        </w:rPr>
-        <w:t xml:space="preserve">, Next.js, Angular, HTML5, </w:t>
-      </w:r>
-      <w:proofErr w:type="spellStart"/>
-      <w:r>
-        <w:rPr>
-          <w:bCs/>
-        </w:rPr>
-        <w:t>Canvas</w:t>
-      </w:r>
-      <w:proofErr w:type="spellEnd"/>
-      <w:r>
-        <w:rPr>
-          <w:bCs/>
-        </w:rPr>
-        <w:t xml:space="preserve">, CSS, </w:t>
-      </w:r>
-      <w:proofErr w:type="spellStart"/>
-      <w:r>
-        <w:rPr>
-          <w:bCs/>
-        </w:rPr>
-        <w:t>Tailwind</w:t>
-      </w:r>
-      <w:proofErr w:type="spellEnd"/>
-      <w:r>
-        <w:rPr>
-          <w:bCs/>
-        </w:rPr>
-        <w:t xml:space="preserve"> CSS, Astro, </w:t>
-      </w:r>
-      <w:r>
-        <w:rPr>
-          <w:bCs/>
-        </w:rPr>
-        <w:t>Vite</w:t>
-      </w:r>
-      <w:r>
-        <w:rPr>
-          <w:bCs/>
-        </w:rPr>
-        <w:t xml:space="preserve">, </w:t>
-      </w:r>
-      <w:proofErr w:type="spellStart"/>
-      <w:r>
-        <w:rPr>
-          <w:bCs/>
-        </w:rPr>
-        <w:t>React</w:t>
-      </w:r>
-      <w:proofErr w:type="spellEnd"/>
-      <w:r>
-        <w:rPr>
-          <w:bCs/>
-        </w:rPr>
-        <w:t xml:space="preserve"> Native, Three.js, A-Frame, Responsive </w:t>
-      </w:r>
-      <w:proofErr w:type="spellStart"/>
-      <w:r>
-        <w:rPr>
-          <w:bCs/>
-        </w:rPr>
-        <w:t>Design</w:t>
-      </w:r>
-      <w:proofErr w:type="spellEnd"/>
-      <w:r>
-        <w:rPr>
-          <w:bCs/>
-        </w:rPr>
-        <w:t>, componentes reutilizables (</w:t>
-      </w:r>
-      <w:proofErr w:type="spellStart"/>
-      <w:r>
-        <w:rPr>
-          <w:bCs/>
-        </w:rPr>
-        <w:t>React</w:t>
-      </w:r>
-      <w:proofErr w:type="spellEnd"/>
-      <w:r>
-        <w:rPr>
-          <w:bCs/>
-        </w:rPr>
-        <w:t xml:space="preserve">, Angular y Web </w:t>
-      </w:r>
-      <w:proofErr w:type="spellStart"/>
-      <w:r>
-        <w:rPr>
-          <w:bCs/>
-        </w:rPr>
-        <w:t>Components</w:t>
-      </w:r>
-      <w:proofErr w:type="spellEnd"/>
-      <w:r>
-        <w:rPr>
-          <w:bCs/>
-        </w:rPr>
-        <w:t xml:space="preserve">), consumo e integración de </w:t>
-      </w:r>
-      <w:proofErr w:type="spellStart"/>
-      <w:r>
-        <w:rPr>
-          <w:bCs/>
-        </w:rPr>
-        <w:t>APIs</w:t>
-      </w:r>
-      <w:proofErr w:type="spellEnd"/>
-      <w:r>
-        <w:rPr>
-          <w:bCs/>
-        </w:rPr>
-        <w:t xml:space="preserve"> REST, manejo de estado en </w:t>
-      </w:r>
-      <w:proofErr w:type="spellStart"/>
-      <w:r>
-        <w:rPr>
-          <w:bCs/>
-        </w:rPr>
-        <w:t>React</w:t>
-      </w:r>
-      <w:proofErr w:type="spellEnd"/>
-      <w:r>
-        <w:rPr>
-          <w:bCs/>
-        </w:rPr>
-        <w:t xml:space="preserve"> y desarrollo de </w:t>
-      </w:r>
-      <w:proofErr w:type="spellStart"/>
-      <w:r>
-        <w:rPr>
-          <w:bCs/>
-        </w:rPr>
-        <w:t>PWAs</w:t>
-      </w:r>
-      <w:proofErr w:type="spellEnd"/>
-      <w:r>
-        <w:rPr>
-          <w:bCs/>
-        </w:rPr>
-        <w:t>.</w:t>
+        <w:pStyle w:val="Ttulo1"/>
+        <w:rPr>
+          <w:color w:val="1B8A0C"/>
+        </w:rPr>
+      </w:pPr>
+      <w:r>
+        <w:rPr>
+          <w:color w:val="1B8A0C"/>
+        </w:rPr>
+        <w:t xml:space="preserve">Competencias técnicas </w:t>
       </w:r>
     </w:p>
     <w:p>
@@ -500,59 +317,147 @@
           <w:bCs/>
         </w:rPr>
       </w:pPr>
+      <w:r>
+        <w:rPr>
+          <w:b/>
+        </w:rPr>
+        <w:t>Frontend:</w:t>
+      </w:r>
+      <w:r>
+        <w:rPr>
+          <w:bCs/>
+        </w:rPr>
+        <w:t xml:space="preserve"> JavaScript, </w:t>
+      </w:r>
       <w:proofErr w:type="spellStart"/>
       <w:r>
         <w:rPr>
-          <w:b/>
-        </w:rPr>
-        <w:t>Backend</w:t>
+          <w:bCs/>
+        </w:rPr>
+        <w:t>TypeScript</w:t>
       </w:r>
       <w:proofErr w:type="spellEnd"/>
       <w:r>
         <w:rPr>
-          <w:b/>
-        </w:rPr>
-        <w:t xml:space="preserve"> y datos:</w:t>
-      </w:r>
-      <w:r>
-        <w:rPr>
           <w:bCs/>
         </w:rPr>
-        <w:t xml:space="preserve"> Node.js, Java, Spring Boot, </w:t>
+        <w:t xml:space="preserve">, </w:t>
       </w:r>
       <w:proofErr w:type="spellStart"/>
       <w:r>
         <w:rPr>
           <w:bCs/>
         </w:rPr>
-        <w:t>Hibernate</w:t>
+        <w:t>React</w:t>
       </w:r>
       <w:proofErr w:type="spellEnd"/>
       <w:r>
         <w:rPr>
           <w:bCs/>
         </w:rPr>
-        <w:t xml:space="preserve">, HQL, </w:t>
+        <w:t xml:space="preserve">, Next.js, Angular, HTML5, </w:t>
       </w:r>
       <w:proofErr w:type="spellStart"/>
       <w:r>
         <w:rPr>
           <w:bCs/>
         </w:rPr>
-        <w:t>Criteria</w:t>
+        <w:t>Canvas</w:t>
       </w:r>
       <w:proofErr w:type="spellEnd"/>
       <w:r>
         <w:rPr>
           <w:bCs/>
         </w:rPr>
-        <w:t xml:space="preserve"> API, SQL, PL/SQL, Oracle, PostgreSQL, MySQL, SQL Server, SQLite, MongoDB, Prisma ORM, Laravel, PHP, desarrollo de </w:t>
+        <w:t xml:space="preserve">, CSS, </w:t>
       </w:r>
       <w:proofErr w:type="spellStart"/>
       <w:r>
         <w:rPr>
           <w:bCs/>
         </w:rPr>
+        <w:t>Tailwind</w:t>
+      </w:r>
+      <w:proofErr w:type="spellEnd"/>
+      <w:r>
+        <w:rPr>
+          <w:bCs/>
+        </w:rPr>
+        <w:t xml:space="preserve"> CSS, Astro, </w:t>
+      </w:r>
+      <w:r>
+        <w:rPr>
+          <w:bCs/>
+        </w:rPr>
+        <w:t>Vite</w:t>
+      </w:r>
+      <w:r>
+        <w:rPr>
+          <w:bCs/>
+        </w:rPr>
+        <w:t xml:space="preserve">, </w:t>
+      </w:r>
+      <w:proofErr w:type="spellStart"/>
+      <w:r>
+        <w:rPr>
+          <w:bCs/>
+        </w:rPr>
+        <w:t>React</w:t>
+      </w:r>
+      <w:proofErr w:type="spellEnd"/>
+      <w:r>
+        <w:rPr>
+          <w:bCs/>
+        </w:rPr>
+        <w:t xml:space="preserve"> Native, Three.js, A-Frame, Responsive </w:t>
+      </w:r>
+      <w:proofErr w:type="spellStart"/>
+      <w:r>
+        <w:rPr>
+          <w:bCs/>
+        </w:rPr>
+        <w:t>Design</w:t>
+      </w:r>
+      <w:proofErr w:type="spellEnd"/>
+      <w:r>
+        <w:rPr>
+          <w:bCs/>
+        </w:rPr>
+        <w:t>, componentes reutilizables (</w:t>
+      </w:r>
+      <w:proofErr w:type="spellStart"/>
+      <w:r>
+        <w:rPr>
+          <w:bCs/>
+        </w:rPr>
+        <w:t>React</w:t>
+      </w:r>
+      <w:proofErr w:type="spellEnd"/>
+      <w:r>
+        <w:rPr>
+          <w:bCs/>
+        </w:rPr>
+        <w:t xml:space="preserve">, Angular y Web </w:t>
+      </w:r>
+      <w:proofErr w:type="spellStart"/>
+      <w:r>
+        <w:rPr>
+          <w:bCs/>
+        </w:rPr>
+        <w:t>Components</w:t>
+      </w:r>
+      <w:proofErr w:type="spellEnd"/>
+      <w:r>
+        <w:rPr>
+          <w:bCs/>
+        </w:rPr>
+        <w:t xml:space="preserve">), consumo e integración de </w:t>
+      </w:r>
+      <w:proofErr w:type="spellStart"/>
+      <w:r>
+        <w:rPr>
+          <w:bCs/>
+        </w:rPr>
         <w:t>APIs</w:t>
       </w:r>
       <w:proofErr w:type="spellEnd"/>
@@ -560,7 +465,35 @@
         <w:rPr>
           <w:bCs/>
         </w:rPr>
-        <w:t xml:space="preserve"> REST, implementación de reglas de negocio, integración con bases de datos y persistencia mediante ORM y consultas nativas.</w:t>
+        <w:t xml:space="preserve"> REST, manejo de estado en </w:t>
+      </w:r>
+      <w:proofErr w:type="spellStart"/>
+      <w:r>
+        <w:rPr>
+          <w:bCs/>
+        </w:rPr>
+        <w:t>React</w:t>
+      </w:r>
+      <w:proofErr w:type="spellEnd"/>
+      <w:r>
+        <w:rPr>
+          <w:bCs/>
+        </w:rPr>
+        <w:t xml:space="preserve"> y desarrollo de </w:t>
+      </w:r>
+      <w:proofErr w:type="spellStart"/>
+      <w:r>
+        <w:rPr>
+          <w:bCs/>
+        </w:rPr>
+        <w:t>PWAs</w:t>
+      </w:r>
+      <w:proofErr w:type="spellEnd"/>
+      <w:r>
+        <w:rPr>
+          <w:bCs/>
+        </w:rPr>
+        <w:t>.</w:t>
       </w:r>
     </w:p>
     <w:p>
@@ -569,182 +502,251 @@
           <w:bCs/>
         </w:rPr>
       </w:pPr>
+      <w:proofErr w:type="spellStart"/>
       <w:r>
         <w:rPr>
           <w:b/>
         </w:rPr>
-        <w:t>Herramientas y metodologías:</w:t>
+        <w:t>Backend</w:t>
+      </w:r>
+      <w:proofErr w:type="spellEnd"/>
+      <w:r>
+        <w:rPr>
+          <w:b/>
+        </w:rPr>
+        <w:t xml:space="preserve"> y datos:</w:t>
       </w:r>
       <w:r>
         <w:rPr>
           <w:bCs/>
         </w:rPr>
-        <w:t xml:space="preserve"> Git, GitHub, Git Flow, </w:t>
+        <w:t xml:space="preserve"> Node.js, Java, Spring Boot, </w:t>
       </w:r>
       <w:proofErr w:type="spellStart"/>
       <w:r>
         <w:rPr>
           <w:bCs/>
         </w:rPr>
-        <w:t>Merge</w:t>
+        <w:t>Hibernate</w:t>
       </w:r>
       <w:proofErr w:type="spellEnd"/>
       <w:r>
         <w:rPr>
           <w:bCs/>
         </w:rPr>
-        <w:t xml:space="preserve"> </w:t>
+        <w:t xml:space="preserve">, HQL, </w:t>
       </w:r>
       <w:proofErr w:type="spellStart"/>
       <w:r>
         <w:rPr>
           <w:bCs/>
         </w:rPr>
-        <w:t>Requests</w:t>
+        <w:t>Criteria</w:t>
       </w:r>
       <w:proofErr w:type="spellEnd"/>
       <w:r>
         <w:rPr>
           <w:bCs/>
         </w:rPr>
-        <w:t xml:space="preserve">, Scrum/Agile, JSON, </w:t>
+        <w:t xml:space="preserve"> API, SQL, PL/SQL, Oracle, PostgreSQL, MySQL, SQL Server, SQLite, MongoDB, Prisma ORM, Laravel, PHP, desarrollo de </w:t>
       </w:r>
       <w:proofErr w:type="spellStart"/>
       <w:r>
         <w:rPr>
           <w:bCs/>
         </w:rPr>
-        <w:t>Firebase</w:t>
+        <w:t>APIs</w:t>
       </w:r>
       <w:proofErr w:type="spellEnd"/>
       <w:r>
         <w:rPr>
           <w:bCs/>
         </w:rPr>
-        <w:t>/</w:t>
-      </w:r>
-      <w:proofErr w:type="spellStart"/>
-      <w:r>
-        <w:rPr>
-          <w:bCs/>
-        </w:rPr>
-        <w:t>Firestore</w:t>
-      </w:r>
-      <w:proofErr w:type="spellEnd"/>
-      <w:r>
-        <w:rPr>
-          <w:bCs/>
-        </w:rPr>
-        <w:t xml:space="preserve">, WordPress, </w:t>
-      </w:r>
-      <w:r>
-        <w:rPr>
-          <w:bCs/>
-        </w:rPr>
-        <w:t>Postman</w:t>
-      </w:r>
-      <w:r>
-        <w:rPr>
-          <w:bCs/>
-        </w:rPr>
-        <w:t xml:space="preserve">, </w:t>
-      </w:r>
-      <w:r>
-        <w:rPr>
-          <w:bCs/>
-        </w:rPr>
-        <w:t xml:space="preserve">Python, Excel, Power BI, MySQL </w:t>
-      </w:r>
-      <w:proofErr w:type="spellStart"/>
-      <w:r>
-        <w:rPr>
-          <w:bCs/>
-        </w:rPr>
-        <w:t>Workbench</w:t>
-      </w:r>
-      <w:proofErr w:type="spellEnd"/>
-      <w:r>
-        <w:rPr>
-          <w:bCs/>
-        </w:rPr>
-        <w:t xml:space="preserve">, </w:t>
-      </w:r>
-      <w:r>
-        <w:rPr>
-          <w:bCs/>
-        </w:rPr>
-        <w:t>Jira</w:t>
-      </w:r>
-      <w:r>
-        <w:rPr>
-          <w:bCs/>
-        </w:rPr>
-        <w:t xml:space="preserve">, </w:t>
-      </w:r>
-      <w:r>
-        <w:rPr>
-          <w:bCs/>
-        </w:rPr>
-        <w:t xml:space="preserve">TensorFlow.js, </w:t>
-      </w:r>
-      <w:proofErr w:type="spellStart"/>
-      <w:r>
-        <w:rPr>
-          <w:bCs/>
-        </w:rPr>
-        <w:t>MobileNet</w:t>
-      </w:r>
-      <w:proofErr w:type="spellEnd"/>
-      <w:r>
-        <w:rPr>
-          <w:bCs/>
-        </w:rPr>
-        <w:t xml:space="preserve">, Ollama, GeoJSON, </w:t>
-      </w:r>
-      <w:proofErr w:type="spellStart"/>
-      <w:r>
-        <w:rPr>
-          <w:bCs/>
-        </w:rPr>
-        <w:t>OpenStreetMap</w:t>
-      </w:r>
-      <w:proofErr w:type="spellEnd"/>
-      <w:r>
-        <w:rPr>
-          <w:bCs/>
-        </w:rPr>
-        <w:t xml:space="preserve">, </w:t>
-      </w:r>
-      <w:proofErr w:type="spellStart"/>
-      <w:r>
-        <w:rPr>
-          <w:bCs/>
-        </w:rPr>
-        <w:t>Overpass</w:t>
-      </w:r>
-      <w:proofErr w:type="spellEnd"/>
-      <w:r>
-        <w:rPr>
-          <w:bCs/>
-        </w:rPr>
-        <w:t xml:space="preserve"> API, CI/CD (</w:t>
-      </w:r>
-      <w:proofErr w:type="spellStart"/>
-      <w:r>
-        <w:rPr>
-          <w:bCs/>
-        </w:rPr>
-        <w:t>Vercel</w:t>
-      </w:r>
-      <w:proofErr w:type="spellEnd"/>
-      <w:r>
-        <w:rPr>
-          <w:bCs/>
-        </w:rPr>
-        <w:t>), Web Speech API.</w:t>
+        <w:t xml:space="preserve"> REST, implementación de reglas de negocio, integración con bases de datos y persistencia mediante ORM y consultas nativas.</w:t>
       </w:r>
     </w:p>
     <w:p>
+      <w:pPr>
+        <w:rPr>
+          <w:bCs/>
+        </w:rPr>
+      </w:pPr>
+      <w:r>
+        <w:rPr>
+          <w:b/>
+        </w:rPr>
+        <w:t>Herramientas y metodologías:</w:t>
+      </w:r>
+      <w:r>
+        <w:rPr>
+          <w:bCs/>
+        </w:rPr>
+        <w:t xml:space="preserve"> Git, GitHub, Git Flow, </w:t>
+      </w:r>
+      <w:proofErr w:type="spellStart"/>
+      <w:r>
+        <w:rPr>
+          <w:bCs/>
+        </w:rPr>
+        <w:t>Merge</w:t>
+      </w:r>
+      <w:proofErr w:type="spellEnd"/>
+      <w:r>
+        <w:rPr>
+          <w:bCs/>
+        </w:rPr>
+        <w:t xml:space="preserve"> </w:t>
+      </w:r>
+      <w:proofErr w:type="spellStart"/>
+      <w:r>
+        <w:rPr>
+          <w:bCs/>
+        </w:rPr>
+        <w:t>Requests</w:t>
+      </w:r>
+      <w:proofErr w:type="spellEnd"/>
+      <w:r>
+        <w:rPr>
+          <w:bCs/>
+        </w:rPr>
+        <w:t xml:space="preserve">, Scrum/Agile, JSON, </w:t>
+      </w:r>
+      <w:proofErr w:type="spellStart"/>
+      <w:r>
+        <w:rPr>
+          <w:bCs/>
+        </w:rPr>
+        <w:t>Firebase</w:t>
+      </w:r>
+      <w:proofErr w:type="spellEnd"/>
+      <w:r>
+        <w:rPr>
+          <w:bCs/>
+        </w:rPr>
+        <w:t>/</w:t>
+      </w:r>
+      <w:proofErr w:type="spellStart"/>
+      <w:r>
+        <w:rPr>
+          <w:bCs/>
+        </w:rPr>
+        <w:t>Firestore</w:t>
+      </w:r>
+      <w:proofErr w:type="spellEnd"/>
+      <w:r>
+        <w:rPr>
+          <w:bCs/>
+        </w:rPr>
+        <w:t xml:space="preserve">, WordPress, </w:t>
+      </w:r>
+      <w:r>
+        <w:rPr>
+          <w:bCs/>
+        </w:rPr>
+        <w:t>Postman</w:t>
+      </w:r>
+      <w:r>
+        <w:rPr>
+          <w:bCs/>
+        </w:rPr>
+        <w:t xml:space="preserve">, </w:t>
+      </w:r>
+      <w:r>
+        <w:rPr>
+          <w:bCs/>
+        </w:rPr>
+        <w:t xml:space="preserve">Python, Excel, Power BI, MySQL </w:t>
+      </w:r>
+      <w:proofErr w:type="spellStart"/>
+      <w:r>
+        <w:rPr>
+          <w:bCs/>
+        </w:rPr>
+        <w:t>Workbench</w:t>
+      </w:r>
+      <w:proofErr w:type="spellEnd"/>
+      <w:r>
+        <w:rPr>
+          <w:bCs/>
+        </w:rPr>
+        <w:t xml:space="preserve">, </w:t>
+      </w:r>
+      <w:r>
+        <w:rPr>
+          <w:bCs/>
+        </w:rPr>
+        <w:t>Jira</w:t>
+      </w:r>
+      <w:r>
+        <w:rPr>
+          <w:bCs/>
+        </w:rPr>
+        <w:t xml:space="preserve">, </w:t>
+      </w:r>
+      <w:r>
+        <w:rPr>
+          <w:bCs/>
+        </w:rPr>
+        <w:t xml:space="preserve">TensorFlow.js, </w:t>
+      </w:r>
+      <w:proofErr w:type="spellStart"/>
+      <w:r>
+        <w:rPr>
+          <w:bCs/>
+        </w:rPr>
+        <w:t>MobileNet</w:t>
+      </w:r>
+      <w:proofErr w:type="spellEnd"/>
+      <w:r>
+        <w:rPr>
+          <w:bCs/>
+        </w:rPr>
+        <w:t xml:space="preserve">, Ollama, GeoJSON, </w:t>
+      </w:r>
+      <w:proofErr w:type="spellStart"/>
+      <w:r>
+        <w:rPr>
+          <w:bCs/>
+        </w:rPr>
+        <w:t>OpenStreetMap</w:t>
+      </w:r>
+      <w:proofErr w:type="spellEnd"/>
+      <w:r>
+        <w:rPr>
+          <w:bCs/>
+        </w:rPr>
+        <w:t xml:space="preserve">, </w:t>
+      </w:r>
+      <w:proofErr w:type="spellStart"/>
+      <w:r>
+        <w:rPr>
+          <w:bCs/>
+        </w:rPr>
+        <w:t>Overpass</w:t>
+      </w:r>
+      <w:proofErr w:type="spellEnd"/>
+      <w:r>
+        <w:rPr>
+          <w:bCs/>
+        </w:rPr>
+        <w:t xml:space="preserve"> API, CI/CD (</w:t>
+      </w:r>
+      <w:proofErr w:type="spellStart"/>
+      <w:r>
+        <w:rPr>
+          <w:bCs/>
+        </w:rPr>
+        <w:t>Vercel</w:t>
+      </w:r>
+      <w:proofErr w:type="spellEnd"/>
+      <w:r>
+        <w:rPr>
+          <w:bCs/>
+        </w:rPr>
+        <w:t>), Web Speech API.</w:t>
+      </w:r>
+    </w:p>
+    <w:p>
       <w:r>
         <w:rPr>
           <w:b/>
@@ -764,23 +766,24 @@
         <w:t xml:space="preserve"> (nativo) e inglés (B1).</w:t>
       </w:r>
     </w:p>
-    <w:p/>
     <w:p>
       <w:pPr>
         <w:pStyle w:val="Ttulo1"/>
-        <w:pBdr>
-          <w:bottom w:val="single" w:sz="8" w:space="1" w:color="D9E2F3"/>
-        </w:pBdr>
         <w:rPr>
           <w:color w:val="1B8A0C"/>
         </w:rPr>
       </w:pPr>
       <w:r>
         <w:rPr>
-          <w:rFonts w:ascii="Calibri" w:hAnsi="Calibri"/>
           <w:color w:val="1B8A0C"/>
         </w:rPr>
-        <w:t>EXPERIENCIA PROFESIONAL</w:t>
+        <w:t xml:space="preserve">Experiencia </w:t>
+      </w:r>
+      <w:r>
+        <w:rPr>
+          <w:color w:val="1B8A0C"/>
+        </w:rPr>
+        <w:t xml:space="preserve">laboral </w:t>
       </w:r>
     </w:p>
     <w:p>
@@ -794,33 +797,35 @@
         </w:rPr>
         <w:t xml:space="preserve">Analista Desarrollador | </w:t>
       </w:r>
-      <w:proofErr w:type="gramStart"/>
       <w:r>
         <w:rPr>
           <w:b/>
         </w:rPr>
-        <w:t>Abril</w:t>
-      </w:r>
-      <w:proofErr w:type="gramEnd"/>
+        <w:t>04/2</w:t>
+      </w:r>
       <w:r>
         <w:rPr>
           <w:b/>
         </w:rPr>
-        <w:t xml:space="preserve"> 2026 - </w:t>
-      </w:r>
-      <w:proofErr w:type="gramStart"/>
+        <w:t>02</w:t>
+      </w:r>
       <w:r>
         <w:rPr>
           <w:b/>
         </w:rPr>
-        <w:t>Junio</w:t>
-      </w:r>
-      <w:proofErr w:type="gramEnd"/>
+        <w:t>6 - 06/2</w:t>
+      </w:r>
       <w:r>
         <w:rPr>
           <w:b/>
         </w:rPr>
-        <w:t xml:space="preserve"> 2026</w:t>
+        <w:t>02</w:t>
+      </w:r>
+      <w:r>
+        <w:rPr>
+          <w:b/>
+        </w:rPr>
+        <w:t>6</w:t>
       </w:r>
     </w:p>
     <w:p>
@@ -922,7 +927,15 @@
         <w:ind w:left="288" w:hanging="202"/>
       </w:pPr>
       <w:r>
-        <w:t xml:space="preserve">Implementación de logica de negocio y manejo de DTO y VO. </w:t>
+        <w:t xml:space="preserve">Implementación de </w:t>
+      </w:r>
+      <w:proofErr w:type="spellStart"/>
+      <w:r>
+        <w:t>logica</w:t>
+      </w:r>
+      <w:proofErr w:type="spellEnd"/>
+      <w:r>
+        <w:t xml:space="preserve"> de negocio y manejo de DTO y VO. </w:t>
       </w:r>
     </w:p>
     <w:p>
@@ -980,47 +993,37 @@
         <w:rPr>
           <w:b/>
         </w:rPr>
-        <w:t xml:space="preserve">Desarrollador Full Stack </w:t>
-      </w:r>
-      <w:proofErr w:type="spellStart"/>
+        <w:t xml:space="preserve">Desarrollador Full Stack | </w:t>
+      </w:r>
       <w:r>
         <w:rPr>
           <w:b/>
         </w:rPr>
-        <w:t>React</w:t>
-      </w:r>
-      <w:proofErr w:type="spellEnd"/>
+        <w:t>07/2</w:t>
+      </w:r>
       <w:r>
         <w:rPr>
           <w:b/>
         </w:rPr>
-        <w:t xml:space="preserve"> | </w:t>
+        <w:t>02</w:t>
       </w:r>
       <w:r>
         <w:rPr>
           <w:b/>
         </w:rPr>
-        <w:t>Julio</w:t>
+        <w:t>5 - 02/2</w:t>
       </w:r>
       <w:r>
         <w:rPr>
           <w:b/>
         </w:rPr>
-        <w:t xml:space="preserve"> 2025 - </w:t>
-      </w:r>
-      <w:proofErr w:type="gramStart"/>
+        <w:t>02</w:t>
+      </w:r>
       <w:r>
         <w:rPr>
           <w:b/>
         </w:rPr>
-        <w:t>Febrero</w:t>
-      </w:r>
-      <w:proofErr w:type="gramEnd"/>
-      <w:r>
-        <w:rPr>
-          <w:b/>
-        </w:rPr>
-        <w:t xml:space="preserve"> 2026</w:t>
+        <w:t>6</w:t>
       </w:r>
     </w:p>
     <w:p>
@@ -1133,21 +1136,37 @@
         <w:rPr>
           <w:b/>
         </w:rPr>
-        <w:t xml:space="preserve">Desarrollador en PHP | Julio 2024 - </w:t>
-      </w:r>
-      <w:proofErr w:type="gramStart"/>
+        <w:t xml:space="preserve">Desarrollador en PHP | </w:t>
+      </w:r>
       <w:r>
         <w:rPr>
           <w:b/>
         </w:rPr>
-        <w:t>Diciembre</w:t>
-      </w:r>
-      <w:proofErr w:type="gramEnd"/>
+        <w:t>07/2</w:t>
+      </w:r>
       <w:r>
         <w:rPr>
           <w:b/>
         </w:rPr>
-        <w:t xml:space="preserve"> 2024</w:t>
+        <w:t>02</w:t>
+      </w:r>
+      <w:r>
+        <w:rPr>
+          <w:b/>
+        </w:rPr>
+        <w:t>4 - 12/2</w:t>
+      </w:r>
+      <w:r>
+        <w:rPr>
+          <w:b/>
+        </w:rPr>
+        <w:t>02</w:t>
+      </w:r>
+      <w:r>
+        <w:rPr>
+          <w:b/>
+        </w:rPr>
+        <w:t>4</w:t>
       </w:r>
     </w:p>
     <w:p>
@@ -1293,33 +1312,35 @@
         </w:rPr>
         <w:t xml:space="preserve">Desarrollo Web Full Stack - SECTUR | </w:t>
       </w:r>
-      <w:proofErr w:type="gramStart"/>
       <w:r>
         <w:rPr>
           <w:b/>
         </w:rPr>
-        <w:t>Diciembre</w:t>
-      </w:r>
-      <w:proofErr w:type="gramEnd"/>
+        <w:t>12/2</w:t>
+      </w:r>
       <w:r>
         <w:rPr>
           <w:b/>
         </w:rPr>
-        <w:t xml:space="preserve"> 2023 - </w:t>
-      </w:r>
-      <w:proofErr w:type="gramStart"/>
+        <w:t>02</w:t>
+      </w:r>
       <w:r>
         <w:rPr>
           <w:b/>
         </w:rPr>
-        <w:t>Agosto</w:t>
-      </w:r>
-      <w:proofErr w:type="gramEnd"/>
+        <w:t>3 - 08/2</w:t>
+      </w:r>
       <w:r>
         <w:rPr>
           <w:b/>
         </w:rPr>
-        <w:t xml:space="preserve"> 2024</w:t>
+        <w:t>02</w:t>
+      </w:r>
+      <w:r>
+        <w:rPr>
+          <w:b/>
+        </w:rPr>
+        <w:t>4</w:t>
       </w:r>
     </w:p>
     <w:p>
@@ -1459,33 +1480,35 @@
         </w:rPr>
         <w:t xml:space="preserve"> | </w:t>
       </w:r>
-      <w:proofErr w:type="gramStart"/>
       <w:r>
         <w:rPr>
           <w:b/>
         </w:rPr>
-        <w:t>Enero</w:t>
-      </w:r>
-      <w:proofErr w:type="gramEnd"/>
+        <w:t>01/2</w:t>
+      </w:r>
       <w:r>
         <w:rPr>
           <w:b/>
         </w:rPr>
-        <w:t xml:space="preserve"> 2023 - </w:t>
-      </w:r>
-      <w:proofErr w:type="gramStart"/>
+        <w:t>02</w:t>
+      </w:r>
       <w:r>
         <w:rPr>
           <w:b/>
         </w:rPr>
-        <w:t>Abril</w:t>
-      </w:r>
-      <w:proofErr w:type="gramEnd"/>
+        <w:t>3 - 04/2</w:t>
+      </w:r>
       <w:r>
         <w:rPr>
           <w:b/>
         </w:rPr>
-        <w:t xml:space="preserve"> 2023</w:t>
+        <w:t>02</w:t>
+      </w:r>
+      <w:r>
+        <w:rPr>
+          <w:b/>
+        </w:rPr>
+        <w:t>3</w:t>
       </w:r>
     </w:p>
     <w:p>
@@ -1538,7 +1561,6 @@
       </w:pPr>
       <w:proofErr w:type="spellStart"/>
       <w:r>
-        <w:lastRenderedPageBreak/>
         <w:t>Dashboard</w:t>
       </w:r>
       <w:proofErr w:type="spellEnd"/>
@@ -1574,32 +1596,17 @@
     </w:p>
     <w:p>
       <w:pPr>
-        <w:keepNext/>
-        <w:keepLines/>
-        <w:pBdr>
-          <w:bottom w:val="single" w:sz="8" w:space="1" w:color="D9E2F3"/>
-        </w:pBdr>
-        <w:spacing w:before="100"/>
-        <w:outlineLvl w:val="0"/>
-        <w:rPr>
-          <w:rFonts w:asciiTheme="majorHAnsi" w:eastAsiaTheme="majorEastAsia" w:hAnsiTheme="majorHAnsi" w:cstheme="majorBidi"/>
-          <w:b/>
-          <w:bCs/>
+        <w:pStyle w:val="Ttulo1"/>
+        <w:rPr>
           <w:color w:val="1B8A0C"/>
-          <w:sz w:val="20"/>
-          <w:szCs w:val="28"/>
-        </w:rPr>
-      </w:pPr>
-      <w:r>
-        <w:rPr>
-          <w:rFonts w:eastAsiaTheme="majorEastAsia" w:cstheme="majorBidi"/>
-          <w:b/>
-          <w:bCs/>
+        </w:rPr>
+      </w:pPr>
+      <w:r>
+        <w:rPr>
           <w:color w:val="1B8A0C"/>
-          <w:sz w:val="20"/>
-          <w:szCs w:val="28"/>
-        </w:rPr>
-        <w:t>VOLUNTARIADO</w:t>
+        </w:rPr>
+        <w:lastRenderedPageBreak/>
+        <w:t>Voluntariado</w:t>
       </w:r>
     </w:p>
     <w:p>
@@ -1636,47 +1643,61 @@
         <w:rPr>
           <w:b/>
         </w:rPr>
-        <w:t>IEEE de la UAEH ESTL</w:t>
+        <w:t xml:space="preserve">IEEE </w:t>
+      </w:r>
+      <w:r>
+        <w:rPr>
+          <w:b/>
+        </w:rPr>
+        <w:t>(</w:t>
+      </w:r>
+      <w:r>
+        <w:rPr>
+          <w:b/>
+        </w:rPr>
+        <w:t>UAEH ESTL</w:t>
+      </w:r>
+      <w:r>
+        <w:rPr>
+          <w:b/>
+        </w:rPr>
+        <w:t>)</w:t>
       </w:r>
       <w:r>
         <w:rPr>
           <w:bCs/>
         </w:rPr>
-        <w:t xml:space="preserve"> (</w:t>
-      </w:r>
-      <w:proofErr w:type="gramStart"/>
+        <w:t xml:space="preserve"> </w:t>
+      </w:r>
       <w:r>
         <w:rPr>
           <w:bCs/>
         </w:rPr>
-        <w:t>Febrero</w:t>
-      </w:r>
-      <w:proofErr w:type="gramEnd"/>
+        <w:t>02/2</w:t>
+      </w:r>
       <w:r>
         <w:rPr>
           <w:bCs/>
         </w:rPr>
-        <w:t xml:space="preserve"> 2024 - </w:t>
-      </w:r>
-      <w:proofErr w:type="gramStart"/>
+        <w:t>02</w:t>
+      </w:r>
       <w:r>
         <w:rPr>
           <w:bCs/>
         </w:rPr>
-        <w:t>Abril</w:t>
-      </w:r>
-      <w:proofErr w:type="gramEnd"/>
+        <w:t>4 - 04/2</w:t>
+      </w:r>
       <w:r>
         <w:rPr>
           <w:bCs/>
         </w:rPr>
-        <w:t xml:space="preserve"> 2024</w:t>
+        <w:t>02</w:t>
       </w:r>
       <w:r>
         <w:rPr>
           <w:bCs/>
         </w:rPr>
-        <w:t>)</w:t>
+        <w:t>4</w:t>
       </w:r>
       <w:r>
         <w:rPr>
@@ -1791,67 +1812,37 @@
     </w:p>
     <w:p>
       <w:pPr>
-        <w:pStyle w:val="Listaconvietas"/>
-        <w:numPr>
-          <w:ilvl w:val="0"/>
-          <w:numId w:val="0"/>
-        </w:numPr>
-      </w:pPr>
+        <w:pStyle w:val="Ttulo1"/>
+        <w:rPr>
+          <w:color w:val="1B8A0C"/>
+        </w:rPr>
+      </w:pPr>
+      <w:r>
+        <w:rPr>
+          <w:color w:val="1B8A0C"/>
+        </w:rPr>
+        <w:t>Proyectos destacados</w:t>
+      </w:r>
     </w:p>
     <w:p>
       <w:pPr>
-        <w:pStyle w:val="Ttulo1"/>
-        <w:pBdr>
-          <w:bottom w:val="single" w:sz="8" w:space="1" w:color="D9E2F3"/>
-        </w:pBdr>
-        <w:rPr>
-          <w:color w:val="1B8A0C"/>
-        </w:rPr>
-      </w:pPr>
-      <w:r>
-        <w:rPr>
-          <w:rFonts w:ascii="Calibri" w:hAnsi="Calibri"/>
-          <w:color w:val="1B8A0C"/>
-        </w:rPr>
-        <w:t>PROYECTO</w:t>
-      </w:r>
-      <w:r>
-        <w:rPr>
-          <w:rFonts w:ascii="Calibri" w:hAnsi="Calibri"/>
-          <w:color w:val="1B8A0C"/>
-        </w:rPr>
-        <w:t>S</w:t>
-      </w:r>
-      <w:r>
-        <w:rPr>
-          <w:rFonts w:ascii="Calibri" w:hAnsi="Calibri"/>
-          <w:color w:val="1B8A0C"/>
-        </w:rPr>
-        <w:t xml:space="preserve"> DESTACADO</w:t>
-      </w:r>
-      <w:r>
-        <w:rPr>
-          <w:rFonts w:ascii="Calibri" w:hAnsi="Calibri"/>
-          <w:color w:val="1B8A0C"/>
-        </w:rPr>
-        <w:t>S</w:t>
-      </w:r>
-    </w:p>
-    <w:p>
-      <w:pPr>
         <w:pStyle w:val="Listaconvietas"/>
         <w:ind w:left="288" w:hanging="202"/>
+        <w:rPr>
+          <w:color w:val="auto"/>
+        </w:rPr>
       </w:pPr>
       <w:r>
         <w:rPr>
           <w:b/>
+          <w:color w:val="auto"/>
         </w:rPr>
         <w:t>Aplicación SIG de Mapas del Estado de Hidalgo (2025)</w:t>
       </w:r>
       <w:r>
         <w:rPr>
           <w:i/>
-          <w:color w:val="4F4F4F"/>
+          <w:color w:val="auto"/>
         </w:rPr>
         <w:t xml:space="preserve"> | </w:t>
       </w:r>
@@ -1859,7 +1850,7 @@
       <w:r>
         <w:rPr>
           <w:i/>
-          <w:color w:val="4F4F4F"/>
+          <w:color w:val="auto"/>
         </w:rPr>
         <w:t>React</w:t>
       </w:r>
@@ -1867,22 +1858,69 @@
       <w:r>
         <w:rPr>
           <w:i/>
-          <w:color w:val="4F4F4F"/>
-        </w:rPr>
-        <w:t xml:space="preserve"> Native, JSON, GeoJSON, Excel, Python: </w:t>
-      </w:r>
-      <w:r>
+          <w:color w:val="auto"/>
+        </w:rPr>
+        <w:t xml:space="preserve"> Native, JSON, GeoJSON, Excel, Python</w:t>
+      </w:r>
+      <w:r>
+        <w:rPr>
+          <w:i/>
+          <w:color w:val="auto"/>
+        </w:rPr>
+        <w:t xml:space="preserve">. </w:t>
+      </w:r>
+      <w:r>
+        <w:rPr>
+          <w:iCs/>
+          <w:color w:val="auto"/>
+        </w:rPr>
         <w:t xml:space="preserve">Desarrollé una aplicación de Sistema de Información Geográfica (SIG) para visualizar datos de población y vivienda del </w:t>
       </w:r>
       <w:r>
         <w:rPr>
           <w:b/>
           <w:bCs/>
+          <w:iCs/>
+          <w:color w:val="auto"/>
         </w:rPr>
         <w:t>INEGI</w:t>
       </w:r>
       <w:r>
-        <w:t xml:space="preserve"> correspondientes a los 84 municipios del estado, como parte de un proyecto asociado a un artículo publicado en la revista Ciencia Latina. La aplicación colorea dinámicamente los polígonos GeoJSON de acuerdo con el indicador seleccionado por el usuario.</w:t>
+        <w:rPr>
+          <w:iCs/>
+          <w:color w:val="auto"/>
+        </w:rPr>
+        <w:t xml:space="preserve"> de los 84 municipios del estado, como parte de un proyecto asociado a un artículo publicado en Ciencia Latina. La aplicación integra marcadores personalizables, polígonos coloreados temáticamente, filtros interactivos y un flujo de conversión de datos de Excel a JSON mediante </w:t>
+      </w:r>
+      <w:proofErr w:type="spellStart"/>
+      <w:r>
+        <w:rPr>
+          <w:iCs/>
+          <w:color w:val="auto"/>
+        </w:rPr>
+        <w:t>SheetJS</w:t>
+      </w:r>
+      <w:proofErr w:type="spellEnd"/>
+      <w:r>
+        <w:rPr>
+          <w:iCs/>
+          <w:color w:val="auto"/>
+        </w:rPr>
+        <w:t>.</w:t>
+      </w:r>
+      <w:r>
+        <w:rPr>
+          <w:iCs/>
+          <w:color w:val="auto"/>
+        </w:rPr>
+        <w:t xml:space="preserve"> </w:t>
+      </w:r>
+      <w:r>
+        <w:rPr>
+          <w:iCs/>
+          <w:color w:val="auto"/>
+        </w:rPr>
+        <w:t xml:space="preserve"> </w:t>
       </w:r>
     </w:p>
     <w:p>
@@ -1895,7 +1933,10 @@
         <w:ind w:left="288"/>
       </w:pPr>
       <w:r>
-        <w:t xml:space="preserve">Articulo: https://ciencialatina.org/index.php/cienciala/article/view/19604 </w:t>
+        <w:t>Ver a</w:t>
+      </w:r>
+      <w:r>
+        <w:t xml:space="preserve">rticulo: https://ciencialatina.org/index.php/cienciala/article/view/19604 </w:t>
       </w:r>
     </w:p>
     <w:p>
@@ -1985,83 +2026,64 @@
     </w:p>
     <w:p>
       <w:pPr>
-        <w:pStyle w:val="Listaconvietas"/>
-        <w:numPr>
-          <w:ilvl w:val="0"/>
-          <w:numId w:val="0"/>
-        </w:numPr>
-        <w:ind w:left="288"/>
-      </w:pPr>
+        <w:pStyle w:val="Ttulo1"/>
+        <w:rPr>
+          <w:color w:val="1B8A0C"/>
+        </w:rPr>
+      </w:pPr>
+      <w:r>
+        <w:rPr>
+          <w:color w:val="1B8A0C"/>
+        </w:rPr>
+        <w:t>Educación</w:t>
+      </w:r>
     </w:p>
     <w:p>
-      <w:pPr>
-        <w:pStyle w:val="Ttulo1"/>
-        <w:pBdr>
-          <w:bottom w:val="single" w:sz="8" w:space="1" w:color="D9E2F3"/>
-        </w:pBdr>
-        <w:rPr>
-          <w:color w:val="1B8A0C"/>
-        </w:rPr>
-      </w:pPr>
-      <w:r>
-        <w:rPr>
-          <w:rFonts w:ascii="Calibri" w:hAnsi="Calibri"/>
-          <w:color w:val="1B8A0C"/>
-        </w:rPr>
-        <w:t>EDUCACIÓN</w:t>
+      <w:r>
+        <w:t>Ingeniería de Software – Universidad Autónoma del Estado de Hidalgo, 2020 - 2024. (Titulado).</w:t>
       </w:r>
     </w:p>
     <w:p>
       <w:r>
-        <w:t>Ingeniería de Software – Universidad Autónoma del Estado de Hidalgo, 2020 - 2024. (Titulado).</w:t>
+        <w:t>Técnico Programador</w:t>
+      </w:r>
+      <w:r>
+        <w:t xml:space="preserve"> </w:t>
+      </w:r>
+      <w:r>
+        <w:t>–</w:t>
+      </w:r>
+      <w:r>
+        <w:t xml:space="preserve"> </w:t>
+      </w:r>
+      <w:r>
+        <w:t>Centro de Estudios Tecnológicos industrial y de servicios</w:t>
+      </w:r>
+      <w:r>
+        <w:t>,</w:t>
+      </w:r>
+      <w:r>
+        <w:t xml:space="preserve"> </w:t>
+      </w:r>
+      <w:r>
+        <w:t>2017 – 2020</w:t>
+      </w:r>
+      <w:r>
+        <w:t>.</w:t>
       </w:r>
     </w:p>
     <w:p>
-      <w:r>
-        <w:t>Técnico Programador</w:t>
-      </w:r>
-      <w:r>
-        <w:t xml:space="preserve"> </w:t>
-      </w:r>
-      <w:r>
-        <w:t>–</w:t>
-      </w:r>
-      <w:r>
-        <w:t xml:space="preserve"> </w:t>
-      </w:r>
-      <w:r>
-        <w:t>Centro de Estudios Tecnológicos industrial y de servicios</w:t>
-      </w:r>
-      <w:r>
-        <w:t>,</w:t>
-      </w:r>
-      <w:r>
-        <w:t xml:space="preserve"> </w:t>
-      </w:r>
-      <w:r>
-        <w:t>2017 – 2020</w:t>
-      </w:r>
-      <w:r>
-        <w:t>.</w:t>
-      </w:r>
-    </w:p>
-    <w:p/>
-    <w:p>
       <w:pPr>
         <w:pStyle w:val="Ttulo1"/>
-        <w:pBdr>
-          <w:bottom w:val="single" w:sz="8" w:space="1" w:color="D9E2F3"/>
-        </w:pBdr>
         <w:rPr>
           <w:color w:val="1B8A0C"/>
         </w:rPr>
       </w:pPr>
       <w:r>
         <w:rPr>
-          <w:rFonts w:ascii="Calibri" w:hAnsi="Calibri"/>
           <w:color w:val="1B8A0C"/>
         </w:rPr>
-        <w:t xml:space="preserve">CERTIFICACIONES </w:t>
+        <w:t xml:space="preserve">Certificaciones </w:t>
       </w:r>
     </w:p>
     <w:p>
@@ -2086,21 +2108,8 @@
         <w:pStyle w:val="Listaconvietas"/>
         <w:ind w:left="288" w:hanging="202"/>
       </w:pPr>
-      <w:proofErr w:type="spellStart"/>
-      <w:r>
-        <w:t>Fullstack</w:t>
-      </w:r>
-      <w:proofErr w:type="spellEnd"/>
-      <w:r>
-        <w:t xml:space="preserve"> </w:t>
-      </w:r>
-      <w:proofErr w:type="spellStart"/>
-      <w:r>
-        <w:t>Application</w:t>
-      </w:r>
-      <w:proofErr w:type="spellEnd"/>
-      <w:r>
-        <w:t xml:space="preserve"> Dev.</w:t>
+      <w:r>
+        <w:t>Crea una PWA de Detección de Objetos con Angular 19 y TensorFlow.js.</w:t>
       </w:r>
     </w:p>
     <w:p>
@@ -2108,8 +2117,29 @@
         <w:pStyle w:val="Listaconvietas"/>
         <w:ind w:left="288" w:hanging="202"/>
       </w:pPr>
-      <w:r>
-        <w:t>Crea una PWA de Detección de Objetos con Angular 19 y TensorFlow.js.</w:t>
+      <w:proofErr w:type="spellStart"/>
+      <w:r>
+        <w:t>Utility</w:t>
+      </w:r>
+      <w:proofErr w:type="spellEnd"/>
+      <w:r>
+        <w:t xml:space="preserve"> </w:t>
+      </w:r>
+      <w:proofErr w:type="spellStart"/>
+      <w:r>
+        <w:t>Types</w:t>
+      </w:r>
+      <w:proofErr w:type="spellEnd"/>
+      <w:r>
+        <w:t xml:space="preserve"> en </w:t>
+      </w:r>
+      <w:proofErr w:type="spellStart"/>
+      <w:r>
+        <w:t>TypeScript</w:t>
+      </w:r>
+      <w:proofErr w:type="spellEnd"/>
+      <w:r>
+        <w:t>.</w:t>
       </w:r>
     </w:p>
     <w:p>
@@ -2117,29 +2147,8 @@
         <w:pStyle w:val="Listaconvietas"/>
         <w:ind w:left="288" w:hanging="202"/>
       </w:pPr>
-      <w:proofErr w:type="spellStart"/>
-      <w:r>
-        <w:t>Utility</w:t>
-      </w:r>
-      <w:proofErr w:type="spellEnd"/>
-      <w:r>
-        <w:t xml:space="preserve"> </w:t>
-      </w:r>
-      <w:proofErr w:type="spellStart"/>
-      <w:r>
-        <w:t>Types</w:t>
-      </w:r>
-      <w:proofErr w:type="spellEnd"/>
-      <w:r>
-        <w:t xml:space="preserve"> en </w:t>
-      </w:r>
-      <w:proofErr w:type="spellStart"/>
-      <w:r>
-        <w:t>TypeScript</w:t>
-      </w:r>
-      <w:proofErr w:type="spellEnd"/>
-      <w:r>
-        <w:t>.</w:t>
+      <w:r>
+        <w:t>Taller Git y GitHub.</w:t>
       </w:r>
     </w:p>
     <w:p>
@@ -2148,7 +2157,7 @@
         <w:ind w:left="288" w:hanging="202"/>
       </w:pPr>
       <w:r>
-        <w:t>Taller Git y GitHub.</w:t>
+        <w:t>Fundamentos de Scrum.</w:t>
       </w:r>
     </w:p>
     <w:p>
@@ -2156,8 +2165,13 @@
         <w:pStyle w:val="Listaconvietas"/>
         <w:ind w:left="288" w:hanging="202"/>
       </w:pPr>
-      <w:r>
-        <w:t>Fundamentos de Scrum.</w:t>
+      <w:proofErr w:type="spellStart"/>
+      <w:r>
+        <w:t>Prompting</w:t>
+      </w:r>
+      <w:proofErr w:type="spellEnd"/>
+      <w:r>
+        <w:t xml:space="preserve"> responsable: maximiza la IA en tu negocio.</w:t>
       </w:r>
     </w:p>
     <w:p>
@@ -2165,13 +2179,8 @@
         <w:pStyle w:val="Listaconvietas"/>
         <w:ind w:left="288" w:hanging="202"/>
       </w:pPr>
-      <w:proofErr w:type="spellStart"/>
-      <w:r>
-        <w:t>Prompting</w:t>
-      </w:r>
-      <w:proofErr w:type="spellEnd"/>
-      <w:r>
-        <w:t xml:space="preserve"> responsable: maximiza la IA en tu negocio.</w:t>
+      <w:r>
+        <w:t>Python Essentials 1.</w:t>
       </w:r>
     </w:p>
     <w:p>
@@ -2180,7 +2189,15 @@
         <w:ind w:left="288" w:hanging="202"/>
       </w:pPr>
       <w:r>
-        <w:t>Python Essentials 1.</w:t>
+        <w:t xml:space="preserve">Enterprise Full Stack </w:t>
+      </w:r>
+      <w:proofErr w:type="spellStart"/>
+      <w:r>
+        <w:t>with</w:t>
+      </w:r>
+      <w:proofErr w:type="spellEnd"/>
+      <w:r>
+        <w:t xml:space="preserve"> Spring Boot 4 and Angular 21.</w:t>
       </w:r>
     </w:p>
     <w:p>
@@ -2189,60 +2206,29 @@
         <w:ind w:left="288" w:hanging="202"/>
       </w:pPr>
       <w:r>
-        <w:t xml:space="preserve">Enterprise Full Stack </w:t>
+        <w:t xml:space="preserve">Spring Boot 4 y Java 25: Desarrolla </w:t>
       </w:r>
       <w:proofErr w:type="spellStart"/>
       <w:r>
-        <w:t>with</w:t>
+        <w:t>APIs</w:t>
       </w:r>
       <w:proofErr w:type="spellEnd"/>
       <w:r>
-        <w:t xml:space="preserve"> Spring Boot 4 and Angular 21.</w:t>
+        <w:t xml:space="preserve"> REST Profesionales.</w:t>
       </w:r>
     </w:p>
     <w:p>
       <w:pPr>
-        <w:pStyle w:val="Listaconvietas"/>
-        <w:ind w:left="288" w:hanging="202"/>
-      </w:pPr>
-      <w:r>
-        <w:t xml:space="preserve">Spring Boot 4 y Java 25: Desarrolla </w:t>
-      </w:r>
-      <w:proofErr w:type="spellStart"/>
-      <w:r>
-        <w:t>APIs</w:t>
-      </w:r>
-      <w:proofErr w:type="spellEnd"/>
-      <w:r>
-        <w:t xml:space="preserve"> REST Profesionales.</w:t>
-      </w:r>
-    </w:p>
-    <w:p>
-      <w:pPr>
-        <w:pStyle w:val="Listaconvietas"/>
-        <w:numPr>
-          <w:ilvl w:val="0"/>
-          <w:numId w:val="0"/>
-        </w:numPr>
-        <w:ind w:left="360" w:hanging="360"/>
-      </w:pPr>
-    </w:p>
-    <w:p>
-      <w:pPr>
         <w:pStyle w:val="Ttulo1"/>
-        <w:pBdr>
-          <w:bottom w:val="single" w:sz="8" w:space="1" w:color="D9E2F3"/>
-        </w:pBdr>
         <w:rPr>
           <w:color w:val="1B8A0C"/>
         </w:rPr>
       </w:pPr>
       <w:r>
         <w:rPr>
-          <w:rFonts w:ascii="Calibri" w:hAnsi="Calibri"/>
           <w:color w:val="1B8A0C"/>
         </w:rPr>
-        <w:t>HABILIDADES PERSONALES</w:t>
+        <w:t>Habilidades personales</w:t>
       </w:r>
     </w:p>
     <w:p>
@@ -2362,7 +2348,7 @@
     </w:p>
     <w:sectPr>
       <w:pgSz w:w="12240" w:h="15840"/>
-      <w:pgMar w:top="568" w:right="792" w:bottom="284" w:left="792" w:header="360" w:footer="360" w:gutter="0"/>
+      <w:pgMar w:top="568" w:right="474" w:bottom="284" w:left="426" w:header="360" w:footer="360" w:gutter="0"/>
       <w:cols w:space="720"/>
       <w:docGrid w:linePitch="360"/>
     </w:sectPr>
@@ -2372,6 +2358,32 @@
 
 <file path=word/numbering.xml><?xml version="1.0" encoding="utf-8"?>
 <w:numbering xmlns:wpc="http://schemas.microsoft.com/office/word/2010/wordprocessingCanvas" xmlns:cx="http://schemas.microsoft.com/office/drawing/2014/chartex" xmlns:cx1="http://schemas.microsoft.com/office/drawing/2015/9/8/chartex" xmlns:cx2="http://schemas.microsoft.com/office/drawing/2015/10/21/chartex" xmlns:cx3="http://schemas.microsoft.com/office/drawing/2016/5/9/chartex" xmlns:cx4="http://schemas.microsoft.com/office/drawing/2016/5/10/chartex" xmlns:cx5="http://schemas.microsoft.com/office/drawing/2016/5/11/chartex" xmlns:cx6="http://schemas.microsoft.com/office/drawing/2016/5/12/chartex" xmlns:cx7="http://schemas.microsoft.com/office/drawing/2016/5/13/chartex" xmlns:cx8="http://schemas.microsoft.com/office/drawing/2016/5/14/chartex" xmlns:mc="http://schemas.openxmlformats.org/markup-compatibility/2006" xmlns:aink="http://schemas.microsoft.com/office/drawing/2016/ink" xmlns:am3d="http://schemas.microsoft.com/office/drawing/2017/model3d" xmlns:o="urn:schemas-microsoft-com:office:office" xmlns:oel="http://schemas.microsoft.com/office/2019/extlst" xmlns:r="http://schemas.openxmlformats.org/officeDocument/2006/relationships" xmlns:m="http://schemas.openxmlformats.org/officeDocument/2006/math" xmlns:v="urn:schemas-microsoft-com:vml" xmlns:wp14="http://schemas.microsoft.com/office/word/2010/wordprocessingDrawing" xmlns:wp="http://schemas.openxmlformats.org/drawingml/2006/wordprocessingDrawing" xmlns:w10="urn:schemas-microsoft-com:office:word" xmlns:w="http://schemas.openxmlformats.org/wordprocessingml/2006/main" xmlns:w14="http://schemas.microsoft.com/office/word/2010/wordml" xmlns:w15="http://schemas.microsoft.com/office/word/2012/wordml" xmlns:w16cex="http://schemas.microsoft.com/office/word/2018/wordml/cex" xmlns:w16cid="http://schemas.microsoft.com/office/word/2016/wordml/cid" xmlns:w16="http://schemas.microsoft.com/office/word/2018/wordml" xmlns:w16du="http://schemas.microsoft.com/office/word/2023/wordml/word16du" xmlns:w16sdtdh="http://schemas.microsoft.com/office/word/2020/wordml/sdtdatahash" xmlns:w16sdtfl="http://schemas.microsoft.com/office/word/2024/wordml/sdtformatlock" xmlns:w16se="http://schemas.microsoft.com/office/word/2015/wordml/symex" xmlns:wpg="http://schemas.microsoft.com/office/word/2010/wordprocessingGroup" xmlns:wpi="http://schemas.microsoft.com/office/word/2010/wordprocessingInk" xmlns:wne="http://schemas.microsoft.com/office/word/2006/wordml" xmlns:wps="http://schemas.microsoft.com/office/word/2010/wordprocessingShape" mc:Ignorable="w14 w15 w16se w16cid w16 w16cex w16sdtdh w16sdtfl w16du wp14">
+  <w:numPicBullet w:numPicBulletId="0">
+    <w:pict>
+      <v:shapetype w14:anchorId="03048CA8" id="_x0000_t75" coordsize="21600,21600" o:spt="75" o:preferrelative="t" path="m@4@5l@4@11@9@11@9@5xe" filled="f" stroked="f">
+        <v:stroke joinstyle="miter"/>
+        <v:formulas>
+          <v:f eqn="if lineDrawn pixelLineWidth 0"/>
+          <v:f eqn="sum @0 1 0"/>
+          <v:f eqn="sum 0 0 @1"/>
+          <v:f eqn="prod @2 1 2"/>
+          <v:f eqn="prod @3 21600 pixelWidth"/>
+          <v:f eqn="prod @3 21600 pixelHeight"/>
+          <v:f eqn="sum @0 0 1"/>
+          <v:f eqn="prod @6 1 2"/>
+          <v:f eqn="prod @7 21600 pixelWidth"/>
+          <v:f eqn="sum @8 21600 0"/>
+          <v:f eqn="prod @7 21600 pixelHeight"/>
+          <v:f eqn="sum @10 21600 0"/>
+        </v:formulas>
+        <v:path o:extrusionok="f" gradientshapeok="t" o:connecttype="rect"/>
+        <o:lock v:ext="edit" aspectratio="t"/>
+      </v:shapetype>
+      <v:shape id="_x0000_i1025" type="#_x0000_t75" style="width:11.4pt;height:11.4pt" o:bullet="t">
+        <v:imagedata r:id="rId1" o:title="mso8178"/>
+      </v:shape>
+    </w:pict>
+  </w:numPicBullet>
   <w:abstractNum w:abstractNumId="0" w15:restartNumberingAfterBreak="0">
     <w:nsid w:val="FFFFFF7C"/>
     <w:multiLevelType w:val="singleLevel"/>
@@ -3185,6 +3197,7 @@
   <w:style w:type="character" w:default="1" w:styleId="Fuentedeprrafopredeter">
     <w:name w:val="Default Paragraph Font"/>
     <w:uiPriority w:val="1"/>
+    <w:semiHidden/>
     <w:unhideWhenUsed/>
   </w:style>
   <w:style w:type="table" w:default="1" w:styleId="Tablanormal">
